--- a/docs/Proj Controle Acesso.docx
+++ b/docs/Proj Controle Acesso.docx
@@ -777,6 +777,7 @@
       </w:pPr>
       <w:bookmarkStart w:id="4" w:name="_ebo4f298hjn" w:colFirst="0" w:colLast="0"/>
       <w:bookmarkEnd w:id="4"/>
+      <w:proofErr w:type="spellStart"/>
       <w:r>
         <w:rPr>
           <w:rFonts w:ascii="Arial" w:eastAsia="Arial" w:hAnsi="Arial" w:cs="Arial"/>
@@ -787,7 +788,72 @@
           <w:lang w:eastAsia="pt-BR"/>
           <w14:ligatures w14:val="none"/>
         </w:rPr>
-        <w:t>Cristiane Hayashi Vasconcelos Lima</w:t>
+        <w:t>iTech</w:t>
+      </w:r>
+      <w:proofErr w:type="spellEnd"/>
+      <w:r>
+        <w:rPr>
+          <w:rFonts w:ascii="Arial" w:eastAsia="Arial" w:hAnsi="Arial" w:cs="Arial"/>
+          <w:color w:val="000000"/>
+          <w:kern w:val="0"/>
+          <w:sz w:val="24"/>
+          <w:szCs w:val="24"/>
+          <w:lang w:eastAsia="pt-BR"/>
+          <w14:ligatures w14:val="none"/>
+        </w:rPr>
+        <w:t xml:space="preserve">, </w:t>
+      </w:r>
+      <w:proofErr w:type="spellStart"/>
+      <w:r>
+        <w:rPr>
+          <w:rFonts w:ascii="Arial" w:eastAsia="Arial" w:hAnsi="Arial" w:cs="Arial"/>
+          <w:color w:val="000000"/>
+          <w:kern w:val="0"/>
+          <w:sz w:val="24"/>
+          <w:szCs w:val="24"/>
+          <w:lang w:eastAsia="pt-BR"/>
+          <w14:ligatures w14:val="none"/>
+        </w:rPr>
+        <w:t>inspirational</w:t>
+      </w:r>
+      <w:proofErr w:type="spellEnd"/>
+      <w:r>
+        <w:rPr>
+          <w:rFonts w:ascii="Arial" w:eastAsia="Arial" w:hAnsi="Arial" w:cs="Arial"/>
+          <w:color w:val="000000"/>
+          <w:kern w:val="0"/>
+          <w:sz w:val="24"/>
+          <w:szCs w:val="24"/>
+          <w:lang w:eastAsia="pt-BR"/>
+          <w14:ligatures w14:val="none"/>
+        </w:rPr>
+        <w:t xml:space="preserve"> Tech, </w:t>
+      </w:r>
+      <w:proofErr w:type="spellStart"/>
+      <w:r>
+        <w:rPr>
+          <w:rFonts w:ascii="Arial" w:eastAsia="Arial" w:hAnsi="Arial" w:cs="Arial"/>
+          <w:color w:val="000000"/>
+          <w:kern w:val="0"/>
+          <w:sz w:val="24"/>
+          <w:szCs w:val="24"/>
+          <w:lang w:eastAsia="pt-BR"/>
+          <w14:ligatures w14:val="none"/>
+        </w:rPr>
+        <w:t>by</w:t>
+      </w:r>
+      <w:proofErr w:type="spellEnd"/>
+      <w:r>
+        <w:rPr>
+          <w:rFonts w:ascii="Arial" w:eastAsia="Arial" w:hAnsi="Arial" w:cs="Arial"/>
+          <w:color w:val="000000"/>
+          <w:kern w:val="0"/>
+          <w:sz w:val="24"/>
+          <w:szCs w:val="24"/>
+          <w:lang w:eastAsia="pt-BR"/>
+          <w14:ligatures w14:val="none"/>
+        </w:rPr>
+        <w:t>:</w:t>
       </w:r>
     </w:p>
     <w:p>
@@ -821,7 +887,7 @@
           <w:lang w:eastAsia="pt-BR"/>
           <w14:ligatures w14:val="none"/>
         </w:rPr>
-        <w:t>Ramon Baier Alves</w:t>
+        <w:t>Cristiane Hayashi Vasconcelos Lima</w:t>
       </w:r>
     </w:p>
     <w:p>
@@ -855,7 +921,7 @@
           <w:lang w:eastAsia="pt-BR"/>
           <w14:ligatures w14:val="none"/>
         </w:rPr>
-        <w:t>Pedro Paulo Ramos de Barros</w:t>
+        <w:t>Ramon Baier Alves</w:t>
       </w:r>
     </w:p>
     <w:p>
@@ -871,7 +937,6 @@
         <w:jc w:val="right"/>
         <w:rPr>
           <w:rFonts w:ascii="Arial" w:eastAsia="Arial" w:hAnsi="Arial" w:cs="Arial"/>
-          <w:b/>
           <w:color w:val="000000"/>
           <w:kern w:val="0"/>
           <w:sz w:val="24"/>
@@ -880,6 +945,18 @@
           <w14:ligatures w14:val="none"/>
         </w:rPr>
       </w:pPr>
+      <w:r>
+        <w:rPr>
+          <w:rFonts w:ascii="Arial" w:eastAsia="Arial" w:hAnsi="Arial" w:cs="Arial"/>
+          <w:color w:val="000000"/>
+          <w:kern w:val="0"/>
+          <w:sz w:val="24"/>
+          <w:szCs w:val="24"/>
+          <w:lang w:eastAsia="pt-BR"/>
+          <w14:ligatures w14:val="none"/>
+        </w:rPr>
+        <w:t>Pedro Paulo Ramos de Barros</w:t>
+      </w:r>
     </w:p>
     <w:p>
       <w:pPr>
@@ -891,7 +968,7 @@
           <w:between w:val="nil"/>
         </w:pBdr>
         <w:spacing w:after="0" w:line="240" w:lineRule="auto"/>
-        <w:jc w:val="both"/>
+        <w:jc w:val="right"/>
         <w:rPr>
           <w:rFonts w:ascii="Arial" w:eastAsia="Arial" w:hAnsi="Arial" w:cs="Arial"/>
           <w:b/>
@@ -903,8 +980,6 @@
           <w14:ligatures w14:val="none"/>
         </w:rPr>
       </w:pPr>
-      <w:bookmarkStart w:id="5" w:name="_wx7u0n5zcso3" w:colFirst="0" w:colLast="0"/>
-      <w:bookmarkEnd w:id="5"/>
     </w:p>
     <w:p>
       <w:pPr>
@@ -928,6 +1003,8 @@
           <w14:ligatures w14:val="none"/>
         </w:rPr>
       </w:pPr>
+      <w:bookmarkStart w:id="5" w:name="_wx7u0n5zcso3" w:colFirst="0" w:colLast="0"/>
+      <w:bookmarkEnd w:id="5"/>
     </w:p>
     <w:p>
       <w:pPr>
@@ -1351,7 +1428,7 @@
                 <w:sz w:val="24"/>
                 <w:szCs w:val="24"/>
               </w:rPr>
-              <w:t>Criação inicial do documento com escopo básico.</w:t>
+              <w:t>Criação inicial do documento com escopo básico do sistema de controle de acesso.</w:t>
             </w:r>
           </w:p>
         </w:tc>
@@ -1374,7 +1451,15 @@
                 <w:sz w:val="24"/>
                 <w:szCs w:val="24"/>
               </w:rPr>
-              <w:t>Cristiane Hayashi</w:t>
+              <w:t>Cristiane</w:t>
+            </w:r>
+            <w:r>
+              <w:rPr>
+                <w:rFonts w:ascii="Arial" w:hAnsi="Arial" w:cs="Arial"/>
+                <w:sz w:val="24"/>
+                <w:szCs w:val="24"/>
+              </w:rPr>
+              <w:t>, Pedro, Ramon</w:t>
             </w:r>
           </w:p>
         </w:tc>
@@ -1394,6 +1479,14 @@
                 <w:szCs w:val="24"/>
               </w:rPr>
             </w:pPr>
+            <w:r>
+              <w:rPr>
+                <w:rFonts w:ascii="Arial" w:hAnsi="Arial" w:cs="Arial"/>
+                <w:sz w:val="24"/>
+                <w:szCs w:val="24"/>
+              </w:rPr>
+              <w:t>12/03/2026</w:t>
+            </w:r>
           </w:p>
         </w:tc>
         <w:tc>
@@ -1410,6 +1503,14 @@
                 <w:szCs w:val="24"/>
               </w:rPr>
             </w:pPr>
+            <w:r>
+              <w:rPr>
+                <w:rFonts w:ascii="Arial" w:hAnsi="Arial" w:cs="Arial"/>
+                <w:sz w:val="24"/>
+                <w:szCs w:val="24"/>
+              </w:rPr>
+              <w:t>2.0</w:t>
+            </w:r>
           </w:p>
         </w:tc>
         <w:tc>
@@ -1425,6 +1526,32 @@
                 <w:szCs w:val="24"/>
               </w:rPr>
             </w:pPr>
+            <w:r>
+              <w:rPr>
+                <w:rFonts w:ascii="Arial" w:hAnsi="Arial" w:cs="Arial"/>
+                <w:sz w:val="24"/>
+                <w:szCs w:val="24"/>
+              </w:rPr>
+              <w:t xml:space="preserve">Atualização do projeto para plataforma ESP32, inclusão de interface LCD, LED RGB, </w:t>
+            </w:r>
+            <w:proofErr w:type="spellStart"/>
+            <w:r>
+              <w:rPr>
+                <w:rFonts w:ascii="Arial" w:hAnsi="Arial" w:cs="Arial"/>
+                <w:sz w:val="24"/>
+                <w:szCs w:val="24"/>
+              </w:rPr>
+              <w:t>buzzer</w:t>
+            </w:r>
+            <w:proofErr w:type="spellEnd"/>
+            <w:r>
+              <w:rPr>
+                <w:rFonts w:ascii="Arial" w:hAnsi="Arial" w:cs="Arial"/>
+                <w:sz w:val="24"/>
+                <w:szCs w:val="24"/>
+              </w:rPr>
+              <w:t xml:space="preserve"> e preparação para integração com nuvem (IoT).</w:t>
+            </w:r>
           </w:p>
         </w:tc>
         <w:tc>
@@ -1440,6 +1567,22 @@
                 <w:szCs w:val="24"/>
               </w:rPr>
             </w:pPr>
+            <w:r>
+              <w:rPr>
+                <w:rFonts w:ascii="Arial" w:hAnsi="Arial" w:cs="Arial"/>
+                <w:sz w:val="24"/>
+                <w:szCs w:val="24"/>
+              </w:rPr>
+              <w:t>Cristiane</w:t>
+            </w:r>
+            <w:r>
+              <w:rPr>
+                <w:rFonts w:ascii="Arial" w:hAnsi="Arial" w:cs="Arial"/>
+                <w:sz w:val="24"/>
+                <w:szCs w:val="24"/>
+              </w:rPr>
+              <w:t>, Pedro, Ramon</w:t>
+            </w:r>
           </w:p>
         </w:tc>
       </w:tr>
@@ -1660,34 +1803,6 @@
     </w:p>
     <w:p>
       <w:pPr>
-        <w:rPr>
-          <w:rFonts w:ascii="Arial" w:hAnsi="Arial" w:cs="Arial"/>
-        </w:rPr>
-      </w:pPr>
-    </w:p>
-    <w:p>
-      <w:pPr>
-        <w:rPr>
-          <w:rFonts w:ascii="Arial" w:hAnsi="Arial" w:cs="Arial"/>
-        </w:rPr>
-      </w:pPr>
-    </w:p>
-    <w:p>
-      <w:pPr>
-        <w:rPr>
-          <w:rFonts w:ascii="Arial" w:hAnsi="Arial" w:cs="Arial"/>
-        </w:rPr>
-      </w:pPr>
-    </w:p>
-    <w:p>
-      <w:pPr>
-        <w:rPr>
-          <w:rFonts w:ascii="Arial" w:hAnsi="Arial" w:cs="Arial"/>
-        </w:rPr>
-      </w:pPr>
-    </w:p>
-    <w:p>
-      <w:pPr>
         <w:spacing w:after="0" w:line="360" w:lineRule="auto"/>
         <w:jc w:val="center"/>
         <w:rPr>
@@ -2132,13 +2247,17 @@
         </w:numPr>
         <w:rPr>
           <w:rFonts w:ascii="Arial" w:hAnsi="Arial" w:cs="Arial"/>
-          <w:sz w:val="24"/>
-          <w:szCs w:val="24"/>
-        </w:rPr>
-      </w:pPr>
-      <w:r>
-        <w:rPr>
-          <w:rFonts w:ascii="Arial" w:hAnsi="Arial" w:cs="Arial"/>
+          <w:b/>
+          <w:bCs/>
+          <w:sz w:val="24"/>
+          <w:szCs w:val="24"/>
+        </w:rPr>
+      </w:pPr>
+      <w:r>
+        <w:rPr>
+          <w:rFonts w:ascii="Arial" w:hAnsi="Arial" w:cs="Arial"/>
+          <w:b/>
+          <w:bCs/>
           <w:sz w:val="24"/>
           <w:szCs w:val="24"/>
         </w:rPr>
@@ -2156,22 +2275,6 @@
           <w:szCs w:val="24"/>
         </w:rPr>
       </w:pPr>
-      <w:r>
-        <w:rPr>
-          <w:rFonts w:ascii="Arial" w:hAnsi="Arial" w:cs="Arial"/>
-          <w:sz w:val="24"/>
-          <w:szCs w:val="24"/>
-        </w:rPr>
-        <w:t>Este documento apresenta a especificação técnica do projeto Sistema de Controle de Acesso com Registro de Eventos, desenvolvido como protótipo educacional utilizando plataforma de sistemas embarcados baseada em Arduino Uno.</w:t>
-      </w:r>
-      <w:r>
-        <w:rPr>
-          <w:rFonts w:ascii="Arial" w:hAnsi="Arial" w:cs="Arial"/>
-          <w:sz w:val="24"/>
-          <w:szCs w:val="24"/>
-        </w:rPr>
-        <w:t xml:space="preserve"> </w:t>
-      </w:r>
     </w:p>
     <w:p>
       <w:pPr>
@@ -2189,7 +2292,7 @@
           <w:sz w:val="24"/>
           <w:szCs w:val="24"/>
         </w:rPr>
-        <w:t>O sistema propõe a implementação de um mecanismo de controle de acesso físico com autenticação por senha digitada em teclado matricial, acionamento mecânico via servo motor e registro estruturado de eventos para monitoramento e auditoria.</w:t>
+        <w:t>Este documento apresenta a especificação técnica do projeto Sistema de Controle de Acesso com Registro de Eventos, desenvolvido como protótipo educacional utilizando plataforma de sistemas embarcados baseada em ESP32.</w:t>
       </w:r>
     </w:p>
     <w:p>
@@ -2208,7 +2311,195 @@
           <w:sz w:val="24"/>
           <w:szCs w:val="24"/>
         </w:rPr>
-        <w:t>O projeto será inicialmente validado em ambiente de simulação (Wokwi), seguido de implementação prática em hardware físico. Na segunda fase, será incorporada comunicação com nuvem.</w:t>
+        <w:t>O sistema propõe a implementação de um mecanismo de controle de acesso físico com autenticação por senha digitada em teclado matricial, acionamento mecânico via servo motor e registro estruturado de eventos para monitoramento.</w:t>
+      </w:r>
+    </w:p>
+    <w:p>
+      <w:pPr>
+        <w:ind w:firstLine="567"/>
+        <w:jc w:val="both"/>
+        <w:rPr>
+          <w:rFonts w:ascii="Arial" w:hAnsi="Arial" w:cs="Arial"/>
+          <w:sz w:val="24"/>
+          <w:szCs w:val="24"/>
+        </w:rPr>
+      </w:pPr>
+      <w:r>
+        <w:rPr>
+          <w:rFonts w:ascii="Arial" w:hAnsi="Arial" w:cs="Arial"/>
+          <w:sz w:val="24"/>
+          <w:szCs w:val="24"/>
+        </w:rPr>
+        <w:t>A interface com o usuário é realizada através de:</w:t>
+      </w:r>
+    </w:p>
+    <w:p>
+      <w:pPr>
+        <w:pStyle w:val="PargrafodaLista"/>
+        <w:numPr>
+          <w:ilvl w:val="0"/>
+          <w:numId w:val="18"/>
+        </w:numPr>
+        <w:jc w:val="both"/>
+        <w:rPr>
+          <w:rFonts w:ascii="Arial" w:hAnsi="Arial" w:cs="Arial"/>
+          <w:sz w:val="24"/>
+          <w:szCs w:val="24"/>
+        </w:rPr>
+      </w:pPr>
+      <w:r>
+        <w:rPr>
+          <w:rFonts w:ascii="Arial" w:hAnsi="Arial" w:cs="Arial"/>
+          <w:sz w:val="24"/>
+          <w:szCs w:val="24"/>
+        </w:rPr>
+        <w:t>Display LCD 16x2</w:t>
+      </w:r>
+    </w:p>
+    <w:p>
+      <w:pPr>
+        <w:pStyle w:val="PargrafodaLista"/>
+        <w:numPr>
+          <w:ilvl w:val="0"/>
+          <w:numId w:val="18"/>
+        </w:numPr>
+        <w:jc w:val="both"/>
+        <w:rPr>
+          <w:rFonts w:ascii="Arial" w:hAnsi="Arial" w:cs="Arial"/>
+          <w:sz w:val="24"/>
+          <w:szCs w:val="24"/>
+        </w:rPr>
+      </w:pPr>
+      <w:r>
+        <w:rPr>
+          <w:rFonts w:ascii="Arial" w:hAnsi="Arial" w:cs="Arial"/>
+          <w:sz w:val="24"/>
+          <w:szCs w:val="24"/>
+        </w:rPr>
+        <w:t>LED RGB para indicação de status</w:t>
+      </w:r>
+    </w:p>
+    <w:p>
+      <w:pPr>
+        <w:pStyle w:val="PargrafodaLista"/>
+        <w:numPr>
+          <w:ilvl w:val="0"/>
+          <w:numId w:val="18"/>
+        </w:numPr>
+        <w:jc w:val="both"/>
+        <w:rPr>
+          <w:rFonts w:ascii="Arial" w:hAnsi="Arial" w:cs="Arial"/>
+          <w:sz w:val="24"/>
+          <w:szCs w:val="24"/>
+        </w:rPr>
+      </w:pPr>
+      <w:proofErr w:type="spellStart"/>
+      <w:r>
+        <w:rPr>
+          <w:rFonts w:ascii="Arial" w:hAnsi="Arial" w:cs="Arial"/>
+          <w:sz w:val="24"/>
+          <w:szCs w:val="24"/>
+        </w:rPr>
+        <w:t>Buzzer</w:t>
+      </w:r>
+      <w:proofErr w:type="spellEnd"/>
+      <w:r>
+        <w:rPr>
+          <w:rFonts w:ascii="Arial" w:hAnsi="Arial" w:cs="Arial"/>
+          <w:sz w:val="24"/>
+          <w:szCs w:val="24"/>
+        </w:rPr>
+        <w:t xml:space="preserve"> para alertas sonoros</w:t>
+      </w:r>
+    </w:p>
+    <w:p>
+      <w:pPr>
+        <w:ind w:firstLine="567"/>
+        <w:jc w:val="both"/>
+        <w:rPr>
+          <w:rFonts w:ascii="Arial" w:hAnsi="Arial" w:cs="Arial"/>
+          <w:sz w:val="24"/>
+          <w:szCs w:val="24"/>
+        </w:rPr>
+      </w:pPr>
+      <w:r>
+        <w:rPr>
+          <w:rFonts w:ascii="Arial" w:hAnsi="Arial" w:cs="Arial"/>
+          <w:sz w:val="24"/>
+          <w:szCs w:val="24"/>
+        </w:rPr>
+        <w:t xml:space="preserve">O projeto é inicialmente validado em ambiente de simulação utilizando </w:t>
+      </w:r>
+      <w:proofErr w:type="spellStart"/>
+      <w:r>
+        <w:rPr>
+          <w:rFonts w:ascii="Arial" w:hAnsi="Arial" w:cs="Arial"/>
+          <w:sz w:val="24"/>
+          <w:szCs w:val="24"/>
+        </w:rPr>
+        <w:t>Wokwi</w:t>
+      </w:r>
+      <w:proofErr w:type="spellEnd"/>
+      <w:r>
+        <w:rPr>
+          <w:rFonts w:ascii="Arial" w:hAnsi="Arial" w:cs="Arial"/>
+          <w:sz w:val="24"/>
+          <w:szCs w:val="24"/>
+        </w:rPr>
+        <w:t xml:space="preserve">, seguido de </w:t>
+      </w:r>
+      <w:r>
+        <w:rPr>
+          <w:rFonts w:ascii="Arial" w:hAnsi="Arial" w:cs="Arial"/>
+          <w:sz w:val="24"/>
+          <w:szCs w:val="24"/>
+          <w:highlight w:val="yellow"/>
+        </w:rPr>
+        <w:t>implementação prática em hardware físico</w:t>
+      </w:r>
+      <w:r>
+        <w:rPr>
+          <w:rFonts w:ascii="Arial" w:hAnsi="Arial" w:cs="Arial"/>
+          <w:sz w:val="24"/>
+          <w:szCs w:val="24"/>
+          <w:highlight w:val="yellow"/>
+        </w:rPr>
+        <w:t xml:space="preserve"> (vai depender do professor, a implementação em hardware físico</w:t>
+      </w:r>
+      <w:r>
+        <w:rPr>
+          <w:rFonts w:ascii="Arial" w:hAnsi="Arial" w:cs="Arial"/>
+          <w:sz w:val="24"/>
+          <w:szCs w:val="24"/>
+        </w:rPr>
+        <w:t>)</w:t>
+      </w:r>
+      <w:r>
+        <w:rPr>
+          <w:rFonts w:ascii="Arial" w:hAnsi="Arial" w:cs="Arial"/>
+          <w:sz w:val="24"/>
+          <w:szCs w:val="24"/>
+        </w:rPr>
+        <w:t>.</w:t>
+      </w:r>
+    </w:p>
+    <w:p>
+      <w:pPr>
+        <w:ind w:firstLine="567"/>
+        <w:jc w:val="both"/>
+        <w:rPr>
+          <w:rFonts w:ascii="Arial" w:hAnsi="Arial" w:cs="Arial"/>
+          <w:sz w:val="24"/>
+          <w:szCs w:val="24"/>
+        </w:rPr>
+      </w:pPr>
+      <w:r>
+        <w:rPr>
+          <w:rFonts w:ascii="Arial" w:hAnsi="Arial" w:cs="Arial"/>
+          <w:sz w:val="24"/>
+          <w:szCs w:val="24"/>
+        </w:rPr>
+        <w:t>Na segunda fase do projeto será incorporada comunicação com a nuvem utilizando IoT, permitindo registro e monitoramento remoto dos eventos de acesso.</w:t>
       </w:r>
     </w:p>
     <w:p>
@@ -2231,13 +2522,17 @@
         <w:jc w:val="both"/>
         <w:rPr>
           <w:rFonts w:ascii="Arial" w:hAnsi="Arial" w:cs="Arial"/>
-          <w:sz w:val="24"/>
-          <w:szCs w:val="24"/>
-        </w:rPr>
-      </w:pPr>
-      <w:r>
-        <w:rPr>
-          <w:rFonts w:ascii="Arial" w:hAnsi="Arial" w:cs="Arial"/>
+          <w:b/>
+          <w:bCs/>
+          <w:sz w:val="24"/>
+          <w:szCs w:val="24"/>
+        </w:rPr>
+      </w:pPr>
+      <w:r>
+        <w:rPr>
+          <w:rFonts w:ascii="Arial" w:hAnsi="Arial" w:cs="Arial"/>
+          <w:b/>
+          <w:bCs/>
           <w:sz w:val="24"/>
           <w:szCs w:val="24"/>
         </w:rPr>
@@ -2264,13 +2559,17 @@
         <w:jc w:val="both"/>
         <w:rPr>
           <w:rFonts w:ascii="Arial" w:hAnsi="Arial" w:cs="Arial"/>
-          <w:sz w:val="24"/>
-          <w:szCs w:val="24"/>
-        </w:rPr>
-      </w:pPr>
-      <w:r>
-        <w:rPr>
-          <w:rFonts w:ascii="Arial" w:hAnsi="Arial" w:cs="Arial"/>
+          <w:b/>
+          <w:bCs/>
+          <w:sz w:val="24"/>
+          <w:szCs w:val="24"/>
+        </w:rPr>
+      </w:pPr>
+      <w:r>
+        <w:rPr>
+          <w:rFonts w:ascii="Arial" w:hAnsi="Arial" w:cs="Arial"/>
+          <w:b/>
+          <w:bCs/>
           <w:sz w:val="24"/>
           <w:szCs w:val="24"/>
         </w:rPr>
@@ -2304,7 +2603,15 @@
           <w:sz w:val="24"/>
           <w:szCs w:val="24"/>
         </w:rPr>
-        <w:t>Desenvolver um sistema embarcado funcional capaz de controlar o acesso físico a múltiplos compartimentos mediante autenticação por senha, com registro e transmissão de eventos.</w:t>
+        <w:t>Desenvolver um sistema embarcado funcional capaz de controlar o acesso físico mediante autenticação por senha, com registro e futura transmissão de eventos para plataforma em nuvem</w:t>
+      </w:r>
+      <w:r>
+        <w:rPr>
+          <w:rFonts w:ascii="Arial" w:hAnsi="Arial" w:cs="Arial"/>
+          <w:sz w:val="24"/>
+          <w:szCs w:val="24"/>
+        </w:rPr>
+        <w:t>.</w:t>
       </w:r>
     </w:p>
     <w:p>
@@ -2330,13 +2637,17 @@
         <w:jc w:val="both"/>
         <w:rPr>
           <w:rFonts w:ascii="Arial" w:hAnsi="Arial" w:cs="Arial"/>
-          <w:sz w:val="24"/>
-          <w:szCs w:val="24"/>
-        </w:rPr>
-      </w:pPr>
-      <w:r>
-        <w:rPr>
-          <w:rFonts w:ascii="Arial" w:hAnsi="Arial" w:cs="Arial"/>
+          <w:b/>
+          <w:bCs/>
+          <w:sz w:val="24"/>
+          <w:szCs w:val="24"/>
+        </w:rPr>
+      </w:pPr>
+      <w:r>
+        <w:rPr>
+          <w:rFonts w:ascii="Arial" w:hAnsi="Arial" w:cs="Arial"/>
+          <w:b/>
+          <w:bCs/>
           <w:sz w:val="24"/>
           <w:szCs w:val="24"/>
         </w:rPr>
@@ -2399,7 +2710,7 @@
           <w:sz w:val="24"/>
           <w:szCs w:val="24"/>
         </w:rPr>
-        <w:t>Desenvolver algoritmo de validação de senha em linguagem C.</w:t>
+        <w:t>Desenvolver algoritmo de validação de senha em linguagem C/C++ para microcontroladores.</w:t>
       </w:r>
     </w:p>
     <w:p>
@@ -2445,7 +2756,7 @@
           <w:sz w:val="24"/>
           <w:szCs w:val="24"/>
         </w:rPr>
-        <w:t>Registrar tentativas válidas e inválidas.</w:t>
+        <w:t>Implementar interface de usuário através de display LCD.</w:t>
       </w:r>
     </w:p>
     <w:p>
@@ -2468,7 +2779,8 @@
           <w:sz w:val="24"/>
           <w:szCs w:val="24"/>
         </w:rPr>
-        <w:t>Enviar logs para servidor local via comunicação serial.</w:t>
+        <w:lastRenderedPageBreak/>
+        <w:t>Utilizar LED RGB para indicação de estados do sistema.</w:t>
       </w:r>
     </w:p>
     <w:p>
@@ -2491,7 +2803,25 @@
           <w:sz w:val="24"/>
           <w:szCs w:val="24"/>
         </w:rPr>
-        <w:t>Implementar versionamento do projeto em repositório Git.</w:t>
+        <w:t xml:space="preserve">Emitir alertas sonoros utilizando </w:t>
+      </w:r>
+      <w:proofErr w:type="spellStart"/>
+      <w:r>
+        <w:rPr>
+          <w:rFonts w:ascii="Arial" w:hAnsi="Arial" w:cs="Arial"/>
+          <w:sz w:val="24"/>
+          <w:szCs w:val="24"/>
+        </w:rPr>
+        <w:t>buzzer</w:t>
+      </w:r>
+      <w:proofErr w:type="spellEnd"/>
+      <w:r>
+        <w:rPr>
+          <w:rFonts w:ascii="Arial" w:hAnsi="Arial" w:cs="Arial"/>
+          <w:sz w:val="24"/>
+          <w:szCs w:val="24"/>
+        </w:rPr>
+        <w:t>.</w:t>
       </w:r>
     </w:p>
     <w:p>
@@ -2514,7 +2844,89 @@
           <w:sz w:val="24"/>
           <w:szCs w:val="24"/>
         </w:rPr>
-        <w:t>Estruturar documentação técnica formal.</w:t>
+        <w:t>Registrar tentativas válidas e inválidas de acesso.</w:t>
+      </w:r>
+    </w:p>
+    <w:p>
+      <w:pPr>
+        <w:pStyle w:val="PargrafodaLista"/>
+        <w:numPr>
+          <w:ilvl w:val="0"/>
+          <w:numId w:val="6"/>
+        </w:numPr>
+        <w:jc w:val="both"/>
+        <w:rPr>
+          <w:rFonts w:ascii="Arial" w:hAnsi="Arial" w:cs="Arial"/>
+          <w:sz w:val="24"/>
+          <w:szCs w:val="24"/>
+        </w:rPr>
+      </w:pPr>
+      <w:r>
+        <w:rPr>
+          <w:rFonts w:ascii="Arial" w:hAnsi="Arial" w:cs="Arial"/>
+          <w:sz w:val="24"/>
+          <w:szCs w:val="24"/>
+        </w:rPr>
+        <w:t xml:space="preserve">Estruturar o projeto utilizando controle de versão </w:t>
+      </w:r>
+      <w:proofErr w:type="spellStart"/>
+      <w:r>
+        <w:rPr>
+          <w:rFonts w:ascii="Arial" w:hAnsi="Arial" w:cs="Arial"/>
+          <w:sz w:val="24"/>
+          <w:szCs w:val="24"/>
+        </w:rPr>
+        <w:t>Git</w:t>
+      </w:r>
+      <w:proofErr w:type="spellEnd"/>
+      <w:r>
+        <w:rPr>
+          <w:rFonts w:ascii="Arial" w:hAnsi="Arial" w:cs="Arial"/>
+          <w:sz w:val="24"/>
+          <w:szCs w:val="24"/>
+        </w:rPr>
+        <w:t>.</w:t>
+      </w:r>
+    </w:p>
+    <w:p>
+      <w:pPr>
+        <w:pStyle w:val="PargrafodaLista"/>
+        <w:numPr>
+          <w:ilvl w:val="0"/>
+          <w:numId w:val="6"/>
+        </w:numPr>
+        <w:jc w:val="both"/>
+        <w:rPr>
+          <w:rFonts w:ascii="Arial" w:hAnsi="Arial" w:cs="Arial"/>
+          <w:sz w:val="24"/>
+          <w:szCs w:val="24"/>
+        </w:rPr>
+      </w:pPr>
+      <w:r>
+        <w:rPr>
+          <w:rFonts w:ascii="Arial" w:hAnsi="Arial" w:cs="Arial"/>
+          <w:sz w:val="24"/>
+          <w:szCs w:val="24"/>
+        </w:rPr>
+        <w:t>Preparar o sistema para futura integração com plataforma IoT (</w:t>
+      </w:r>
+      <w:proofErr w:type="spellStart"/>
+      <w:r>
+        <w:rPr>
+          <w:rFonts w:ascii="Arial" w:hAnsi="Arial" w:cs="Arial"/>
+          <w:sz w:val="24"/>
+          <w:szCs w:val="24"/>
+        </w:rPr>
+        <w:t>TagoIO</w:t>
+      </w:r>
+      <w:proofErr w:type="spellEnd"/>
+      <w:r>
+        <w:rPr>
+          <w:rFonts w:ascii="Arial" w:hAnsi="Arial" w:cs="Arial"/>
+          <w:sz w:val="24"/>
+          <w:szCs w:val="24"/>
+        </w:rPr>
+        <w:t>).</w:t>
       </w:r>
     </w:p>
     <w:p>
@@ -2537,13 +2949,17 @@
         <w:jc w:val="both"/>
         <w:rPr>
           <w:rFonts w:ascii="Arial" w:hAnsi="Arial" w:cs="Arial"/>
-          <w:sz w:val="24"/>
-          <w:szCs w:val="24"/>
-        </w:rPr>
-      </w:pPr>
-      <w:r>
-        <w:rPr>
-          <w:rFonts w:ascii="Arial" w:hAnsi="Arial" w:cs="Arial"/>
+          <w:b/>
+          <w:bCs/>
+          <w:sz w:val="24"/>
+          <w:szCs w:val="24"/>
+        </w:rPr>
+      </w:pPr>
+      <w:r>
+        <w:rPr>
+          <w:rFonts w:ascii="Arial" w:hAnsi="Arial" w:cs="Arial"/>
+          <w:b/>
+          <w:bCs/>
           <w:sz w:val="24"/>
           <w:szCs w:val="24"/>
         </w:rPr>
@@ -2560,23 +2976,6 @@
           <w:szCs w:val="24"/>
         </w:rPr>
       </w:pPr>
-      <w:r>
-        <w:rPr>
-          <w:rFonts w:ascii="Arial" w:hAnsi="Arial" w:cs="Arial"/>
-          <w:sz w:val="24"/>
-          <w:szCs w:val="24"/>
-        </w:rPr>
-        <w:t xml:space="preserve">Sistemas embarcados são amplamente utilizados em aplicações de controle físico, automação e segurança. A integração entre hardware e software </w:t>
-      </w:r>
-      <w:r>
-        <w:rPr>
-          <w:rFonts w:ascii="Arial" w:hAnsi="Arial" w:cs="Arial"/>
-          <w:sz w:val="24"/>
-          <w:szCs w:val="24"/>
-        </w:rPr>
-        <w:lastRenderedPageBreak/>
-        <w:t>para validação de acesso representa um caso prático relevante dentro da formação em Análise e Desenvolvimento de Sistemas.</w:t>
-      </w:r>
     </w:p>
     <w:p>
       <w:pPr>
@@ -2594,7 +2993,26 @@
           <w:sz w:val="24"/>
           <w:szCs w:val="24"/>
         </w:rPr>
-        <w:t>O projeto permite consolidar conhecimentos em:</w:t>
+        <w:t>Sistemas embarcados são amplamente utilizados em aplicações de automação, segurança e controle físico de acesso.</w:t>
+      </w:r>
+    </w:p>
+    <w:p>
+      <w:pPr>
+        <w:ind w:firstLine="567"/>
+        <w:jc w:val="both"/>
+        <w:rPr>
+          <w:rFonts w:ascii="Arial" w:hAnsi="Arial" w:cs="Arial"/>
+          <w:sz w:val="24"/>
+          <w:szCs w:val="24"/>
+        </w:rPr>
+      </w:pPr>
+      <w:r>
+        <w:rPr>
+          <w:rFonts w:ascii="Arial" w:hAnsi="Arial" w:cs="Arial"/>
+          <w:sz w:val="24"/>
+          <w:szCs w:val="24"/>
+        </w:rPr>
+        <w:t>A integração entre hardware e software para validação de acesso representa um caso prático relevante dentro da formação em Análise e Desenvolvimento de Sistemas.</w:t>
       </w:r>
     </w:p>
     <w:p>
@@ -2602,7 +3020,7 @@
         <w:pStyle w:val="PargrafodaLista"/>
         <w:numPr>
           <w:ilvl w:val="0"/>
-          <w:numId w:val="7"/>
+          <w:numId w:val="19"/>
         </w:numPr>
         <w:jc w:val="both"/>
         <w:rPr>
@@ -2617,15 +3035,7 @@
           <w:sz w:val="24"/>
           <w:szCs w:val="24"/>
         </w:rPr>
-        <w:t>Programação em linguagem C aplicada a microcontroladores</w:t>
-      </w:r>
-      <w:r>
-        <w:rPr>
-          <w:rFonts w:ascii="Arial" w:hAnsi="Arial" w:cs="Arial"/>
-          <w:sz w:val="24"/>
-          <w:szCs w:val="24"/>
-        </w:rPr>
-        <w:t>;</w:t>
+        <w:t>O projeto permite consolidar conhecimentos em:</w:t>
       </w:r>
     </w:p>
     <w:p>
@@ -2633,7 +3043,7 @@
         <w:pStyle w:val="PargrafodaLista"/>
         <w:numPr>
           <w:ilvl w:val="0"/>
-          <w:numId w:val="7"/>
+          <w:numId w:val="19"/>
         </w:numPr>
         <w:jc w:val="both"/>
         <w:rPr>
@@ -2648,15 +3058,7 @@
           <w:sz w:val="24"/>
           <w:szCs w:val="24"/>
         </w:rPr>
-        <w:t>Arquitetura de sistemas embarcados</w:t>
-      </w:r>
-      <w:r>
-        <w:rPr>
-          <w:rFonts w:ascii="Arial" w:hAnsi="Arial" w:cs="Arial"/>
-          <w:sz w:val="24"/>
-          <w:szCs w:val="24"/>
-        </w:rPr>
-        <w:t>;</w:t>
+        <w:t>Programação em linguagem C/C++ aplicada a microcontroladores;</w:t>
       </w:r>
     </w:p>
     <w:p>
@@ -2664,7 +3066,7 @@
         <w:pStyle w:val="PargrafodaLista"/>
         <w:numPr>
           <w:ilvl w:val="0"/>
-          <w:numId w:val="7"/>
+          <w:numId w:val="19"/>
         </w:numPr>
         <w:jc w:val="both"/>
         <w:rPr>
@@ -2679,15 +3081,7 @@
           <w:sz w:val="24"/>
           <w:szCs w:val="24"/>
         </w:rPr>
-        <w:t>Integração entre dispositivos físicos e comunicação de dados</w:t>
-      </w:r>
-      <w:r>
-        <w:rPr>
-          <w:rFonts w:ascii="Arial" w:hAnsi="Arial" w:cs="Arial"/>
-          <w:sz w:val="24"/>
-          <w:szCs w:val="24"/>
-        </w:rPr>
-        <w:t>;</w:t>
+        <w:t>Arquitetura de sistemas embarcados;</w:t>
       </w:r>
     </w:p>
     <w:p>
@@ -2695,7 +3089,7 @@
         <w:pStyle w:val="PargrafodaLista"/>
         <w:numPr>
           <w:ilvl w:val="0"/>
-          <w:numId w:val="7"/>
+          <w:numId w:val="19"/>
         </w:numPr>
         <w:jc w:val="both"/>
         <w:rPr>
@@ -2710,15 +3104,7 @@
           <w:sz w:val="24"/>
           <w:szCs w:val="24"/>
         </w:rPr>
-        <w:t>Conceitos de IoT (Internet das Coisas)</w:t>
-      </w:r>
-      <w:r>
-        <w:rPr>
-          <w:rFonts w:ascii="Arial" w:hAnsi="Arial" w:cs="Arial"/>
-          <w:sz w:val="24"/>
-          <w:szCs w:val="24"/>
-        </w:rPr>
-        <w:t>;</w:t>
+        <w:t>Integração entre hardware e software;</w:t>
       </w:r>
     </w:p>
     <w:p>
@@ -2726,7 +3112,7 @@
         <w:pStyle w:val="PargrafodaLista"/>
         <w:numPr>
           <w:ilvl w:val="0"/>
-          <w:numId w:val="7"/>
+          <w:numId w:val="19"/>
         </w:numPr>
         <w:jc w:val="both"/>
         <w:rPr>
@@ -2741,8 +3127,82 @@
           <w:sz w:val="24"/>
           <w:szCs w:val="24"/>
         </w:rPr>
-        <w:t>Controle de versão e boas práticas de desenvolvimento</w:t>
-      </w:r>
+        <w:t>Conceitos de Internet das Coisas (IoT);</w:t>
+      </w:r>
+    </w:p>
+    <w:p>
+      <w:pPr>
+        <w:pStyle w:val="PargrafodaLista"/>
+        <w:numPr>
+          <w:ilvl w:val="0"/>
+          <w:numId w:val="19"/>
+        </w:numPr>
+        <w:jc w:val="both"/>
+        <w:rPr>
+          <w:rFonts w:ascii="Arial" w:hAnsi="Arial" w:cs="Arial"/>
+          <w:sz w:val="24"/>
+          <w:szCs w:val="24"/>
+        </w:rPr>
+      </w:pPr>
+      <w:r>
+        <w:rPr>
+          <w:rFonts w:ascii="Arial" w:hAnsi="Arial" w:cs="Arial"/>
+          <w:sz w:val="24"/>
+          <w:szCs w:val="24"/>
+        </w:rPr>
+        <w:t xml:space="preserve">Controle de versão com </w:t>
+      </w:r>
+      <w:proofErr w:type="spellStart"/>
+      <w:r>
+        <w:rPr>
+          <w:rFonts w:ascii="Arial" w:hAnsi="Arial" w:cs="Arial"/>
+          <w:sz w:val="24"/>
+          <w:szCs w:val="24"/>
+        </w:rPr>
+        <w:t>Git</w:t>
+      </w:r>
+      <w:proofErr w:type="spellEnd"/>
+      <w:r>
+        <w:rPr>
+          <w:rFonts w:ascii="Arial" w:hAnsi="Arial" w:cs="Arial"/>
+          <w:sz w:val="24"/>
+          <w:szCs w:val="24"/>
+        </w:rPr>
+        <w:t>;</w:t>
+      </w:r>
+    </w:p>
+    <w:p>
+      <w:pPr>
+        <w:pStyle w:val="PargrafodaLista"/>
+        <w:numPr>
+          <w:ilvl w:val="0"/>
+          <w:numId w:val="19"/>
+        </w:numPr>
+        <w:jc w:val="both"/>
+        <w:rPr>
+          <w:rFonts w:ascii="Arial" w:hAnsi="Arial" w:cs="Arial"/>
+          <w:sz w:val="24"/>
+          <w:szCs w:val="24"/>
+        </w:rPr>
+      </w:pPr>
+      <w:r>
+        <w:rPr>
+          <w:rFonts w:ascii="Arial" w:hAnsi="Arial" w:cs="Arial"/>
+          <w:sz w:val="24"/>
+          <w:szCs w:val="24"/>
+        </w:rPr>
+        <w:t xml:space="preserve">Desenvolvimento e simulação utilizando </w:t>
+      </w:r>
+      <w:proofErr w:type="spellStart"/>
+      <w:r>
+        <w:rPr>
+          <w:rFonts w:ascii="Arial" w:hAnsi="Arial" w:cs="Arial"/>
+          <w:sz w:val="24"/>
+          <w:szCs w:val="24"/>
+        </w:rPr>
+        <w:t>Wokwi</w:t>
+      </w:r>
+      <w:proofErr w:type="spellEnd"/>
       <w:r>
         <w:rPr>
           <w:rFonts w:ascii="Arial" w:hAnsi="Arial" w:cs="Arial"/>
@@ -2768,7 +3228,7 @@
           <w:sz w:val="24"/>
           <w:szCs w:val="24"/>
         </w:rPr>
-        <w:t>Além disso, o registro estruturado de eventos permite futura expansão para ambientes corporativos e aplicações de auditoria digital.</w:t>
+        <w:t>Além disso, o registro estruturado de eventos permite futura expansão para aplicações corporativas de controle e auditoria de acessos.</w:t>
       </w:r>
     </w:p>
     <w:p>
@@ -2792,13 +3252,17 @@
         <w:jc w:val="both"/>
         <w:rPr>
           <w:rFonts w:ascii="Arial" w:hAnsi="Arial" w:cs="Arial"/>
-          <w:sz w:val="24"/>
-          <w:szCs w:val="24"/>
-        </w:rPr>
-      </w:pPr>
-      <w:r>
-        <w:rPr>
-          <w:rFonts w:ascii="Arial" w:hAnsi="Arial" w:cs="Arial"/>
+          <w:b/>
+          <w:bCs/>
+          <w:sz w:val="24"/>
+          <w:szCs w:val="24"/>
+        </w:rPr>
+      </w:pPr>
+      <w:r>
+        <w:rPr>
+          <w:rFonts w:ascii="Arial" w:hAnsi="Arial" w:cs="Arial"/>
+          <w:b/>
+          <w:bCs/>
           <w:sz w:val="24"/>
           <w:szCs w:val="24"/>
         </w:rPr>
@@ -2815,6 +3279,17 @@
           <w:szCs w:val="24"/>
         </w:rPr>
       </w:pPr>
+    </w:p>
+    <w:p>
+      <w:pPr>
+        <w:ind w:firstLine="567"/>
+        <w:jc w:val="both"/>
+        <w:rPr>
+          <w:rFonts w:ascii="Arial" w:hAnsi="Arial" w:cs="Arial"/>
+          <w:sz w:val="24"/>
+          <w:szCs w:val="24"/>
+        </w:rPr>
+      </w:pPr>
       <w:r>
         <w:rPr>
           <w:rFonts w:ascii="Arial" w:hAnsi="Arial" w:cs="Arial"/>
@@ -2822,174 +3297,6 @@
           <w:szCs w:val="24"/>
         </w:rPr>
         <w:t>O sistema será composto por:</w:t>
-      </w:r>
-    </w:p>
-    <w:p>
-      <w:pPr>
-        <w:pStyle w:val="PargrafodaLista"/>
-        <w:numPr>
-          <w:ilvl w:val="0"/>
-          <w:numId w:val="8"/>
-        </w:numPr>
-        <w:jc w:val="both"/>
-        <w:rPr>
-          <w:rFonts w:ascii="Arial" w:hAnsi="Arial" w:cs="Arial"/>
-          <w:sz w:val="24"/>
-          <w:szCs w:val="24"/>
-        </w:rPr>
-      </w:pPr>
-      <w:r>
-        <w:rPr>
-          <w:rFonts w:ascii="Arial" w:hAnsi="Arial" w:cs="Arial"/>
-          <w:sz w:val="24"/>
-          <w:szCs w:val="24"/>
-        </w:rPr>
-        <w:t>Autenticação por senha numérica.</w:t>
-      </w:r>
-    </w:p>
-    <w:p>
-      <w:pPr>
-        <w:pStyle w:val="PargrafodaLista"/>
-        <w:numPr>
-          <w:ilvl w:val="0"/>
-          <w:numId w:val="8"/>
-        </w:numPr>
-        <w:jc w:val="both"/>
-        <w:rPr>
-          <w:rFonts w:ascii="Arial" w:hAnsi="Arial" w:cs="Arial"/>
-          <w:sz w:val="24"/>
-          <w:szCs w:val="24"/>
-        </w:rPr>
-      </w:pPr>
-      <w:r>
-        <w:rPr>
-          <w:rFonts w:ascii="Arial" w:hAnsi="Arial" w:cs="Arial"/>
-          <w:sz w:val="24"/>
-          <w:szCs w:val="24"/>
-        </w:rPr>
-        <w:t>Simulação de quatro compartimentos físicos.</w:t>
-      </w:r>
-    </w:p>
-    <w:p>
-      <w:pPr>
-        <w:pStyle w:val="PargrafodaLista"/>
-        <w:numPr>
-          <w:ilvl w:val="0"/>
-          <w:numId w:val="8"/>
-        </w:numPr>
-        <w:jc w:val="both"/>
-        <w:rPr>
-          <w:rFonts w:ascii="Arial" w:hAnsi="Arial" w:cs="Arial"/>
-          <w:sz w:val="24"/>
-          <w:szCs w:val="24"/>
-        </w:rPr>
-      </w:pPr>
-      <w:r>
-        <w:rPr>
-          <w:rFonts w:ascii="Arial" w:hAnsi="Arial" w:cs="Arial"/>
-          <w:sz w:val="24"/>
-          <w:szCs w:val="24"/>
-        </w:rPr>
-        <w:t>Acionamento mecânico via servo motor.</w:t>
-      </w:r>
-    </w:p>
-    <w:p>
-      <w:pPr>
-        <w:pStyle w:val="PargrafodaLista"/>
-        <w:numPr>
-          <w:ilvl w:val="0"/>
-          <w:numId w:val="8"/>
-        </w:numPr>
-        <w:jc w:val="both"/>
-        <w:rPr>
-          <w:rFonts w:ascii="Arial" w:hAnsi="Arial" w:cs="Arial"/>
-          <w:sz w:val="24"/>
-          <w:szCs w:val="24"/>
-        </w:rPr>
-      </w:pPr>
-      <w:r>
-        <w:rPr>
-          <w:rFonts w:ascii="Arial" w:hAnsi="Arial" w:cs="Arial"/>
-          <w:sz w:val="24"/>
-          <w:szCs w:val="24"/>
-        </w:rPr>
-        <w:t>Registro de eventos.</w:t>
-      </w:r>
-    </w:p>
-    <w:p>
-      <w:pPr>
-        <w:pStyle w:val="PargrafodaLista"/>
-        <w:numPr>
-          <w:ilvl w:val="0"/>
-          <w:numId w:val="8"/>
-        </w:numPr>
-        <w:jc w:val="both"/>
-        <w:rPr>
-          <w:rFonts w:ascii="Arial" w:hAnsi="Arial" w:cs="Arial"/>
-          <w:sz w:val="24"/>
-          <w:szCs w:val="24"/>
-        </w:rPr>
-      </w:pPr>
-      <w:r>
-        <w:rPr>
-          <w:rFonts w:ascii="Arial" w:hAnsi="Arial" w:cs="Arial"/>
-          <w:sz w:val="24"/>
-          <w:szCs w:val="24"/>
-        </w:rPr>
-        <w:t>Comunicação com servidor local.</w:t>
-      </w:r>
-    </w:p>
-    <w:p>
-      <w:pPr>
-        <w:pStyle w:val="PargrafodaLista"/>
-        <w:numPr>
-          <w:ilvl w:val="0"/>
-          <w:numId w:val="8"/>
-        </w:numPr>
-        <w:jc w:val="both"/>
-        <w:rPr>
-          <w:rFonts w:ascii="Arial" w:hAnsi="Arial" w:cs="Arial"/>
-          <w:sz w:val="24"/>
-          <w:szCs w:val="24"/>
-        </w:rPr>
-      </w:pPr>
-      <w:r>
-        <w:rPr>
-          <w:rFonts w:ascii="Arial" w:hAnsi="Arial" w:cs="Arial"/>
-          <w:sz w:val="24"/>
-          <w:szCs w:val="24"/>
-        </w:rPr>
-        <w:t>Evolução futura para integração com nuvem.</w:t>
-      </w:r>
-    </w:p>
-    <w:p>
-      <w:pPr>
-        <w:ind w:firstLine="567"/>
-        <w:jc w:val="both"/>
-        <w:rPr>
-          <w:rFonts w:ascii="Arial" w:hAnsi="Arial" w:cs="Arial"/>
-          <w:sz w:val="24"/>
-          <w:szCs w:val="24"/>
-        </w:rPr>
-      </w:pPr>
-    </w:p>
-    <w:p>
-      <w:pPr>
-        <w:ind w:firstLine="567"/>
-        <w:jc w:val="both"/>
-        <w:rPr>
-          <w:rFonts w:ascii="Arial" w:hAnsi="Arial" w:cs="Arial"/>
-          <w:sz w:val="24"/>
-          <w:szCs w:val="24"/>
-        </w:rPr>
-      </w:pPr>
-      <w:r>
-        <w:rPr>
-          <w:rFonts w:ascii="Arial" w:hAnsi="Arial" w:cs="Arial"/>
-          <w:sz w:val="24"/>
-          <w:szCs w:val="24"/>
-        </w:rPr>
-        <w:t>Não fazem parte do escopo:</w:t>
       </w:r>
     </w:p>
     <w:p>
@@ -3012,7 +3319,7 @@
           <w:sz w:val="24"/>
           <w:szCs w:val="24"/>
         </w:rPr>
-        <w:t>Interface gráfica avançada.</w:t>
+        <w:t>Autenticação por senha numérica.</w:t>
       </w:r>
     </w:p>
     <w:p>
@@ -3035,7 +3342,7 @@
           <w:sz w:val="24"/>
           <w:szCs w:val="24"/>
         </w:rPr>
-        <w:t>Banco de dados embarcado no Arduino.</w:t>
+        <w:t>Interface de usuário com display LCD.</w:t>
       </w:r>
     </w:p>
     <w:p>
@@ -3058,7 +3365,224 @@
           <w:sz w:val="24"/>
           <w:szCs w:val="24"/>
         </w:rPr>
-        <w:t>Implementação de criptografia avançada (fase inicial).</w:t>
+        <w:t>Indicação visual através de LED RGB.</w:t>
+      </w:r>
+    </w:p>
+    <w:p>
+      <w:pPr>
+        <w:pStyle w:val="PargrafodaLista"/>
+        <w:numPr>
+          <w:ilvl w:val="0"/>
+          <w:numId w:val="9"/>
+        </w:numPr>
+        <w:jc w:val="both"/>
+        <w:rPr>
+          <w:rFonts w:ascii="Arial" w:hAnsi="Arial" w:cs="Arial"/>
+          <w:sz w:val="24"/>
+          <w:szCs w:val="24"/>
+        </w:rPr>
+      </w:pPr>
+      <w:r>
+        <w:rPr>
+          <w:rFonts w:ascii="Arial" w:hAnsi="Arial" w:cs="Arial"/>
+          <w:sz w:val="24"/>
+          <w:szCs w:val="24"/>
+        </w:rPr>
+        <w:t xml:space="preserve">Alertas sonoros através de </w:t>
+      </w:r>
+      <w:proofErr w:type="spellStart"/>
+      <w:r>
+        <w:rPr>
+          <w:rFonts w:ascii="Arial" w:hAnsi="Arial" w:cs="Arial"/>
+          <w:sz w:val="24"/>
+          <w:szCs w:val="24"/>
+        </w:rPr>
+        <w:t>buzzer</w:t>
+      </w:r>
+      <w:proofErr w:type="spellEnd"/>
+      <w:r>
+        <w:rPr>
+          <w:rFonts w:ascii="Arial" w:hAnsi="Arial" w:cs="Arial"/>
+          <w:sz w:val="24"/>
+          <w:szCs w:val="24"/>
+        </w:rPr>
+        <w:t>.</w:t>
+      </w:r>
+    </w:p>
+    <w:p>
+      <w:pPr>
+        <w:pStyle w:val="PargrafodaLista"/>
+        <w:numPr>
+          <w:ilvl w:val="0"/>
+          <w:numId w:val="9"/>
+        </w:numPr>
+        <w:jc w:val="both"/>
+        <w:rPr>
+          <w:rFonts w:ascii="Arial" w:hAnsi="Arial" w:cs="Arial"/>
+          <w:sz w:val="24"/>
+          <w:szCs w:val="24"/>
+        </w:rPr>
+      </w:pPr>
+      <w:r>
+        <w:rPr>
+          <w:rFonts w:ascii="Arial" w:hAnsi="Arial" w:cs="Arial"/>
+          <w:sz w:val="24"/>
+          <w:szCs w:val="24"/>
+        </w:rPr>
+        <w:t>Acionamento mecânico via servo motor.</w:t>
+      </w:r>
+    </w:p>
+    <w:p>
+      <w:pPr>
+        <w:pStyle w:val="PargrafodaLista"/>
+        <w:numPr>
+          <w:ilvl w:val="0"/>
+          <w:numId w:val="9"/>
+        </w:numPr>
+        <w:jc w:val="both"/>
+        <w:rPr>
+          <w:rFonts w:ascii="Arial" w:hAnsi="Arial" w:cs="Arial"/>
+          <w:sz w:val="24"/>
+          <w:szCs w:val="24"/>
+        </w:rPr>
+      </w:pPr>
+      <w:r>
+        <w:rPr>
+          <w:rFonts w:ascii="Arial" w:hAnsi="Arial" w:cs="Arial"/>
+          <w:sz w:val="24"/>
+          <w:szCs w:val="24"/>
+        </w:rPr>
+        <w:t>Registro de eventos de acesso.</w:t>
+      </w:r>
+    </w:p>
+    <w:p>
+      <w:pPr>
+        <w:pStyle w:val="PargrafodaLista"/>
+        <w:numPr>
+          <w:ilvl w:val="0"/>
+          <w:numId w:val="9"/>
+        </w:numPr>
+        <w:jc w:val="both"/>
+        <w:rPr>
+          <w:rFonts w:ascii="Arial" w:hAnsi="Arial" w:cs="Arial"/>
+          <w:sz w:val="24"/>
+          <w:szCs w:val="24"/>
+        </w:rPr>
+      </w:pPr>
+      <w:r>
+        <w:rPr>
+          <w:rFonts w:ascii="Arial" w:hAnsi="Arial" w:cs="Arial"/>
+          <w:sz w:val="24"/>
+          <w:szCs w:val="24"/>
+        </w:rPr>
+        <w:t>Evolução futura para integração com plataforma IoT (</w:t>
+      </w:r>
+      <w:proofErr w:type="spellStart"/>
+      <w:r>
+        <w:rPr>
+          <w:rFonts w:ascii="Arial" w:hAnsi="Arial" w:cs="Arial"/>
+          <w:sz w:val="24"/>
+          <w:szCs w:val="24"/>
+        </w:rPr>
+        <w:t>TagoIO</w:t>
+      </w:r>
+      <w:proofErr w:type="spellEnd"/>
+      <w:r>
+        <w:rPr>
+          <w:rFonts w:ascii="Arial" w:hAnsi="Arial" w:cs="Arial"/>
+          <w:sz w:val="24"/>
+          <w:szCs w:val="24"/>
+        </w:rPr>
+        <w:t>).</w:t>
+      </w:r>
+    </w:p>
+    <w:p>
+      <w:pPr>
+        <w:ind w:firstLine="567"/>
+        <w:jc w:val="both"/>
+        <w:rPr>
+          <w:rFonts w:ascii="Arial" w:hAnsi="Arial" w:cs="Arial"/>
+          <w:sz w:val="24"/>
+          <w:szCs w:val="24"/>
+        </w:rPr>
+      </w:pPr>
+      <w:r>
+        <w:rPr>
+          <w:rFonts w:ascii="Arial" w:hAnsi="Arial" w:cs="Arial"/>
+          <w:sz w:val="24"/>
+          <w:szCs w:val="24"/>
+        </w:rPr>
+        <w:t>Não fazem parte do escopo inicial:</w:t>
+      </w:r>
+    </w:p>
+    <w:p>
+      <w:pPr>
+        <w:pStyle w:val="PargrafodaLista"/>
+        <w:numPr>
+          <w:ilvl w:val="0"/>
+          <w:numId w:val="9"/>
+        </w:numPr>
+        <w:jc w:val="both"/>
+        <w:rPr>
+          <w:rFonts w:ascii="Arial" w:hAnsi="Arial" w:cs="Arial"/>
+          <w:sz w:val="24"/>
+          <w:szCs w:val="24"/>
+        </w:rPr>
+      </w:pPr>
+      <w:r>
+        <w:rPr>
+          <w:rFonts w:ascii="Arial" w:hAnsi="Arial" w:cs="Arial"/>
+          <w:sz w:val="24"/>
+          <w:szCs w:val="24"/>
+        </w:rPr>
+        <w:lastRenderedPageBreak/>
+        <w:t>Interface gráfica avançada.</w:t>
+      </w:r>
+    </w:p>
+    <w:p>
+      <w:pPr>
+        <w:pStyle w:val="PargrafodaLista"/>
+        <w:numPr>
+          <w:ilvl w:val="0"/>
+          <w:numId w:val="9"/>
+        </w:numPr>
+        <w:jc w:val="both"/>
+        <w:rPr>
+          <w:rFonts w:ascii="Arial" w:hAnsi="Arial" w:cs="Arial"/>
+          <w:sz w:val="24"/>
+          <w:szCs w:val="24"/>
+        </w:rPr>
+      </w:pPr>
+      <w:r>
+        <w:rPr>
+          <w:rFonts w:ascii="Arial" w:hAnsi="Arial" w:cs="Arial"/>
+          <w:sz w:val="24"/>
+          <w:szCs w:val="24"/>
+        </w:rPr>
+        <w:t>Banco de dados embarcado no microcontrolador.</w:t>
+      </w:r>
+    </w:p>
+    <w:p>
+      <w:pPr>
+        <w:pStyle w:val="PargrafodaLista"/>
+        <w:numPr>
+          <w:ilvl w:val="0"/>
+          <w:numId w:val="9"/>
+        </w:numPr>
+        <w:jc w:val="both"/>
+        <w:rPr>
+          <w:rFonts w:ascii="Arial" w:hAnsi="Arial" w:cs="Arial"/>
+          <w:sz w:val="24"/>
+          <w:szCs w:val="24"/>
+        </w:rPr>
+      </w:pPr>
+      <w:r>
+        <w:rPr>
+          <w:rFonts w:ascii="Arial" w:hAnsi="Arial" w:cs="Arial"/>
+          <w:sz w:val="24"/>
+          <w:szCs w:val="24"/>
+        </w:rPr>
+        <w:t>Implementação de criptografia avançada.</w:t>
       </w:r>
     </w:p>
     <w:p>
@@ -3081,18 +3605,32 @@
         <w:jc w:val="both"/>
         <w:rPr>
           <w:rFonts w:ascii="Arial" w:hAnsi="Arial" w:cs="Arial"/>
-          <w:sz w:val="24"/>
-          <w:szCs w:val="24"/>
-        </w:rPr>
-      </w:pPr>
-      <w:r>
-        <w:rPr>
-          <w:rFonts w:ascii="Arial" w:hAnsi="Arial" w:cs="Arial"/>
+          <w:b/>
+          <w:bCs/>
+          <w:sz w:val="24"/>
+          <w:szCs w:val="24"/>
+        </w:rPr>
+      </w:pPr>
+      <w:r>
+        <w:rPr>
+          <w:rFonts w:ascii="Arial" w:hAnsi="Arial" w:cs="Arial"/>
+          <w:b/>
+          <w:bCs/>
           <w:sz w:val="24"/>
           <w:szCs w:val="24"/>
         </w:rPr>
         <w:t>Requisitos do Sistema</w:t>
       </w:r>
+    </w:p>
+    <w:p>
+      <w:pPr>
+        <w:jc w:val="both"/>
+        <w:rPr>
+          <w:rFonts w:ascii="Arial" w:hAnsi="Arial" w:cs="Arial"/>
+          <w:sz w:val="24"/>
+          <w:szCs w:val="24"/>
+        </w:rPr>
+      </w:pPr>
     </w:p>
     <w:p>
       <w:pPr>
@@ -3104,13 +3642,17 @@
         <w:jc w:val="both"/>
         <w:rPr>
           <w:rFonts w:ascii="Arial" w:hAnsi="Arial" w:cs="Arial"/>
-          <w:sz w:val="24"/>
-          <w:szCs w:val="24"/>
-        </w:rPr>
-      </w:pPr>
-      <w:r>
-        <w:rPr>
-          <w:rFonts w:ascii="Arial" w:hAnsi="Arial" w:cs="Arial"/>
+          <w:b/>
+          <w:bCs/>
+          <w:sz w:val="24"/>
+          <w:szCs w:val="24"/>
+        </w:rPr>
+      </w:pPr>
+      <w:r>
+        <w:rPr>
+          <w:rFonts w:ascii="Arial" w:hAnsi="Arial" w:cs="Arial"/>
+          <w:b/>
+          <w:bCs/>
           <w:sz w:val="24"/>
           <w:szCs w:val="24"/>
         </w:rPr>
@@ -3119,6 +3661,16 @@
     </w:p>
     <w:p>
       <w:pPr>
+        <w:jc w:val="both"/>
+        <w:rPr>
+          <w:rFonts w:ascii="Arial" w:hAnsi="Arial" w:cs="Arial"/>
+          <w:sz w:val="24"/>
+          <w:szCs w:val="24"/>
+        </w:rPr>
+      </w:pPr>
+    </w:p>
+    <w:p>
+      <w:pPr>
         <w:ind w:firstLine="567"/>
         <w:jc w:val="both"/>
         <w:rPr>
@@ -3171,7 +3723,7 @@
           <w:sz w:val="24"/>
           <w:szCs w:val="24"/>
         </w:rPr>
-        <w:t>RF03 – O sistema deve acionar o servo motor conforme o local autenticado.</w:t>
+        <w:t>RF03 – O sistema deve acionar o servo motor quando a senha for válida.</w:t>
       </w:r>
     </w:p>
     <w:p>
@@ -3209,7 +3761,7 @@
           <w:sz w:val="24"/>
           <w:szCs w:val="24"/>
         </w:rPr>
-        <w:t>RF05 – O sistema deve registrar tentativas válidas.</w:t>
+        <w:t>RF05 – O sistema deve registrar tentativas válidas de acesso.</w:t>
       </w:r>
     </w:p>
     <w:p>
@@ -3228,7 +3780,6 @@
           <w:sz w:val="24"/>
           <w:szCs w:val="24"/>
         </w:rPr>
-        <w:lastRenderedPageBreak/>
         <w:t>RF06 – O sistema deve registrar tentativas inválidas.</w:t>
       </w:r>
     </w:p>
@@ -3248,8 +3799,46 @@
           <w:sz w:val="24"/>
           <w:szCs w:val="24"/>
         </w:rPr>
-        <w:t>RF07 – O sistema deve transmitir logs via comunicação serial.</w:t>
-      </w:r>
+        <w:t>RF07 – O sistema deve bloquear temporariamente após múltiplas tentativas inválidas.</w:t>
+      </w:r>
+    </w:p>
+    <w:p>
+      <w:pPr>
+        <w:ind w:firstLine="567"/>
+        <w:jc w:val="both"/>
+        <w:rPr>
+          <w:rFonts w:ascii="Arial" w:hAnsi="Arial" w:cs="Arial"/>
+          <w:sz w:val="24"/>
+          <w:szCs w:val="24"/>
+        </w:rPr>
+      </w:pPr>
+      <w:r>
+        <w:rPr>
+          <w:rFonts w:ascii="Arial" w:hAnsi="Arial" w:cs="Arial"/>
+          <w:sz w:val="24"/>
+          <w:szCs w:val="24"/>
+        </w:rPr>
+        <w:t>RF08 – O sistema deve fornecer feedback visual e sonoro ao usuário.</w:t>
+      </w:r>
+      <w:r>
+        <w:rPr>
+          <w:rFonts w:ascii="Arial" w:hAnsi="Arial" w:cs="Arial"/>
+          <w:sz w:val="24"/>
+          <w:szCs w:val="24"/>
+        </w:rPr>
+        <w:t>.</w:t>
+      </w:r>
+    </w:p>
+    <w:p>
+      <w:pPr>
+        <w:ind w:firstLine="567"/>
+        <w:jc w:val="both"/>
+        <w:rPr>
+          <w:rFonts w:ascii="Arial" w:hAnsi="Arial" w:cs="Arial"/>
+          <w:sz w:val="24"/>
+          <w:szCs w:val="24"/>
+        </w:rPr>
+      </w:pPr>
     </w:p>
     <w:p>
       <w:pPr>
@@ -3261,13 +3850,17 @@
         <w:jc w:val="both"/>
         <w:rPr>
           <w:rFonts w:ascii="Arial" w:hAnsi="Arial" w:cs="Arial"/>
-          <w:sz w:val="24"/>
-          <w:szCs w:val="24"/>
-        </w:rPr>
-      </w:pPr>
-      <w:r>
-        <w:rPr>
-          <w:rFonts w:ascii="Arial" w:hAnsi="Arial" w:cs="Arial"/>
+          <w:b/>
+          <w:bCs/>
+          <w:sz w:val="24"/>
+          <w:szCs w:val="24"/>
+        </w:rPr>
+      </w:pPr>
+      <w:r>
+        <w:rPr>
+          <w:rFonts w:ascii="Arial" w:hAnsi="Arial" w:cs="Arial"/>
+          <w:b/>
+          <w:bCs/>
           <w:sz w:val="24"/>
           <w:szCs w:val="24"/>
         </w:rPr>
@@ -3284,14 +3877,6 @@
           <w:szCs w:val="24"/>
         </w:rPr>
       </w:pPr>
-      <w:r>
-        <w:rPr>
-          <w:rFonts w:ascii="Arial" w:hAnsi="Arial" w:cs="Arial"/>
-          <w:sz w:val="24"/>
-          <w:szCs w:val="24"/>
-        </w:rPr>
-        <w:t>RNF01 – O sistema deve ser desenvolvido em linguagem C para plataforma Arduino.</w:t>
-      </w:r>
     </w:p>
     <w:p>
       <w:pPr>
@@ -3309,6 +3894,25 @@
           <w:sz w:val="24"/>
           <w:szCs w:val="24"/>
         </w:rPr>
+        <w:t>RNF01 – O sistema deve ser desenvolvido em linguagem C/C++ para plataforma ESP32.</w:t>
+      </w:r>
+    </w:p>
+    <w:p>
+      <w:pPr>
+        <w:ind w:firstLine="567"/>
+        <w:jc w:val="both"/>
+        <w:rPr>
+          <w:rFonts w:ascii="Arial" w:hAnsi="Arial" w:cs="Arial"/>
+          <w:sz w:val="24"/>
+          <w:szCs w:val="24"/>
+        </w:rPr>
+      </w:pPr>
+      <w:r>
+        <w:rPr>
+          <w:rFonts w:ascii="Arial" w:hAnsi="Arial" w:cs="Arial"/>
+          <w:sz w:val="24"/>
+          <w:szCs w:val="24"/>
+        </w:rPr>
         <w:t>RNF02 – O tempo de resposta da validação deve ser inferior a 2 segundos.</w:t>
       </w:r>
     </w:p>
@@ -3328,7 +3932,43 @@
           <w:sz w:val="24"/>
           <w:szCs w:val="24"/>
         </w:rPr>
-        <w:t>RNF03 – O projeto deve ser versionado em repositório Git.</w:t>
+        <w:t xml:space="preserve">RNF03 – O projeto deve ser </w:t>
+      </w:r>
+      <w:proofErr w:type="spellStart"/>
+      <w:r>
+        <w:rPr>
+          <w:rFonts w:ascii="Arial" w:hAnsi="Arial" w:cs="Arial"/>
+          <w:sz w:val="24"/>
+          <w:szCs w:val="24"/>
+        </w:rPr>
+        <w:t>versionado</w:t>
+      </w:r>
+      <w:proofErr w:type="spellEnd"/>
+      <w:r>
+        <w:rPr>
+          <w:rFonts w:ascii="Arial" w:hAnsi="Arial" w:cs="Arial"/>
+          <w:sz w:val="24"/>
+          <w:szCs w:val="24"/>
+        </w:rPr>
+        <w:t xml:space="preserve"> em repositório </w:t>
+      </w:r>
+      <w:proofErr w:type="spellStart"/>
+      <w:r>
+        <w:rPr>
+          <w:rFonts w:ascii="Arial" w:hAnsi="Arial" w:cs="Arial"/>
+          <w:sz w:val="24"/>
+          <w:szCs w:val="24"/>
+        </w:rPr>
+        <w:t>Git</w:t>
+      </w:r>
+      <w:proofErr w:type="spellEnd"/>
+      <w:r>
+        <w:rPr>
+          <w:rFonts w:ascii="Arial" w:hAnsi="Arial" w:cs="Arial"/>
+          <w:sz w:val="24"/>
+          <w:szCs w:val="24"/>
+        </w:rPr>
+        <w:t>.</w:t>
       </w:r>
     </w:p>
     <w:p>
@@ -3347,7 +3987,25 @@
           <w:sz w:val="24"/>
           <w:szCs w:val="24"/>
         </w:rPr>
-        <w:t>RNF04 – A simulação inicial deve ser executável na plataforma Wokwi.</w:t>
+        <w:t xml:space="preserve">RNF04 – A simulação inicial deve ser executável na plataforma </w:t>
+      </w:r>
+      <w:proofErr w:type="spellStart"/>
+      <w:r>
+        <w:rPr>
+          <w:rFonts w:ascii="Arial" w:hAnsi="Arial" w:cs="Arial"/>
+          <w:sz w:val="24"/>
+          <w:szCs w:val="24"/>
+        </w:rPr>
+        <w:t>Wokwi</w:t>
+      </w:r>
+      <w:proofErr w:type="spellEnd"/>
+      <w:r>
+        <w:rPr>
+          <w:rFonts w:ascii="Arial" w:hAnsi="Arial" w:cs="Arial"/>
+          <w:sz w:val="24"/>
+          <w:szCs w:val="24"/>
+        </w:rPr>
+        <w:t>.</w:t>
       </w:r>
     </w:p>
     <w:p>
@@ -3366,7 +4024,7 @@
           <w:sz w:val="24"/>
           <w:szCs w:val="24"/>
         </w:rPr>
-        <w:t>RNF05 – O código deve seguir boas práticas de modularização.</w:t>
+        <w:t>RNF05 – O código deve seguir boas práticas de modularização e organização.</w:t>
       </w:r>
     </w:p>
     <w:p>
@@ -3390,13 +4048,17 @@
         <w:jc w:val="both"/>
         <w:rPr>
           <w:rFonts w:ascii="Arial" w:hAnsi="Arial" w:cs="Arial"/>
-          <w:sz w:val="24"/>
-          <w:szCs w:val="24"/>
-        </w:rPr>
-      </w:pPr>
-      <w:r>
-        <w:rPr>
-          <w:rFonts w:ascii="Arial" w:hAnsi="Arial" w:cs="Arial"/>
+          <w:b/>
+          <w:bCs/>
+          <w:sz w:val="24"/>
+          <w:szCs w:val="24"/>
+        </w:rPr>
+      </w:pPr>
+      <w:r>
+        <w:rPr>
+          <w:rFonts w:ascii="Arial" w:hAnsi="Arial" w:cs="Arial"/>
+          <w:b/>
+          <w:bCs/>
           <w:sz w:val="24"/>
           <w:szCs w:val="24"/>
         </w:rPr>
@@ -3409,6 +4071,124 @@
         <w:jc w:val="both"/>
         <w:rPr>
           <w:rFonts w:ascii="Arial" w:hAnsi="Arial" w:cs="Arial"/>
+          <w:b/>
+          <w:bCs/>
+          <w:sz w:val="24"/>
+          <w:szCs w:val="24"/>
+        </w:rPr>
+      </w:pPr>
+      <w:r>
+        <w:rPr>
+          <w:rFonts w:ascii="Arial" w:hAnsi="Arial" w:cs="Arial"/>
+          <w:b/>
+          <w:bCs/>
+          <w:sz w:val="24"/>
+          <w:szCs w:val="24"/>
+        </w:rPr>
+        <w:lastRenderedPageBreak/>
+        <w:t>Diagrama d</w:t>
+      </w:r>
+      <w:r>
+        <w:rPr>
+          <w:rFonts w:ascii="Arial" w:hAnsi="Arial" w:cs="Arial"/>
+          <w:b/>
+          <w:bCs/>
+          <w:sz w:val="24"/>
+          <w:szCs w:val="24"/>
+        </w:rPr>
+        <w:t>a</w:t>
+      </w:r>
+      <w:r>
+        <w:rPr>
+          <w:rFonts w:ascii="Arial" w:hAnsi="Arial" w:cs="Arial"/>
+          <w:b/>
+          <w:bCs/>
+          <w:sz w:val="24"/>
+          <w:szCs w:val="24"/>
+        </w:rPr>
+        <w:t xml:space="preserve"> Arquitetura </w:t>
+      </w:r>
+      <w:r>
+        <w:rPr>
+          <w:rFonts w:ascii="Arial" w:hAnsi="Arial" w:cs="Arial"/>
+          <w:b/>
+          <w:bCs/>
+          <w:sz w:val="24"/>
+          <w:szCs w:val="24"/>
+        </w:rPr>
+        <w:t>Local</w:t>
+      </w:r>
+    </w:p>
+    <w:p>
+      <w:pPr>
+        <w:ind w:firstLine="567"/>
+        <w:jc w:val="both"/>
+        <w:rPr>
+          <w:rFonts w:ascii="Arial" w:hAnsi="Arial" w:cs="Arial"/>
+          <w:sz w:val="24"/>
+          <w:szCs w:val="24"/>
+        </w:rPr>
+      </w:pPr>
+      <w:r>
+        <w:rPr>
+          <w:rFonts w:ascii="Arial" w:hAnsi="Arial" w:cs="Arial"/>
+          <w:sz w:val="24"/>
+          <w:szCs w:val="24"/>
+        </w:rPr>
+        <w:drawing>
+          <wp:inline distT="0" distB="0" distL="0" distR="0" wp14:anchorId="3EE764BA" wp14:editId="4E100FBB">
+            <wp:extent cx="2753109" cy="3934374"/>
+            <wp:effectExtent l="0" t="0" r="9525" b="9525"/>
+            <wp:docPr id="87729862" name="Imagem 1"/>
+            <wp:cNvGraphicFramePr>
+              <a:graphicFrameLocks xmlns:a="http://schemas.openxmlformats.org/drawingml/2006/main" noChangeAspect="1"/>
+            </wp:cNvGraphicFramePr>
+            <a:graphic xmlns:a="http://schemas.openxmlformats.org/drawingml/2006/main">
+              <a:graphicData uri="http://schemas.openxmlformats.org/drawingml/2006/picture">
+                <pic:pic xmlns:pic="http://schemas.openxmlformats.org/drawingml/2006/picture">
+                  <pic:nvPicPr>
+                    <pic:cNvPr id="87729862" name=""/>
+                    <pic:cNvPicPr/>
+                  </pic:nvPicPr>
+                  <pic:blipFill>
+                    <a:blip r:embed="rId12"/>
+                    <a:stretch>
+                      <a:fillRect/>
+                    </a:stretch>
+                  </pic:blipFill>
+                  <pic:spPr>
+                    <a:xfrm>
+                      <a:off x="0" y="0"/>
+                      <a:ext cx="2753109" cy="3934374"/>
+                    </a:xfrm>
+                    <a:prstGeom prst="rect">
+                      <a:avLst/>
+                    </a:prstGeom>
+                  </pic:spPr>
+                </pic:pic>
+              </a:graphicData>
+            </a:graphic>
+          </wp:inline>
+        </w:drawing>
+      </w:r>
+    </w:p>
+    <w:p>
+      <w:pPr>
+        <w:ind w:firstLine="567"/>
+        <w:jc w:val="both"/>
+        <w:rPr>
+          <w:rFonts w:ascii="Arial" w:hAnsi="Arial" w:cs="Arial"/>
+          <w:sz w:val="24"/>
+          <w:szCs w:val="24"/>
+        </w:rPr>
+      </w:pPr>
+    </w:p>
+    <w:p>
+      <w:pPr>
+        <w:ind w:firstLine="567"/>
+        <w:jc w:val="both"/>
+        <w:rPr>
+          <w:rFonts w:ascii="Arial" w:hAnsi="Arial" w:cs="Arial"/>
           <w:sz w:val="24"/>
           <w:szCs w:val="24"/>
         </w:rPr>
@@ -3472,7 +4252,31 @@
           <w:sz w:val="24"/>
           <w:szCs w:val="24"/>
         </w:rPr>
-        <w:t>Teclado matricial 4x4 responsável pela captura da senha.</w:t>
+        <w:t>Teclado matricial 4x4 responsável pela captura da senha</w:t>
+      </w:r>
+      <w:r>
+        <w:rPr>
+          <w:rFonts w:ascii="Arial" w:hAnsi="Arial" w:cs="Arial"/>
+          <w:sz w:val="24"/>
+          <w:szCs w:val="24"/>
+        </w:rPr>
+        <w:t xml:space="preserve"> </w:t>
+      </w:r>
+      <w:r>
+        <w:rPr>
+          <w:rFonts w:ascii="Arial" w:hAnsi="Arial" w:cs="Arial"/>
+          <w:sz w:val="24"/>
+          <w:szCs w:val="24"/>
+        </w:rPr>
+        <w:t>digitada pelo usuário</w:t>
+      </w:r>
+      <w:r>
+        <w:rPr>
+          <w:rFonts w:ascii="Arial" w:hAnsi="Arial" w:cs="Arial"/>
+          <w:sz w:val="24"/>
+          <w:szCs w:val="24"/>
+        </w:rPr>
+        <w:t>.</w:t>
       </w:r>
     </w:p>
     <w:p>
@@ -3525,7 +4329,7 @@
           <w:sz w:val="24"/>
           <w:szCs w:val="24"/>
         </w:rPr>
-        <w:t>Arduino Uno realiza:</w:t>
+        <w:t>O ESP32 realiza:</w:t>
       </w:r>
     </w:p>
     <w:p>
@@ -3533,7 +4337,7 @@
         <w:pStyle w:val="PargrafodaLista"/>
         <w:numPr>
           <w:ilvl w:val="0"/>
-          <w:numId w:val="10"/>
+          <w:numId w:val="20"/>
         </w:numPr>
         <w:jc w:val="both"/>
         <w:rPr>
@@ -3548,7 +4352,7 @@
           <w:sz w:val="24"/>
           <w:szCs w:val="24"/>
         </w:rPr>
-        <w:t>Leitura de entrada</w:t>
+        <w:t>leitura da entrada do teclado</w:t>
       </w:r>
     </w:p>
     <w:p>
@@ -3556,7 +4360,7 @@
         <w:pStyle w:val="PargrafodaLista"/>
         <w:numPr>
           <w:ilvl w:val="0"/>
-          <w:numId w:val="10"/>
+          <w:numId w:val="20"/>
         </w:numPr>
         <w:jc w:val="both"/>
         <w:rPr>
@@ -3571,7 +4375,7 @@
           <w:sz w:val="24"/>
           <w:szCs w:val="24"/>
         </w:rPr>
-        <w:t>Validação</w:t>
+        <w:t>validação da senha</w:t>
       </w:r>
     </w:p>
     <w:p>
@@ -3579,7 +4383,7 @@
         <w:pStyle w:val="PargrafodaLista"/>
         <w:numPr>
           <w:ilvl w:val="0"/>
-          <w:numId w:val="10"/>
+          <w:numId w:val="20"/>
         </w:numPr>
         <w:jc w:val="both"/>
         <w:rPr>
@@ -3594,7 +4398,7 @@
           <w:sz w:val="24"/>
           <w:szCs w:val="24"/>
         </w:rPr>
-        <w:t>Controle de atuador</w:t>
+        <w:t>controle dos dispositivos de saída</w:t>
       </w:r>
     </w:p>
     <w:p>
@@ -3602,7 +4406,7 @@
         <w:pStyle w:val="PargrafodaLista"/>
         <w:numPr>
           <w:ilvl w:val="0"/>
-          <w:numId w:val="10"/>
+          <w:numId w:val="20"/>
         </w:numPr>
         <w:jc w:val="both"/>
         <w:rPr>
@@ -3617,7 +4421,7 @@
           <w:sz w:val="24"/>
           <w:szCs w:val="24"/>
         </w:rPr>
-        <w:t>Registro de eventos</w:t>
+        <w:t>gerenciamento de tentativas de acesso</w:t>
       </w:r>
     </w:p>
     <w:p>
@@ -3651,6 +4455,139 @@
           <w:sz w:val="24"/>
           <w:szCs w:val="24"/>
         </w:rPr>
+        <w:t>Camada de Interface</w:t>
+      </w:r>
+    </w:p>
+    <w:p>
+      <w:pPr>
+        <w:ind w:firstLine="567"/>
+        <w:jc w:val="both"/>
+        <w:rPr>
+          <w:rFonts w:ascii="Arial" w:hAnsi="Arial" w:cs="Arial"/>
+          <w:sz w:val="24"/>
+          <w:szCs w:val="24"/>
+        </w:rPr>
+      </w:pPr>
+      <w:r>
+        <w:rPr>
+          <w:rFonts w:ascii="Arial" w:hAnsi="Arial" w:cs="Arial"/>
+          <w:sz w:val="24"/>
+          <w:szCs w:val="24"/>
+        </w:rPr>
+        <w:lastRenderedPageBreak/>
+        <w:t>Responsável pela comunicação com o usuário:</w:t>
+      </w:r>
+    </w:p>
+    <w:p>
+      <w:pPr>
+        <w:pStyle w:val="PargrafodaLista"/>
+        <w:numPr>
+          <w:ilvl w:val="0"/>
+          <w:numId w:val="21"/>
+        </w:numPr>
+        <w:jc w:val="both"/>
+        <w:rPr>
+          <w:rFonts w:ascii="Arial" w:hAnsi="Arial" w:cs="Arial"/>
+          <w:sz w:val="24"/>
+          <w:szCs w:val="24"/>
+        </w:rPr>
+      </w:pPr>
+      <w:r>
+        <w:rPr>
+          <w:rFonts w:ascii="Arial" w:hAnsi="Arial" w:cs="Arial"/>
+          <w:sz w:val="24"/>
+          <w:szCs w:val="24"/>
+        </w:rPr>
+        <w:t>LCD 16x2 – exibição de mensagens</w:t>
+      </w:r>
+    </w:p>
+    <w:p>
+      <w:pPr>
+        <w:pStyle w:val="PargrafodaLista"/>
+        <w:numPr>
+          <w:ilvl w:val="0"/>
+          <w:numId w:val="21"/>
+        </w:numPr>
+        <w:jc w:val="both"/>
+        <w:rPr>
+          <w:rFonts w:ascii="Arial" w:hAnsi="Arial" w:cs="Arial"/>
+          <w:sz w:val="24"/>
+          <w:szCs w:val="24"/>
+        </w:rPr>
+      </w:pPr>
+      <w:r>
+        <w:rPr>
+          <w:rFonts w:ascii="Arial" w:hAnsi="Arial" w:cs="Arial"/>
+          <w:sz w:val="24"/>
+          <w:szCs w:val="24"/>
+        </w:rPr>
+        <w:t>LED RGB – indicação visual de estado</w:t>
+      </w:r>
+    </w:p>
+    <w:p>
+      <w:pPr>
+        <w:pStyle w:val="PargrafodaLista"/>
+        <w:numPr>
+          <w:ilvl w:val="0"/>
+          <w:numId w:val="21"/>
+        </w:numPr>
+        <w:jc w:val="both"/>
+        <w:rPr>
+          <w:rFonts w:ascii="Arial" w:hAnsi="Arial" w:cs="Arial"/>
+          <w:sz w:val="24"/>
+          <w:szCs w:val="24"/>
+        </w:rPr>
+      </w:pPr>
+      <w:proofErr w:type="spellStart"/>
+      <w:r>
+        <w:rPr>
+          <w:rFonts w:ascii="Arial" w:hAnsi="Arial" w:cs="Arial"/>
+          <w:sz w:val="24"/>
+          <w:szCs w:val="24"/>
+        </w:rPr>
+        <w:t>Buzzer</w:t>
+      </w:r>
+      <w:proofErr w:type="spellEnd"/>
+      <w:r>
+        <w:rPr>
+          <w:rFonts w:ascii="Arial" w:hAnsi="Arial" w:cs="Arial"/>
+          <w:sz w:val="24"/>
+          <w:szCs w:val="24"/>
+        </w:rPr>
+        <w:t xml:space="preserve"> – alertas sonoros</w:t>
+      </w:r>
+    </w:p>
+    <w:p>
+      <w:pPr>
+        <w:ind w:firstLine="567"/>
+        <w:jc w:val="both"/>
+        <w:rPr>
+          <w:rFonts w:ascii="Arial" w:hAnsi="Arial" w:cs="Arial"/>
+          <w:sz w:val="24"/>
+          <w:szCs w:val="24"/>
+        </w:rPr>
+      </w:pPr>
+    </w:p>
+    <w:p>
+      <w:pPr>
+        <w:ind w:firstLine="567"/>
+        <w:jc w:val="both"/>
+        <w:rPr>
+          <w:rFonts w:ascii="Arial" w:hAnsi="Arial" w:cs="Arial"/>
+          <w:b/>
+          <w:bCs/>
+          <w:sz w:val="24"/>
+          <w:szCs w:val="24"/>
+        </w:rPr>
+      </w:pPr>
+      <w:r>
+        <w:rPr>
+          <w:rFonts w:ascii="Arial" w:hAnsi="Arial" w:cs="Arial"/>
+          <w:b/>
+          <w:bCs/>
+          <w:sz w:val="24"/>
+          <w:szCs w:val="24"/>
+        </w:rPr>
         <w:t>Camada de Atuação</w:t>
       </w:r>
     </w:p>
@@ -3670,7 +4607,26 @@
           <w:sz w:val="24"/>
           <w:szCs w:val="24"/>
         </w:rPr>
-        <w:t>Servo motor SG90 responsável pela simulação de abertura física.</w:t>
+        <w:t>Servo motor SG90 responsável pela simulação de abertura física</w:t>
+      </w:r>
+      <w:r>
+        <w:t xml:space="preserve"> </w:t>
+      </w:r>
+      <w:r>
+        <w:rPr>
+          <w:rFonts w:ascii="Arial" w:hAnsi="Arial" w:cs="Arial"/>
+          <w:sz w:val="24"/>
+          <w:szCs w:val="24"/>
+        </w:rPr>
+        <w:t>de acesso</w:t>
+      </w:r>
+      <w:r>
+        <w:rPr>
+          <w:rFonts w:ascii="Arial" w:hAnsi="Arial" w:cs="Arial"/>
+          <w:sz w:val="24"/>
+          <w:szCs w:val="24"/>
+        </w:rPr>
+        <w:t>.</w:t>
       </w:r>
     </w:p>
     <w:p>
@@ -3686,10 +4642,132 @@
     </w:p>
     <w:p>
       <w:pPr>
+        <w:pStyle w:val="PargrafodaLista"/>
+        <w:numPr>
+          <w:ilvl w:val="1"/>
+          <w:numId w:val="2"/>
+        </w:numPr>
+        <w:jc w:val="both"/>
+        <w:rPr>
+          <w:rFonts w:ascii="Arial" w:hAnsi="Arial" w:cs="Arial"/>
+          <w:b/>
+          <w:bCs/>
+          <w:sz w:val="24"/>
+          <w:szCs w:val="24"/>
+        </w:rPr>
+      </w:pPr>
+      <w:r>
+        <w:rPr>
+          <w:rFonts w:ascii="Arial" w:hAnsi="Arial" w:cs="Arial"/>
+          <w:b/>
+          <w:bCs/>
+          <w:sz w:val="24"/>
+          <w:szCs w:val="24"/>
+        </w:rPr>
+        <w:t>Arquitetura de Integração com IoT</w:t>
+      </w:r>
+      <w:r>
+        <w:rPr>
+          <w:rFonts w:ascii="Arial" w:hAnsi="Arial" w:cs="Arial"/>
+          <w:b/>
+          <w:bCs/>
+          <w:sz w:val="24"/>
+          <w:szCs w:val="24"/>
+        </w:rPr>
+        <w:t xml:space="preserve"> </w:t>
+      </w:r>
+      <w:r>
+        <w:rPr>
+          <w:rFonts w:ascii="Arial" w:hAnsi="Arial" w:cs="Arial"/>
+          <w:b/>
+          <w:bCs/>
+          <w:sz w:val="24"/>
+          <w:szCs w:val="24"/>
+        </w:rPr>
+        <w:t>(MVP2)</w:t>
+      </w:r>
+    </w:p>
+    <w:p>
+      <w:pPr>
         <w:ind w:firstLine="567"/>
         <w:jc w:val="both"/>
         <w:rPr>
           <w:rFonts w:ascii="Arial" w:hAnsi="Arial" w:cs="Arial"/>
+          <w:sz w:val="24"/>
+          <w:szCs w:val="24"/>
+        </w:rPr>
+      </w:pPr>
+      <w:r>
+        <w:rPr>
+          <w:rFonts w:ascii="Arial" w:hAnsi="Arial" w:cs="Arial"/>
+          <w:sz w:val="24"/>
+          <w:szCs w:val="24"/>
+        </w:rPr>
+        <w:t>Na segunda fase do projeto (MVP2), o sistema será expandido para permitir comunicação com a internet utilizando o módulo WiFi integrado do ESP32.</w:t>
+      </w:r>
+    </w:p>
+    <w:p>
+      <w:pPr>
+        <w:ind w:firstLine="567"/>
+        <w:jc w:val="both"/>
+        <w:rPr>
+          <w:rFonts w:ascii="Arial" w:hAnsi="Arial" w:cs="Arial"/>
+          <w:sz w:val="24"/>
+          <w:szCs w:val="24"/>
+        </w:rPr>
+      </w:pPr>
+      <w:r>
+        <w:rPr>
+          <w:rFonts w:ascii="Arial" w:hAnsi="Arial" w:cs="Arial"/>
+          <w:sz w:val="24"/>
+          <w:szCs w:val="24"/>
+        </w:rPr>
+        <w:t xml:space="preserve">Os eventos de acesso serão enviados para a plataforma IoT </w:t>
+      </w:r>
+      <w:proofErr w:type="spellStart"/>
+      <w:r>
+        <w:rPr>
+          <w:rFonts w:ascii="Arial" w:hAnsi="Arial" w:cs="Arial"/>
+          <w:sz w:val="24"/>
+          <w:szCs w:val="24"/>
+        </w:rPr>
+        <w:t>TagoIO</w:t>
+      </w:r>
+      <w:proofErr w:type="spellEnd"/>
+      <w:r>
+        <w:rPr>
+          <w:rFonts w:ascii="Arial" w:hAnsi="Arial" w:cs="Arial"/>
+          <w:sz w:val="24"/>
+          <w:szCs w:val="24"/>
+        </w:rPr>
+        <w:t>, possibilitando monitoramento remoto e armazenamento de registros de acesso</w:t>
+      </w:r>
+      <w:r>
+        <w:rPr>
+          <w:rFonts w:ascii="Arial" w:hAnsi="Arial" w:cs="Arial"/>
+          <w:sz w:val="24"/>
+          <w:szCs w:val="24"/>
+        </w:rPr>
+        <w:t>.</w:t>
+      </w:r>
+    </w:p>
+    <w:p>
+      <w:pPr>
+        <w:ind w:firstLine="567"/>
+        <w:jc w:val="both"/>
+        <w:rPr>
+          <w:rFonts w:ascii="Arial" w:hAnsi="Arial" w:cs="Arial"/>
+          <w:sz w:val="24"/>
+          <w:szCs w:val="24"/>
+        </w:rPr>
+      </w:pPr>
+    </w:p>
+    <w:p>
+      <w:pPr>
+        <w:ind w:firstLine="567"/>
+        <w:jc w:val="both"/>
+        <w:rPr>
+          <w:rFonts w:ascii="Arial" w:hAnsi="Arial" w:cs="Arial"/>
           <w:b/>
           <w:bCs/>
           <w:sz w:val="24"/>
@@ -3704,7 +4782,49 @@
           <w:sz w:val="24"/>
           <w:szCs w:val="24"/>
         </w:rPr>
-        <w:t>Camada de Comunicação</w:t>
+        <w:t xml:space="preserve">Diagrama </w:t>
+      </w:r>
+      <w:r>
+        <w:rPr>
+          <w:rFonts w:ascii="Arial" w:hAnsi="Arial" w:cs="Arial"/>
+          <w:b/>
+          <w:bCs/>
+          <w:sz w:val="24"/>
+          <w:szCs w:val="24"/>
+        </w:rPr>
+        <w:t>ESP32 + WiFi +</w:t>
+      </w:r>
+      <w:r>
+        <w:rPr>
+          <w:rFonts w:ascii="Arial" w:hAnsi="Arial" w:cs="Arial"/>
+          <w:b/>
+          <w:bCs/>
+          <w:sz w:val="24"/>
+          <w:szCs w:val="24"/>
+        </w:rPr>
+        <w:t xml:space="preserve"> </w:t>
+      </w:r>
+      <w:proofErr w:type="spellStart"/>
+      <w:r>
+        <w:rPr>
+          <w:rFonts w:ascii="Arial" w:hAnsi="Arial" w:cs="Arial"/>
+          <w:b/>
+          <w:bCs/>
+          <w:sz w:val="24"/>
+          <w:szCs w:val="24"/>
+        </w:rPr>
+        <w:t>TagoIO</w:t>
+      </w:r>
+      <w:proofErr w:type="spellEnd"/>
+      <w:r>
+        <w:rPr>
+          <w:rFonts w:ascii="Arial" w:hAnsi="Arial" w:cs="Arial"/>
+          <w:b/>
+          <w:bCs/>
+          <w:sz w:val="24"/>
+          <w:szCs w:val="24"/>
+        </w:rPr>
+        <w:t xml:space="preserve"> (MVP2)</w:t>
       </w:r>
     </w:p>
     <w:p>
@@ -3723,7 +4843,387 @@
           <w:sz w:val="24"/>
           <w:szCs w:val="24"/>
         </w:rPr>
-        <w:t>Envio de logs via porta serial para servidor local (fase 1) e via módulo WiFi (fase 2).</w:t>
+        <w:lastRenderedPageBreak/>
+        <w:drawing>
+          <wp:inline distT="0" distB="0" distL="0" distR="0" wp14:anchorId="4A0E4015" wp14:editId="7A2A98A3">
+            <wp:extent cx="1886213" cy="4591691"/>
+            <wp:effectExtent l="0" t="0" r="0" b="0"/>
+            <wp:docPr id="1040003365" name="Imagem 1"/>
+            <wp:cNvGraphicFramePr>
+              <a:graphicFrameLocks xmlns:a="http://schemas.openxmlformats.org/drawingml/2006/main" noChangeAspect="1"/>
+            </wp:cNvGraphicFramePr>
+            <a:graphic xmlns:a="http://schemas.openxmlformats.org/drawingml/2006/main">
+              <a:graphicData uri="http://schemas.openxmlformats.org/drawingml/2006/picture">
+                <pic:pic xmlns:pic="http://schemas.openxmlformats.org/drawingml/2006/picture">
+                  <pic:nvPicPr>
+                    <pic:cNvPr id="1040003365" name=""/>
+                    <pic:cNvPicPr/>
+                  </pic:nvPicPr>
+                  <pic:blipFill>
+                    <a:blip r:embed="rId13"/>
+                    <a:stretch>
+                      <a:fillRect/>
+                    </a:stretch>
+                  </pic:blipFill>
+                  <pic:spPr>
+                    <a:xfrm>
+                      <a:off x="0" y="0"/>
+                      <a:ext cx="1886213" cy="4591691"/>
+                    </a:xfrm>
+                    <a:prstGeom prst="rect">
+                      <a:avLst/>
+                    </a:prstGeom>
+                  </pic:spPr>
+                </pic:pic>
+              </a:graphicData>
+            </a:graphic>
+          </wp:inline>
+        </w:drawing>
+      </w:r>
+    </w:p>
+    <w:p>
+      <w:pPr>
+        <w:ind w:firstLine="567"/>
+        <w:jc w:val="both"/>
+        <w:rPr>
+          <w:rFonts w:ascii="Arial" w:hAnsi="Arial" w:cs="Arial"/>
+          <w:sz w:val="24"/>
+          <w:szCs w:val="24"/>
+        </w:rPr>
+      </w:pPr>
+    </w:p>
+    <w:p>
+      <w:pPr>
+        <w:pStyle w:val="PargrafodaLista"/>
+        <w:numPr>
+          <w:ilvl w:val="1"/>
+          <w:numId w:val="2"/>
+        </w:numPr>
+        <w:jc w:val="both"/>
+        <w:rPr>
+          <w:rFonts w:ascii="Arial" w:hAnsi="Arial" w:cs="Arial"/>
+          <w:b/>
+          <w:bCs/>
+          <w:sz w:val="24"/>
+          <w:szCs w:val="24"/>
+        </w:rPr>
+      </w:pPr>
+      <w:r>
+        <w:rPr>
+          <w:rFonts w:ascii="Arial" w:hAnsi="Arial" w:cs="Arial"/>
+          <w:b/>
+          <w:bCs/>
+          <w:sz w:val="24"/>
+          <w:szCs w:val="24"/>
+        </w:rPr>
+        <w:t>Arquitetura</w:t>
+      </w:r>
+      <w:r>
+        <w:rPr>
+          <w:rFonts w:ascii="Arial" w:hAnsi="Arial" w:cs="Arial"/>
+          <w:b/>
+          <w:bCs/>
+          <w:sz w:val="24"/>
+          <w:szCs w:val="24"/>
+        </w:rPr>
+        <w:t xml:space="preserve"> Geral do Sistema</w:t>
+      </w:r>
+    </w:p>
+    <w:p>
+      <w:pPr>
+        <w:ind w:firstLine="567"/>
+        <w:jc w:val="both"/>
+        <w:rPr>
+          <w:rFonts w:ascii="Arial" w:hAnsi="Arial" w:cs="Arial"/>
+          <w:sz w:val="24"/>
+          <w:szCs w:val="24"/>
+        </w:rPr>
+      </w:pPr>
+    </w:p>
+    <w:p>
+      <w:pPr>
+        <w:ind w:firstLine="567"/>
+        <w:jc w:val="both"/>
+        <w:rPr>
+          <w:rFonts w:ascii="Arial" w:hAnsi="Arial" w:cs="Arial"/>
+          <w:sz w:val="24"/>
+          <w:szCs w:val="24"/>
+        </w:rPr>
+      </w:pPr>
+      <w:r>
+        <w:rPr>
+          <w:rFonts w:ascii="Arial" w:hAnsi="Arial" w:cs="Arial"/>
+          <w:sz w:val="24"/>
+          <w:szCs w:val="24"/>
+        </w:rPr>
+        <w:t>A arquitetura geral do sistema integra os componentes de entrada, processamento, interface e atuação.</w:t>
+      </w:r>
+    </w:p>
+    <w:p>
+      <w:pPr>
+        <w:ind w:firstLine="567"/>
+        <w:jc w:val="both"/>
+        <w:rPr>
+          <w:rFonts w:ascii="Arial" w:hAnsi="Arial" w:cs="Arial"/>
+          <w:sz w:val="24"/>
+          <w:szCs w:val="24"/>
+        </w:rPr>
+      </w:pPr>
+      <w:r>
+        <w:rPr>
+          <w:rFonts w:ascii="Arial" w:hAnsi="Arial" w:cs="Arial"/>
+          <w:sz w:val="24"/>
+          <w:szCs w:val="24"/>
+        </w:rPr>
+        <w:t>Na primeira fase do projeto (MVP1), o sistema funciona de forma totalmente local.</w:t>
+      </w:r>
+    </w:p>
+    <w:p>
+      <w:pPr>
+        <w:ind w:firstLine="567"/>
+        <w:jc w:val="both"/>
+        <w:rPr>
+          <w:rFonts w:ascii="Arial" w:hAnsi="Arial" w:cs="Arial"/>
+          <w:sz w:val="24"/>
+          <w:szCs w:val="24"/>
+        </w:rPr>
+      </w:pPr>
+      <w:r>
+        <w:rPr>
+          <w:rFonts w:ascii="Arial" w:hAnsi="Arial" w:cs="Arial"/>
+          <w:sz w:val="24"/>
+          <w:szCs w:val="24"/>
+        </w:rPr>
+        <w:t>Na segunda fase (MVP2), o ESP32 será conectado à internet permitindo envio de eventos para plataforma IoT.</w:t>
+      </w:r>
+    </w:p>
+    <w:p>
+      <w:pPr>
+        <w:ind w:firstLine="567"/>
+        <w:jc w:val="both"/>
+        <w:rPr>
+          <w:rFonts w:ascii="Arial" w:hAnsi="Arial" w:cs="Arial"/>
+          <w:sz w:val="24"/>
+          <w:szCs w:val="24"/>
+        </w:rPr>
+      </w:pPr>
+    </w:p>
+    <w:p>
+      <w:pPr>
+        <w:ind w:firstLine="567"/>
+        <w:jc w:val="both"/>
+        <w:rPr>
+          <w:rFonts w:ascii="Arial" w:hAnsi="Arial" w:cs="Arial"/>
+          <w:b/>
+          <w:bCs/>
+          <w:sz w:val="24"/>
+          <w:szCs w:val="24"/>
+        </w:rPr>
+      </w:pPr>
+      <w:r>
+        <w:rPr>
+          <w:rFonts w:ascii="Arial" w:hAnsi="Arial" w:cs="Arial"/>
+          <w:b/>
+          <w:bCs/>
+          <w:sz w:val="24"/>
+          <w:szCs w:val="24"/>
+        </w:rPr>
+        <w:t>Diagrama</w:t>
+      </w:r>
+      <w:r>
+        <w:rPr>
+          <w:rFonts w:ascii="Arial" w:hAnsi="Arial" w:cs="Arial"/>
+          <w:b/>
+          <w:bCs/>
+          <w:sz w:val="24"/>
+          <w:szCs w:val="24"/>
+        </w:rPr>
+        <w:t xml:space="preserve"> Geral do Sistema</w:t>
+      </w:r>
+    </w:p>
+    <w:p>
+      <w:pPr>
+        <w:ind w:firstLine="567"/>
+        <w:jc w:val="both"/>
+        <w:rPr>
+          <w:rFonts w:ascii="Arial" w:hAnsi="Arial" w:cs="Arial"/>
+          <w:sz w:val="24"/>
+          <w:szCs w:val="24"/>
+        </w:rPr>
+      </w:pPr>
+      <w:r>
+        <w:rPr>
+          <w:rFonts w:ascii="Arial" w:hAnsi="Arial" w:cs="Arial"/>
+          <w:sz w:val="24"/>
+          <w:szCs w:val="24"/>
+        </w:rPr>
+        <w:lastRenderedPageBreak/>
+        <w:drawing>
+          <wp:inline distT="0" distB="0" distL="0" distR="0" wp14:anchorId="224939D7" wp14:editId="6E3CC30C">
+            <wp:extent cx="3686689" cy="4391638"/>
+            <wp:effectExtent l="0" t="0" r="0" b="9525"/>
+            <wp:docPr id="1633060410" name="Imagem 1"/>
+            <wp:cNvGraphicFramePr>
+              <a:graphicFrameLocks xmlns:a="http://schemas.openxmlformats.org/drawingml/2006/main" noChangeAspect="1"/>
+            </wp:cNvGraphicFramePr>
+            <a:graphic xmlns:a="http://schemas.openxmlformats.org/drawingml/2006/main">
+              <a:graphicData uri="http://schemas.openxmlformats.org/drawingml/2006/picture">
+                <pic:pic xmlns:pic="http://schemas.openxmlformats.org/drawingml/2006/picture">
+                  <pic:nvPicPr>
+                    <pic:cNvPr id="1633060410" name=""/>
+                    <pic:cNvPicPr/>
+                  </pic:nvPicPr>
+                  <pic:blipFill>
+                    <a:blip r:embed="rId14"/>
+                    <a:stretch>
+                      <a:fillRect/>
+                    </a:stretch>
+                  </pic:blipFill>
+                  <pic:spPr>
+                    <a:xfrm>
+                      <a:off x="0" y="0"/>
+                      <a:ext cx="3686689" cy="4391638"/>
+                    </a:xfrm>
+                    <a:prstGeom prst="rect">
+                      <a:avLst/>
+                    </a:prstGeom>
+                  </pic:spPr>
+                </pic:pic>
+              </a:graphicData>
+            </a:graphic>
+          </wp:inline>
+        </w:drawing>
+      </w:r>
+    </w:p>
+    <w:p>
+      <w:pPr>
+        <w:ind w:firstLine="567"/>
+        <w:jc w:val="both"/>
+        <w:rPr>
+          <w:rFonts w:ascii="Arial" w:hAnsi="Arial" w:cs="Arial"/>
+          <w:sz w:val="24"/>
+          <w:szCs w:val="24"/>
+        </w:rPr>
+      </w:pPr>
+      <w:r>
+        <w:rPr>
+          <w:rFonts w:ascii="Arial" w:hAnsi="Arial" w:cs="Arial"/>
+          <w:sz w:val="24"/>
+          <w:szCs w:val="24"/>
+        </w:rPr>
+        <w:t>O teclado matricial atua como dispositivo de entrada, permitindo que o usuário digite a senha de autenticação.</w:t>
+      </w:r>
+    </w:p>
+    <w:p>
+      <w:pPr>
+        <w:ind w:firstLine="567"/>
+        <w:jc w:val="both"/>
+        <w:rPr>
+          <w:rFonts w:ascii="Arial" w:hAnsi="Arial" w:cs="Arial"/>
+          <w:sz w:val="24"/>
+          <w:szCs w:val="24"/>
+        </w:rPr>
+      </w:pPr>
+      <w:r>
+        <w:rPr>
+          <w:rFonts w:ascii="Arial" w:hAnsi="Arial" w:cs="Arial"/>
+          <w:sz w:val="24"/>
+          <w:szCs w:val="24"/>
+        </w:rPr>
+        <w:t>O ESP32 realiza o processamento da senha e controla os dispositivos de saída.</w:t>
+      </w:r>
+    </w:p>
+    <w:p>
+      <w:pPr>
+        <w:ind w:firstLine="567"/>
+        <w:jc w:val="both"/>
+        <w:rPr>
+          <w:rFonts w:ascii="Arial" w:hAnsi="Arial" w:cs="Arial"/>
+          <w:sz w:val="24"/>
+          <w:szCs w:val="24"/>
+        </w:rPr>
+      </w:pPr>
+      <w:r>
+        <w:rPr>
+          <w:rFonts w:ascii="Arial" w:hAnsi="Arial" w:cs="Arial"/>
+          <w:sz w:val="24"/>
+          <w:szCs w:val="24"/>
+        </w:rPr>
+        <w:t xml:space="preserve">O display LCD fornece mensagens ao usuário, enquanto o LED RGB e o </w:t>
+      </w:r>
+      <w:proofErr w:type="spellStart"/>
+      <w:r>
+        <w:rPr>
+          <w:rFonts w:ascii="Arial" w:hAnsi="Arial" w:cs="Arial"/>
+          <w:sz w:val="24"/>
+          <w:szCs w:val="24"/>
+        </w:rPr>
+        <w:t>buzzer</w:t>
+      </w:r>
+      <w:proofErr w:type="spellEnd"/>
+      <w:r>
+        <w:rPr>
+          <w:rFonts w:ascii="Arial" w:hAnsi="Arial" w:cs="Arial"/>
+          <w:sz w:val="24"/>
+          <w:szCs w:val="24"/>
+        </w:rPr>
+        <w:t xml:space="preserve"> fornecem feedback visual e sonoro sobre o estado do sistema.</w:t>
+      </w:r>
+    </w:p>
+    <w:p>
+      <w:pPr>
+        <w:ind w:firstLine="567"/>
+        <w:jc w:val="both"/>
+        <w:rPr>
+          <w:rFonts w:ascii="Arial" w:hAnsi="Arial" w:cs="Arial"/>
+          <w:sz w:val="24"/>
+          <w:szCs w:val="24"/>
+        </w:rPr>
+      </w:pPr>
+      <w:r>
+        <w:rPr>
+          <w:rFonts w:ascii="Arial" w:hAnsi="Arial" w:cs="Arial"/>
+          <w:sz w:val="24"/>
+          <w:szCs w:val="24"/>
+        </w:rPr>
+        <w:t>O servo motor representa o mecanismo físico de abertura do acesso.</w:t>
+      </w:r>
+    </w:p>
+    <w:p>
+      <w:pPr>
+        <w:ind w:firstLine="567"/>
+        <w:jc w:val="both"/>
+        <w:rPr>
+          <w:rFonts w:ascii="Arial" w:hAnsi="Arial" w:cs="Arial"/>
+          <w:sz w:val="24"/>
+          <w:szCs w:val="24"/>
+        </w:rPr>
+      </w:pPr>
+      <w:r>
+        <w:rPr>
+          <w:rFonts w:ascii="Arial" w:hAnsi="Arial" w:cs="Arial"/>
+          <w:sz w:val="24"/>
+          <w:szCs w:val="24"/>
+        </w:rPr>
+        <w:t xml:space="preserve">Na segunda fase do projeto, o módulo WiFi integrado do ESP32 permitirá envio de eventos para a plataforma IoT </w:t>
+      </w:r>
+      <w:proofErr w:type="spellStart"/>
+      <w:r>
+        <w:rPr>
+          <w:rFonts w:ascii="Arial" w:hAnsi="Arial" w:cs="Arial"/>
+          <w:sz w:val="24"/>
+          <w:szCs w:val="24"/>
+        </w:rPr>
+        <w:t>TagoIO</w:t>
+      </w:r>
+      <w:proofErr w:type="spellEnd"/>
+      <w:r>
+        <w:rPr>
+          <w:rFonts w:ascii="Arial" w:hAnsi="Arial" w:cs="Arial"/>
+          <w:sz w:val="24"/>
+          <w:szCs w:val="24"/>
+        </w:rPr>
+        <w:t>, possibilitando monitoramento remoto através de dashboards.</w:t>
       </w:r>
     </w:p>
     <w:p>
@@ -3746,19 +5246,34 @@
         <w:jc w:val="both"/>
         <w:rPr>
           <w:rFonts w:ascii="Arial" w:hAnsi="Arial" w:cs="Arial"/>
-          <w:sz w:val="24"/>
-          <w:szCs w:val="24"/>
-        </w:rPr>
-      </w:pPr>
-      <w:r>
-        <w:rPr>
-          <w:rFonts w:ascii="Arial" w:hAnsi="Arial" w:cs="Arial"/>
-          <w:sz w:val="24"/>
-          <w:szCs w:val="24"/>
-        </w:rPr>
-        <w:lastRenderedPageBreak/>
+          <w:b/>
+          <w:bCs/>
+          <w:sz w:val="24"/>
+          <w:szCs w:val="24"/>
+        </w:rPr>
+      </w:pPr>
+      <w:r>
+        <w:rPr>
+          <w:rFonts w:ascii="Arial" w:hAnsi="Arial" w:cs="Arial"/>
+          <w:b/>
+          <w:bCs/>
+          <w:sz w:val="24"/>
+          <w:szCs w:val="24"/>
+        </w:rPr>
         <w:t>Desenvolvimento</w:t>
       </w:r>
+    </w:p>
+    <w:p>
+      <w:pPr>
+        <w:jc w:val="both"/>
+        <w:rPr>
+          <w:rFonts w:ascii="Arial" w:hAnsi="Arial" w:cs="Arial"/>
+          <w:b/>
+          <w:bCs/>
+          <w:sz w:val="24"/>
+          <w:szCs w:val="24"/>
+        </w:rPr>
+      </w:pPr>
     </w:p>
     <w:p>
       <w:pPr>
@@ -3770,6 +5285,8 @@
         <w:jc w:val="both"/>
         <w:rPr>
           <w:rFonts w:ascii="Arial" w:hAnsi="Arial" w:cs="Arial"/>
+          <w:b/>
+          <w:bCs/>
           <w:sz w:val="24"/>
           <w:szCs w:val="24"/>
           <w:lang w:val="en-US"/>
@@ -3778,33 +5295,43 @@
       <w:r>
         <w:rPr>
           <w:rFonts w:ascii="Arial" w:hAnsi="Arial" w:cs="Arial"/>
+          <w:b/>
+          <w:bCs/>
           <w:sz w:val="24"/>
           <w:szCs w:val="24"/>
           <w:lang w:val="en-US"/>
         </w:rPr>
-        <w:t>Descri</w:t>
-      </w:r>
-      <w:r>
-        <w:rPr>
-          <w:rFonts w:ascii="Arial" w:hAnsi="Arial" w:cs="Arial"/>
+        <w:t xml:space="preserve">Hardware </w:t>
+      </w:r>
+      <w:proofErr w:type="spellStart"/>
+      <w:r>
+        <w:rPr>
+          <w:rFonts w:ascii="Arial" w:hAnsi="Arial" w:cs="Arial"/>
+          <w:b/>
+          <w:bCs/>
           <w:sz w:val="24"/>
           <w:szCs w:val="24"/>
           <w:lang w:val="en-US"/>
         </w:rPr>
-        <w:t>ç</w:t>
-      </w:r>
-      <w:r>
-        <w:rPr>
-          <w:rFonts w:ascii="Arial" w:hAnsi="Arial" w:cs="Arial"/>
+        <w:t>Utilizado</w:t>
+      </w:r>
+      <w:proofErr w:type="spellEnd"/>
+      <w:r>
+        <w:rPr>
+          <w:rFonts w:ascii="Arial" w:hAnsi="Arial" w:cs="Arial"/>
+          <w:b/>
+          <w:bCs/>
           <w:sz w:val="24"/>
           <w:szCs w:val="24"/>
           <w:lang w:val="en-US"/>
         </w:rPr>
-        <w:t>ão do Hardware (BOM</w:t>
-      </w:r>
-      <w:r>
-        <w:rPr>
-          <w:rFonts w:ascii="Arial" w:hAnsi="Arial" w:cs="Arial"/>
+        <w:t xml:space="preserve"> (BOM</w:t>
+      </w:r>
+      <w:r>
+        <w:rPr>
+          <w:rFonts w:ascii="Arial" w:hAnsi="Arial" w:cs="Arial"/>
+          <w:b/>
+          <w:bCs/>
           <w:sz w:val="24"/>
           <w:szCs w:val="24"/>
           <w:lang w:val="en-US"/>
@@ -3814,6 +5341,8 @@
       <w:r>
         <w:rPr>
           <w:rFonts w:ascii="Arial" w:hAnsi="Arial" w:cs="Arial"/>
+          <w:b/>
+          <w:bCs/>
           <w:sz w:val="24"/>
           <w:szCs w:val="24"/>
           <w:lang w:val="en-US"/>
@@ -3871,6 +5400,7 @@
                 <w:szCs w:val="24"/>
                 <w:lang w:val="en-US"/>
               </w:rPr>
+              <w:lastRenderedPageBreak/>
               <w:t>Item</w:t>
             </w:r>
           </w:p>
@@ -3890,6 +5420,7 @@
                 <w:lang w:val="en-US"/>
               </w:rPr>
             </w:pPr>
+            <w:proofErr w:type="spellStart"/>
             <w:r>
               <w:rPr>
                 <w:rFonts w:ascii="Arial" w:hAnsi="Arial" w:cs="Arial"/>
@@ -3899,6 +5430,7 @@
               </w:rPr>
               <w:t>Quantidade</w:t>
             </w:r>
+            <w:proofErr w:type="spellEnd"/>
           </w:p>
         </w:tc>
       </w:tr>
@@ -3932,7 +5464,7 @@
                 <w:szCs w:val="24"/>
                 <w:lang w:val="en-US"/>
               </w:rPr>
-              <w:t>Arduino Uno</w:t>
+              <w:t>ESP32</w:t>
             </w:r>
           </w:p>
         </w:tc>
@@ -3981,6 +5513,7 @@
                 <w:lang w:val="en-US"/>
               </w:rPr>
             </w:pPr>
+            <w:proofErr w:type="spellStart"/>
             <w:r>
               <w:rPr>
                 <w:rFonts w:ascii="Arial" w:hAnsi="Arial" w:cs="Arial"/>
@@ -3990,7 +5523,43 @@
                 <w:szCs w:val="24"/>
                 <w:lang w:val="en-US"/>
               </w:rPr>
-              <w:t>Teclado Matricial 4x4</w:t>
+              <w:t>Teclado</w:t>
+            </w:r>
+            <w:proofErr w:type="spellEnd"/>
+            <w:r>
+              <w:rPr>
+                <w:rFonts w:ascii="Arial" w:hAnsi="Arial" w:cs="Arial"/>
+                <w:b w:val="0"/>
+                <w:bCs w:val="0"/>
+                <w:sz w:val="24"/>
+                <w:szCs w:val="24"/>
+                <w:lang w:val="en-US"/>
+              </w:rPr>
+              <w:t xml:space="preserve"> </w:t>
+            </w:r>
+            <w:proofErr w:type="spellStart"/>
+            <w:r>
+              <w:rPr>
+                <w:rFonts w:ascii="Arial" w:hAnsi="Arial" w:cs="Arial"/>
+                <w:b w:val="0"/>
+                <w:bCs w:val="0"/>
+                <w:sz w:val="24"/>
+                <w:szCs w:val="24"/>
+                <w:lang w:val="en-US"/>
+              </w:rPr>
+              <w:t>Matricial</w:t>
+            </w:r>
+            <w:proofErr w:type="spellEnd"/>
+            <w:r>
+              <w:rPr>
+                <w:rFonts w:ascii="Arial" w:hAnsi="Arial" w:cs="Arial"/>
+                <w:b w:val="0"/>
+                <w:bCs w:val="0"/>
+                <w:sz w:val="24"/>
+                <w:szCs w:val="24"/>
+                <w:lang w:val="en-US"/>
+              </w:rPr>
+              <w:t xml:space="preserve"> 4x4</w:t>
             </w:r>
           </w:p>
         </w:tc>
@@ -4051,7 +5620,7 @@
                 <w:szCs w:val="24"/>
                 <w:lang w:val="en-US"/>
               </w:rPr>
-              <w:t>Servo Motor SG90</w:t>
+              <w:t>Display LCD 16x2 (I2C)</w:t>
             </w:r>
           </w:p>
         </w:tc>
@@ -4109,7 +5678,7 @@
                 <w:szCs w:val="24"/>
                 <w:lang w:val="en-US"/>
               </w:rPr>
-              <w:t>Protoboard</w:t>
+              <w:t>Servo Motor SG90</w:t>
             </w:r>
           </w:p>
         </w:tc>
@@ -4170,7 +5739,7 @@
                 <w:szCs w:val="24"/>
                 <w:lang w:val="en-US"/>
               </w:rPr>
-              <w:t>Jumpers</w:t>
+              <w:t>LED RGB</w:t>
             </w:r>
           </w:p>
         </w:tc>
@@ -4196,11 +5765,190 @@
                 <w:szCs w:val="24"/>
                 <w:lang w:val="en-US"/>
               </w:rPr>
-              <w:t>diversos</w:t>
+              <w:t>1</w:t>
             </w:r>
           </w:p>
         </w:tc>
       </w:tr>
+      <w:tr>
+        <w:tc>
+          <w:tcPr>
+            <w:cnfStyle w:val="001000000000" w:firstRow="0" w:lastRow="0" w:firstColumn="1" w:lastColumn="0" w:oddVBand="0" w:evenVBand="0" w:oddHBand="0" w:evenHBand="0" w:firstRowFirstColumn="0" w:firstRowLastColumn="0" w:lastRowFirstColumn="0" w:lastRowLastColumn="0"/>
+            <w:tcW w:w="4247" w:type="dxa"/>
+          </w:tcPr>
+          <w:p>
+            <w:pPr>
+              <w:jc w:val="both"/>
+              <w:rPr>
+                <w:rFonts w:ascii="Arial" w:hAnsi="Arial" w:cs="Arial"/>
+                <w:b w:val="0"/>
+                <w:bCs w:val="0"/>
+                <w:sz w:val="24"/>
+                <w:szCs w:val="24"/>
+                <w:lang w:val="en-US"/>
+              </w:rPr>
+            </w:pPr>
+            <w:r>
+              <w:rPr>
+                <w:rFonts w:ascii="Arial" w:hAnsi="Arial" w:cs="Arial"/>
+                <w:b w:val="0"/>
+                <w:bCs w:val="0"/>
+                <w:sz w:val="24"/>
+                <w:szCs w:val="24"/>
+                <w:lang w:val="en-US"/>
+              </w:rPr>
+              <w:t>Buzzer</w:t>
+            </w:r>
+          </w:p>
+        </w:tc>
+        <w:tc>
+          <w:tcPr>
+            <w:tcW w:w="4247" w:type="dxa"/>
+          </w:tcPr>
+          <w:p>
+            <w:pPr>
+              <w:jc w:val="center"/>
+              <w:cnfStyle w:val="000000000000" w:firstRow="0" w:lastRow="0" w:firstColumn="0" w:lastColumn="0" w:oddVBand="0" w:evenVBand="0" w:oddHBand="0" w:evenHBand="0" w:firstRowFirstColumn="0" w:firstRowLastColumn="0" w:lastRowFirstColumn="0" w:lastRowLastColumn="0"/>
+              <w:rPr>
+                <w:rFonts w:ascii="Arial" w:hAnsi="Arial" w:cs="Arial"/>
+                <w:sz w:val="24"/>
+                <w:szCs w:val="24"/>
+                <w:lang w:val="en-US"/>
+              </w:rPr>
+            </w:pPr>
+            <w:r>
+              <w:rPr>
+                <w:rFonts w:ascii="Arial" w:hAnsi="Arial" w:cs="Arial"/>
+                <w:sz w:val="24"/>
+                <w:szCs w:val="24"/>
+                <w:lang w:val="en-US"/>
+              </w:rPr>
+              <w:t>1</w:t>
+            </w:r>
+          </w:p>
+        </w:tc>
+      </w:tr>
+      <w:tr>
+        <w:trPr>
+          <w:cnfStyle w:val="000000100000" w:firstRow="0" w:lastRow="0" w:firstColumn="0" w:lastColumn="0" w:oddVBand="0" w:evenVBand="0" w:oddHBand="1" w:evenHBand="0" w:firstRowFirstColumn="0" w:firstRowLastColumn="0" w:lastRowFirstColumn="0" w:lastRowLastColumn="0"/>
+        </w:trPr>
+        <w:tc>
+          <w:tcPr>
+            <w:cnfStyle w:val="001000000000" w:firstRow="0" w:lastRow="0" w:firstColumn="1" w:lastColumn="0" w:oddVBand="0" w:evenVBand="0" w:oddHBand="0" w:evenHBand="0" w:firstRowFirstColumn="0" w:firstRowLastColumn="0" w:lastRowFirstColumn="0" w:lastRowLastColumn="0"/>
+            <w:tcW w:w="4247" w:type="dxa"/>
+          </w:tcPr>
+          <w:p>
+            <w:pPr>
+              <w:jc w:val="both"/>
+              <w:rPr>
+                <w:rFonts w:ascii="Arial" w:hAnsi="Arial" w:cs="Arial"/>
+                <w:b w:val="0"/>
+                <w:bCs w:val="0"/>
+                <w:sz w:val="24"/>
+                <w:szCs w:val="24"/>
+                <w:lang w:val="en-US"/>
+              </w:rPr>
+            </w:pPr>
+            <w:r>
+              <w:rPr>
+                <w:rFonts w:ascii="Arial" w:hAnsi="Arial" w:cs="Arial"/>
+                <w:b w:val="0"/>
+                <w:bCs w:val="0"/>
+                <w:sz w:val="24"/>
+                <w:szCs w:val="24"/>
+                <w:lang w:val="en-US"/>
+              </w:rPr>
+              <w:t>Protoboard</w:t>
+            </w:r>
+          </w:p>
+        </w:tc>
+        <w:tc>
+          <w:tcPr>
+            <w:tcW w:w="4247" w:type="dxa"/>
+          </w:tcPr>
+          <w:p>
+            <w:pPr>
+              <w:jc w:val="center"/>
+              <w:cnfStyle w:val="000000100000" w:firstRow="0" w:lastRow="0" w:firstColumn="0" w:lastColumn="0" w:oddVBand="0" w:evenVBand="0" w:oddHBand="1" w:evenHBand="0" w:firstRowFirstColumn="0" w:firstRowLastColumn="0" w:lastRowFirstColumn="0" w:lastRowLastColumn="0"/>
+              <w:rPr>
+                <w:rFonts w:ascii="Arial" w:hAnsi="Arial" w:cs="Arial"/>
+                <w:sz w:val="24"/>
+                <w:szCs w:val="24"/>
+                <w:lang w:val="en-US"/>
+              </w:rPr>
+            </w:pPr>
+            <w:r>
+              <w:rPr>
+                <w:rFonts w:ascii="Arial" w:hAnsi="Arial" w:cs="Arial"/>
+                <w:sz w:val="24"/>
+                <w:szCs w:val="24"/>
+                <w:lang w:val="en-US"/>
+              </w:rPr>
+              <w:t>1</w:t>
+            </w:r>
+          </w:p>
+        </w:tc>
+      </w:tr>
+      <w:tr>
+        <w:tc>
+          <w:tcPr>
+            <w:cnfStyle w:val="001000000000" w:firstRow="0" w:lastRow="0" w:firstColumn="1" w:lastColumn="0" w:oddVBand="0" w:evenVBand="0" w:oddHBand="0" w:evenHBand="0" w:firstRowFirstColumn="0" w:firstRowLastColumn="0" w:lastRowFirstColumn="0" w:lastRowLastColumn="0"/>
+            <w:tcW w:w="4247" w:type="dxa"/>
+          </w:tcPr>
+          <w:p>
+            <w:pPr>
+              <w:jc w:val="both"/>
+              <w:rPr>
+                <w:rFonts w:ascii="Arial" w:hAnsi="Arial" w:cs="Arial"/>
+                <w:b w:val="0"/>
+                <w:bCs w:val="0"/>
+                <w:sz w:val="24"/>
+                <w:szCs w:val="24"/>
+                <w:lang w:val="en-US"/>
+              </w:rPr>
+            </w:pPr>
+            <w:r>
+              <w:rPr>
+                <w:rFonts w:ascii="Arial" w:hAnsi="Arial" w:cs="Arial"/>
+                <w:b w:val="0"/>
+                <w:bCs w:val="0"/>
+                <w:sz w:val="24"/>
+                <w:szCs w:val="24"/>
+                <w:lang w:val="en-US"/>
+              </w:rPr>
+              <w:t>Jumpers</w:t>
+            </w:r>
+          </w:p>
+        </w:tc>
+        <w:tc>
+          <w:tcPr>
+            <w:tcW w:w="4247" w:type="dxa"/>
+          </w:tcPr>
+          <w:p>
+            <w:pPr>
+              <w:jc w:val="center"/>
+              <w:cnfStyle w:val="000000000000" w:firstRow="0" w:lastRow="0" w:firstColumn="0" w:lastColumn="0" w:oddVBand="0" w:evenVBand="0" w:oddHBand="0" w:evenHBand="0" w:firstRowFirstColumn="0" w:firstRowLastColumn="0" w:lastRowFirstColumn="0" w:lastRowLastColumn="0"/>
+              <w:rPr>
+                <w:rFonts w:ascii="Arial" w:hAnsi="Arial" w:cs="Arial"/>
+                <w:sz w:val="24"/>
+                <w:szCs w:val="24"/>
+                <w:lang w:val="en-US"/>
+              </w:rPr>
+            </w:pPr>
+            <w:proofErr w:type="spellStart"/>
+            <w:r>
+              <w:rPr>
+                <w:rFonts w:ascii="Arial" w:hAnsi="Arial" w:cs="Arial"/>
+                <w:sz w:val="24"/>
+                <w:szCs w:val="24"/>
+                <w:lang w:val="en-US"/>
+              </w:rPr>
+              <w:t>diversos</w:t>
+            </w:r>
+            <w:proofErr w:type="spellEnd"/>
+          </w:p>
+        </w:tc>
+      </w:tr>
     </w:tbl>
     <w:p>
       <w:pPr>
@@ -4210,353 +5958,6 @@
           <w:sz w:val="24"/>
           <w:szCs w:val="24"/>
           <w:lang w:val="en-US"/>
-        </w:rPr>
-      </w:pPr>
-    </w:p>
-    <w:p>
-      <w:pPr>
-        <w:jc w:val="both"/>
-        <w:rPr>
-          <w:rFonts w:ascii="Arial" w:hAnsi="Arial" w:cs="Arial"/>
-          <w:sz w:val="24"/>
-          <w:szCs w:val="24"/>
-        </w:rPr>
-      </w:pPr>
-      <w:r>
-        <w:rPr>
-          <w:rFonts w:ascii="Arial" w:hAnsi="Arial" w:cs="Arial"/>
-          <w:sz w:val="24"/>
-          <w:szCs w:val="24"/>
-        </w:rPr>
-        <w:t>Adicionar diagrama de bloco e</w:t>
-      </w:r>
-      <w:r>
-        <w:rPr>
-          <w:rFonts w:ascii="Arial" w:hAnsi="Arial" w:cs="Arial"/>
-          <w:sz w:val="24"/>
-          <w:szCs w:val="24"/>
-        </w:rPr>
-        <w:t xml:space="preserve"> diagrama esquemático?</w:t>
-      </w:r>
-    </w:p>
-    <w:p>
-      <w:pPr>
-        <w:ind w:firstLine="567"/>
-        <w:jc w:val="both"/>
-        <w:rPr>
-          <w:rFonts w:ascii="Arial" w:hAnsi="Arial" w:cs="Arial"/>
-          <w:sz w:val="24"/>
-          <w:szCs w:val="24"/>
-        </w:rPr>
-      </w:pPr>
-      <w:r>
-        <w:rPr>
-          <w:rFonts w:ascii="Arial" w:hAnsi="Arial" w:cs="Arial"/>
-          <w:sz w:val="24"/>
-          <w:szCs w:val="24"/>
-        </w:rPr>
-        <w:t xml:space="preserve">Um diagrama de blocos, que fornece uma </w:t>
-      </w:r>
-      <w:r>
-        <w:rPr>
-          <w:rFonts w:ascii="Arial" w:hAnsi="Arial" w:cs="Arial"/>
-          <w:sz w:val="24"/>
-          <w:szCs w:val="24"/>
-        </w:rPr>
-        <w:t>visão</w:t>
-      </w:r>
-      <w:r>
-        <w:rPr>
-          <w:rFonts w:ascii="Arial" w:hAnsi="Arial" w:cs="Arial"/>
-          <w:sz w:val="24"/>
-          <w:szCs w:val="24"/>
-        </w:rPr>
-        <w:t xml:space="preserve"> geral</w:t>
-      </w:r>
-      <w:r>
-        <w:rPr>
-          <w:rFonts w:ascii="Arial" w:hAnsi="Arial" w:cs="Arial"/>
-          <w:sz w:val="24"/>
-          <w:szCs w:val="24"/>
-        </w:rPr>
-        <w:t xml:space="preserve"> </w:t>
-      </w:r>
-      <w:r>
-        <w:rPr>
-          <w:rFonts w:ascii="Arial" w:hAnsi="Arial" w:cs="Arial"/>
-          <w:sz w:val="24"/>
-          <w:szCs w:val="24"/>
-        </w:rPr>
-        <w:t>de como os circuitos discretos de um dispositivo ou</w:t>
-      </w:r>
-      <w:r>
-        <w:rPr>
-          <w:rFonts w:ascii="Arial" w:hAnsi="Arial" w:cs="Arial"/>
-          <w:sz w:val="24"/>
-          <w:szCs w:val="24"/>
-        </w:rPr>
-        <w:t xml:space="preserve"> </w:t>
-      </w:r>
-      <w:r>
-        <w:rPr>
-          <w:rFonts w:ascii="Arial" w:hAnsi="Arial" w:cs="Arial"/>
-          <w:sz w:val="24"/>
-          <w:szCs w:val="24"/>
-        </w:rPr>
-        <w:t xml:space="preserve">sistema interagem. Os circuitos </w:t>
-      </w:r>
-      <w:r>
-        <w:rPr>
-          <w:rFonts w:ascii="Arial" w:hAnsi="Arial" w:cs="Arial"/>
-          <w:sz w:val="24"/>
-          <w:szCs w:val="24"/>
-        </w:rPr>
-        <w:t>são</w:t>
-      </w:r>
-      <w:r>
-        <w:rPr>
-          <w:rFonts w:ascii="Arial" w:hAnsi="Arial" w:cs="Arial"/>
-          <w:sz w:val="24"/>
-          <w:szCs w:val="24"/>
-        </w:rPr>
-        <w:t xml:space="preserve"> representados por</w:t>
-      </w:r>
-      <w:r>
-        <w:rPr>
-          <w:rFonts w:ascii="Arial" w:hAnsi="Arial" w:cs="Arial"/>
-          <w:sz w:val="24"/>
-          <w:szCs w:val="24"/>
-        </w:rPr>
-        <w:t xml:space="preserve"> </w:t>
-      </w:r>
-      <w:r>
-        <w:rPr>
-          <w:rFonts w:ascii="Arial" w:hAnsi="Arial" w:cs="Arial"/>
-          <w:sz w:val="24"/>
-          <w:szCs w:val="24"/>
-        </w:rPr>
-        <w:t xml:space="preserve">blocos, e suas </w:t>
-      </w:r>
-      <w:r>
-        <w:rPr>
-          <w:rFonts w:ascii="Arial" w:hAnsi="Arial" w:cs="Arial"/>
-          <w:sz w:val="24"/>
-          <w:szCs w:val="24"/>
-        </w:rPr>
-        <w:t>rela</w:t>
-      </w:r>
-      <w:r>
-        <w:rPr>
-          <w:rFonts w:ascii="Arial" w:hAnsi="Arial" w:cs="Arial"/>
-          <w:sz w:val="24"/>
-          <w:szCs w:val="24"/>
-        </w:rPr>
-        <w:t>ç</w:t>
-      </w:r>
-      <w:r>
-        <w:rPr>
-          <w:rFonts w:ascii="Arial" w:hAnsi="Arial" w:cs="Arial"/>
-          <w:sz w:val="24"/>
-          <w:szCs w:val="24"/>
-        </w:rPr>
-        <w:t>ões</w:t>
-      </w:r>
-      <w:r>
-        <w:rPr>
-          <w:rFonts w:ascii="Arial" w:hAnsi="Arial" w:cs="Arial"/>
-          <w:sz w:val="24"/>
-          <w:szCs w:val="24"/>
-        </w:rPr>
-        <w:t xml:space="preserve"> </w:t>
-      </w:r>
-      <w:r>
-        <w:rPr>
-          <w:rFonts w:ascii="Arial" w:hAnsi="Arial" w:cs="Arial"/>
-          <w:sz w:val="24"/>
-          <w:szCs w:val="24"/>
-        </w:rPr>
-        <w:t>são</w:t>
-      </w:r>
-      <w:r>
-        <w:rPr>
-          <w:rFonts w:ascii="Arial" w:hAnsi="Arial" w:cs="Arial"/>
-          <w:sz w:val="24"/>
-          <w:szCs w:val="24"/>
-        </w:rPr>
-        <w:t xml:space="preserve"> indicadas por linhas de</w:t>
-      </w:r>
-      <w:r>
-        <w:rPr>
-          <w:rFonts w:ascii="Arial" w:hAnsi="Arial" w:cs="Arial"/>
-          <w:sz w:val="24"/>
-          <w:szCs w:val="24"/>
-        </w:rPr>
-        <w:t xml:space="preserve"> </w:t>
-      </w:r>
-      <w:r>
-        <w:rPr>
-          <w:rFonts w:ascii="Arial" w:hAnsi="Arial" w:cs="Arial"/>
-          <w:sz w:val="24"/>
-          <w:szCs w:val="24"/>
-        </w:rPr>
-        <w:t>interconexão</w:t>
-      </w:r>
-      <w:r>
-        <w:rPr>
-          <w:rFonts w:ascii="Arial" w:hAnsi="Arial" w:cs="Arial"/>
-          <w:sz w:val="24"/>
-          <w:szCs w:val="24"/>
-        </w:rPr>
-        <w:t xml:space="preserve">, </w:t>
-      </w:r>
-      <w:r>
-        <w:rPr>
-          <w:rFonts w:ascii="Arial" w:hAnsi="Arial" w:cs="Arial"/>
-          <w:sz w:val="24"/>
-          <w:szCs w:val="24"/>
-        </w:rPr>
-        <w:t>à</w:t>
-      </w:r>
-      <w:r>
-        <w:rPr>
-          <w:rFonts w:ascii="Arial" w:hAnsi="Arial" w:cs="Arial"/>
-          <w:sz w:val="24"/>
-          <w:szCs w:val="24"/>
-        </w:rPr>
-        <w:t>s vezes com setas</w:t>
-      </w:r>
-      <w:r>
-        <w:rPr>
-          <w:rFonts w:ascii="Arial" w:hAnsi="Arial" w:cs="Arial"/>
-          <w:sz w:val="24"/>
-          <w:szCs w:val="24"/>
-        </w:rPr>
-        <w:t>.</w:t>
-      </w:r>
-    </w:p>
-    <w:p>
-      <w:pPr>
-        <w:ind w:firstLine="567"/>
-        <w:jc w:val="both"/>
-        <w:rPr>
-          <w:rFonts w:ascii="Arial" w:hAnsi="Arial" w:cs="Arial"/>
-          <w:sz w:val="24"/>
-          <w:szCs w:val="24"/>
-        </w:rPr>
-      </w:pPr>
-      <w:r>
-        <w:rPr>
-          <w:rFonts w:ascii="Arial" w:hAnsi="Arial" w:cs="Arial"/>
-          <w:sz w:val="24"/>
-          <w:szCs w:val="24"/>
-        </w:rPr>
-        <w:t xml:space="preserve">Um ou mais diagramas </w:t>
-      </w:r>
-      <w:r>
-        <w:rPr>
-          <w:rFonts w:ascii="Arial" w:hAnsi="Arial" w:cs="Arial"/>
-          <w:sz w:val="24"/>
-          <w:szCs w:val="24"/>
-        </w:rPr>
-        <w:t>esquemáticos</w:t>
-      </w:r>
-      <w:r>
-        <w:rPr>
-          <w:rFonts w:ascii="Arial" w:hAnsi="Arial" w:cs="Arial"/>
-          <w:sz w:val="24"/>
-          <w:szCs w:val="24"/>
-        </w:rPr>
-        <w:t>, que incluem</w:t>
-      </w:r>
-      <w:r>
-        <w:rPr>
-          <w:rFonts w:ascii="Arial" w:hAnsi="Arial" w:cs="Arial"/>
-          <w:sz w:val="24"/>
-          <w:szCs w:val="24"/>
-        </w:rPr>
-        <w:t xml:space="preserve"> </w:t>
-      </w:r>
-      <w:r>
-        <w:rPr>
-          <w:rFonts w:ascii="Arial" w:hAnsi="Arial" w:cs="Arial"/>
-          <w:sz w:val="24"/>
-          <w:szCs w:val="24"/>
-        </w:rPr>
-        <w:t>todos os componentes de um circuito, com cada componente</w:t>
-      </w:r>
-      <w:r>
-        <w:rPr>
-          <w:rFonts w:ascii="Arial" w:hAnsi="Arial" w:cs="Arial"/>
-          <w:sz w:val="24"/>
-          <w:szCs w:val="24"/>
-        </w:rPr>
-        <w:t xml:space="preserve"> </w:t>
-      </w:r>
-      <w:r>
-        <w:rPr>
-          <w:rFonts w:ascii="Arial" w:hAnsi="Arial" w:cs="Arial"/>
-          <w:sz w:val="24"/>
-          <w:szCs w:val="24"/>
-        </w:rPr>
-        <w:t xml:space="preserve">tendo seu </w:t>
-      </w:r>
-      <w:r>
-        <w:rPr>
-          <w:rFonts w:ascii="Arial" w:hAnsi="Arial" w:cs="Arial"/>
-          <w:sz w:val="24"/>
-          <w:szCs w:val="24"/>
-        </w:rPr>
-        <w:t>próprio</w:t>
-      </w:r>
-      <w:r>
-        <w:rPr>
-          <w:rFonts w:ascii="Arial" w:hAnsi="Arial" w:cs="Arial"/>
-          <w:sz w:val="24"/>
-          <w:szCs w:val="24"/>
-        </w:rPr>
-        <w:t xml:space="preserve"> </w:t>
-      </w:r>
-      <w:r>
-        <w:rPr>
-          <w:rFonts w:ascii="Arial" w:hAnsi="Arial" w:cs="Arial"/>
-          <w:sz w:val="24"/>
-          <w:szCs w:val="24"/>
-        </w:rPr>
-        <w:t>símbolo</w:t>
-      </w:r>
-      <w:r>
-        <w:rPr>
-          <w:rFonts w:ascii="Arial" w:hAnsi="Arial" w:cs="Arial"/>
-          <w:sz w:val="24"/>
-          <w:szCs w:val="24"/>
-        </w:rPr>
-        <w:t xml:space="preserve"> </w:t>
-      </w:r>
-      <w:r>
-        <w:rPr>
-          <w:rFonts w:ascii="Arial" w:hAnsi="Arial" w:cs="Arial"/>
-          <w:sz w:val="24"/>
-          <w:szCs w:val="24"/>
-        </w:rPr>
-        <w:t>específico</w:t>
-      </w:r>
-      <w:r>
-        <w:rPr>
-          <w:rFonts w:ascii="Arial" w:hAnsi="Arial" w:cs="Arial"/>
-          <w:sz w:val="24"/>
-          <w:szCs w:val="24"/>
-        </w:rPr>
-        <w:t>.</w:t>
-      </w:r>
-    </w:p>
-    <w:p>
-      <w:pPr>
-        <w:ind w:firstLine="567"/>
-        <w:jc w:val="both"/>
-        <w:rPr>
-          <w:rFonts w:ascii="Arial" w:hAnsi="Arial" w:cs="Arial"/>
-          <w:sz w:val="24"/>
-          <w:szCs w:val="24"/>
         </w:rPr>
       </w:pPr>
     </w:p>
@@ -4570,18 +5971,122 @@
         <w:jc w:val="both"/>
         <w:rPr>
           <w:rFonts w:ascii="Arial" w:hAnsi="Arial" w:cs="Arial"/>
-          <w:sz w:val="24"/>
-          <w:szCs w:val="24"/>
-        </w:rPr>
-      </w:pPr>
-      <w:r>
-        <w:rPr>
-          <w:rFonts w:ascii="Arial" w:hAnsi="Arial" w:cs="Arial"/>
+          <w:b/>
+          <w:bCs/>
+          <w:sz w:val="24"/>
+          <w:szCs w:val="24"/>
+        </w:rPr>
+      </w:pPr>
+      <w:r>
+        <w:rPr>
+          <w:rFonts w:ascii="Arial" w:hAnsi="Arial" w:cs="Arial"/>
+          <w:b/>
+          <w:bCs/>
+          <w:sz w:val="24"/>
+          <w:szCs w:val="24"/>
+        </w:rPr>
+        <w:t>Diagrama de Blocos do Hardware</w:t>
+      </w:r>
+    </w:p>
+    <w:p>
+      <w:pPr>
+        <w:ind w:firstLine="360"/>
+        <w:jc w:val="both"/>
+        <w:rPr>
+          <w:rFonts w:ascii="Arial" w:hAnsi="Arial" w:cs="Arial"/>
+          <w:sz w:val="24"/>
+          <w:szCs w:val="24"/>
+        </w:rPr>
+      </w:pPr>
+      <w:r>
+        <w:rPr>
+          <w:rFonts w:ascii="Arial" w:hAnsi="Arial" w:cs="Arial"/>
+          <w:sz w:val="24"/>
+          <w:szCs w:val="24"/>
+        </w:rPr>
+        <w:drawing>
+          <wp:inline distT="0" distB="0" distL="0" distR="0" wp14:anchorId="69364C98" wp14:editId="6325424D">
+            <wp:extent cx="2848373" cy="2553056"/>
+            <wp:effectExtent l="0" t="0" r="9525" b="0"/>
+            <wp:docPr id="1525603903" name="Imagem 1"/>
+            <wp:cNvGraphicFramePr>
+              <a:graphicFrameLocks xmlns:a="http://schemas.openxmlformats.org/drawingml/2006/main" noChangeAspect="1"/>
+            </wp:cNvGraphicFramePr>
+            <a:graphic xmlns:a="http://schemas.openxmlformats.org/drawingml/2006/main">
+              <a:graphicData uri="http://schemas.openxmlformats.org/drawingml/2006/picture">
+                <pic:pic xmlns:pic="http://schemas.openxmlformats.org/drawingml/2006/picture">
+                  <pic:nvPicPr>
+                    <pic:cNvPr id="1525603903" name=""/>
+                    <pic:cNvPicPr/>
+                  </pic:nvPicPr>
+                  <pic:blipFill>
+                    <a:blip r:embed="rId15"/>
+                    <a:stretch>
+                      <a:fillRect/>
+                    </a:stretch>
+                  </pic:blipFill>
+                  <pic:spPr>
+                    <a:xfrm>
+                      <a:off x="0" y="0"/>
+                      <a:ext cx="2848373" cy="2553056"/>
+                    </a:xfrm>
+                    <a:prstGeom prst="rect">
+                      <a:avLst/>
+                    </a:prstGeom>
+                  </pic:spPr>
+                </pic:pic>
+              </a:graphicData>
+            </a:graphic>
+          </wp:inline>
+        </w:drawing>
+      </w:r>
+    </w:p>
+    <w:p>
+      <w:pPr>
+        <w:jc w:val="both"/>
+        <w:rPr>
+          <w:rFonts w:ascii="Arial" w:hAnsi="Arial" w:cs="Arial"/>
+          <w:sz w:val="24"/>
+          <w:szCs w:val="24"/>
+        </w:rPr>
+      </w:pPr>
+    </w:p>
+    <w:p>
+      <w:pPr>
+        <w:pStyle w:val="PargrafodaLista"/>
+        <w:numPr>
+          <w:ilvl w:val="1"/>
+          <w:numId w:val="2"/>
+        </w:numPr>
+        <w:jc w:val="both"/>
+        <w:rPr>
+          <w:rFonts w:ascii="Arial" w:hAnsi="Arial" w:cs="Arial"/>
+          <w:b/>
+          <w:bCs/>
+          <w:sz w:val="24"/>
+          <w:szCs w:val="24"/>
+        </w:rPr>
+      </w:pPr>
+      <w:r>
+        <w:rPr>
+          <w:rFonts w:ascii="Arial" w:hAnsi="Arial" w:cs="Arial"/>
+          <w:b/>
+          <w:bCs/>
           <w:sz w:val="24"/>
           <w:szCs w:val="24"/>
         </w:rPr>
         <w:t>Montagem</w:t>
       </w:r>
+    </w:p>
+    <w:p>
+      <w:pPr>
+        <w:jc w:val="both"/>
+        <w:rPr>
+          <w:rFonts w:ascii="Arial" w:hAnsi="Arial" w:cs="Arial"/>
+          <w:sz w:val="24"/>
+          <w:szCs w:val="24"/>
+        </w:rPr>
+      </w:pPr>
     </w:p>
     <w:p>
       <w:pPr>
@@ -4603,7 +6108,25 @@
           <w:sz w:val="24"/>
           <w:szCs w:val="24"/>
         </w:rPr>
-        <w:t>Teclado conectado aos pinos digitais 2 a 9.</w:t>
+        <w:t xml:space="preserve">Teclado conectado aos </w:t>
+      </w:r>
+      <w:proofErr w:type="spellStart"/>
+      <w:r>
+        <w:rPr>
+          <w:rFonts w:ascii="Arial" w:hAnsi="Arial" w:cs="Arial"/>
+          <w:sz w:val="24"/>
+          <w:szCs w:val="24"/>
+        </w:rPr>
+        <w:t>GPIOs</w:t>
+      </w:r>
+      <w:proofErr w:type="spellEnd"/>
+      <w:r>
+        <w:rPr>
+          <w:rFonts w:ascii="Arial" w:hAnsi="Arial" w:cs="Arial"/>
+          <w:sz w:val="24"/>
+          <w:szCs w:val="24"/>
+        </w:rPr>
+        <w:t xml:space="preserve"> do ESP32.</w:t>
       </w:r>
     </w:p>
     <w:p>
@@ -4626,7 +6149,7 @@
           <w:sz w:val="24"/>
           <w:szCs w:val="24"/>
         </w:rPr>
-        <w:t>Servo conectado ao pino digital 10.</w:t>
+        <w:t>Servo conectado ao pino de controle PWM.</w:t>
       </w:r>
     </w:p>
     <w:p>
@@ -4649,7 +6172,7 @@
           <w:sz w:val="24"/>
           <w:szCs w:val="24"/>
         </w:rPr>
-        <w:t>Alimentação via 5V.</w:t>
+        <w:t>LCD conectado via I2C (SDA e SCL).</w:t>
       </w:r>
     </w:p>
     <w:p>
@@ -4672,7 +6195,63 @@
           <w:sz w:val="24"/>
           <w:szCs w:val="24"/>
         </w:rPr>
-        <w:t>GND comum entre todos os componentes.</w:t>
+        <w:t>LED RGB conectado a pinos digitais.</w:t>
+      </w:r>
+    </w:p>
+    <w:p>
+      <w:pPr>
+        <w:pStyle w:val="PargrafodaLista"/>
+        <w:numPr>
+          <w:ilvl w:val="0"/>
+          <w:numId w:val="11"/>
+        </w:numPr>
+        <w:jc w:val="both"/>
+        <w:rPr>
+          <w:rFonts w:ascii="Arial" w:hAnsi="Arial" w:cs="Arial"/>
+          <w:sz w:val="24"/>
+          <w:szCs w:val="24"/>
+        </w:rPr>
+      </w:pPr>
+      <w:proofErr w:type="spellStart"/>
+      <w:r>
+        <w:rPr>
+          <w:rFonts w:ascii="Arial" w:hAnsi="Arial" w:cs="Arial"/>
+          <w:sz w:val="24"/>
+          <w:szCs w:val="24"/>
+        </w:rPr>
+        <w:t>Buzzer</w:t>
+      </w:r>
+      <w:proofErr w:type="spellEnd"/>
+      <w:r>
+        <w:rPr>
+          <w:rFonts w:ascii="Arial" w:hAnsi="Arial" w:cs="Arial"/>
+          <w:sz w:val="24"/>
+          <w:szCs w:val="24"/>
+        </w:rPr>
+        <w:t xml:space="preserve"> conectado a pino PWM.</w:t>
+      </w:r>
+    </w:p>
+    <w:p>
+      <w:pPr>
+        <w:pStyle w:val="PargrafodaLista"/>
+        <w:numPr>
+          <w:ilvl w:val="0"/>
+          <w:numId w:val="11"/>
+        </w:numPr>
+        <w:jc w:val="both"/>
+        <w:rPr>
+          <w:rFonts w:ascii="Arial" w:hAnsi="Arial" w:cs="Arial"/>
+          <w:sz w:val="24"/>
+          <w:szCs w:val="24"/>
+        </w:rPr>
+      </w:pPr>
+      <w:r>
+        <w:rPr>
+          <w:rFonts w:ascii="Arial" w:hAnsi="Arial" w:cs="Arial"/>
+          <w:sz w:val="24"/>
+          <w:szCs w:val="24"/>
+        </w:rPr>
+        <w:t>Alimentação via 5V e GND comum.</w:t>
       </w:r>
     </w:p>
     <w:p>
@@ -4695,18 +6274,32 @@
         <w:jc w:val="both"/>
         <w:rPr>
           <w:rFonts w:ascii="Arial" w:hAnsi="Arial" w:cs="Arial"/>
-          <w:sz w:val="24"/>
-          <w:szCs w:val="24"/>
-        </w:rPr>
-      </w:pPr>
-      <w:r>
-        <w:rPr>
-          <w:rFonts w:ascii="Arial" w:hAnsi="Arial" w:cs="Arial"/>
+          <w:b/>
+          <w:bCs/>
+          <w:sz w:val="24"/>
+          <w:szCs w:val="24"/>
+        </w:rPr>
+      </w:pPr>
+      <w:r>
+        <w:rPr>
+          <w:rFonts w:ascii="Arial" w:hAnsi="Arial" w:cs="Arial"/>
+          <w:b/>
+          <w:bCs/>
           <w:sz w:val="24"/>
           <w:szCs w:val="24"/>
         </w:rPr>
         <w:t>Funcionamento do Software</w:t>
       </w:r>
+    </w:p>
+    <w:p>
+      <w:pPr>
+        <w:jc w:val="both"/>
+        <w:rPr>
+          <w:rFonts w:ascii="Arial" w:hAnsi="Arial" w:cs="Arial"/>
+          <w:sz w:val="24"/>
+          <w:szCs w:val="24"/>
+        </w:rPr>
+      </w:pPr>
     </w:p>
     <w:p>
       <w:pPr>
@@ -4747,8 +6340,19 @@
           <w:sz w:val="24"/>
           <w:szCs w:val="24"/>
         </w:rPr>
-        <w:t>Biblioteca Keypad</w:t>
-      </w:r>
+        <w:lastRenderedPageBreak/>
+        <w:t xml:space="preserve">Biblioteca </w:t>
+      </w:r>
+      <w:proofErr w:type="spellStart"/>
+      <w:r>
+        <w:rPr>
+          <w:rFonts w:ascii="Arial" w:hAnsi="Arial" w:cs="Arial"/>
+          <w:sz w:val="24"/>
+          <w:szCs w:val="24"/>
+        </w:rPr>
+        <w:t>Keypad</w:t>
+      </w:r>
+      <w:proofErr w:type="spellEnd"/>
     </w:p>
     <w:p>
       <w:pPr>
@@ -4770,7 +6374,15 @@
           <w:sz w:val="24"/>
           <w:szCs w:val="24"/>
         </w:rPr>
-        <w:t>Biblioteca Servo</w:t>
+        <w:t xml:space="preserve">Biblioteca </w:t>
+      </w:r>
+      <w:r>
+        <w:rPr>
+          <w:rFonts w:ascii="Arial" w:hAnsi="Arial" w:cs="Arial"/>
+          <w:sz w:val="24"/>
+          <w:szCs w:val="24"/>
+        </w:rPr>
+        <w:t>ESP32Servo</w:t>
       </w:r>
     </w:p>
     <w:p>
@@ -4793,7 +6405,7 @@
           <w:sz w:val="24"/>
           <w:szCs w:val="24"/>
         </w:rPr>
-        <w:t>Estrutura de máquina de estados</w:t>
+        <w:t>Biblioteca LiquidCrystal_I2C</w:t>
       </w:r>
     </w:p>
     <w:p>
@@ -4816,31 +6428,18 @@
           <w:sz w:val="24"/>
           <w:szCs w:val="24"/>
         </w:rPr>
-        <w:t>Comparação de strings</w:t>
-      </w:r>
-    </w:p>
-    <w:p>
-      <w:pPr>
-        <w:pStyle w:val="PargrafodaLista"/>
-        <w:numPr>
-          <w:ilvl w:val="0"/>
-          <w:numId w:val="12"/>
-        </w:numPr>
-        <w:jc w:val="both"/>
-        <w:rPr>
-          <w:rFonts w:ascii="Arial" w:hAnsi="Arial" w:cs="Arial"/>
-          <w:sz w:val="24"/>
-          <w:szCs w:val="24"/>
-        </w:rPr>
-      </w:pPr>
-      <w:r>
-        <w:rPr>
-          <w:rFonts w:ascii="Arial" w:hAnsi="Arial" w:cs="Arial"/>
-          <w:sz w:val="24"/>
-          <w:szCs w:val="24"/>
-        </w:rPr>
-        <w:t>Registro via Serial</w:t>
-      </w:r>
+        <w:t>Estrutura de máquina de estados</w:t>
+      </w:r>
+    </w:p>
+    <w:p>
+      <w:pPr>
+        <w:jc w:val="both"/>
+        <w:rPr>
+          <w:rFonts w:ascii="Arial" w:hAnsi="Arial" w:cs="Arial"/>
+          <w:sz w:val="24"/>
+          <w:szCs w:val="24"/>
+        </w:rPr>
+      </w:pPr>
     </w:p>
     <w:p>
       <w:pPr>
@@ -4848,13 +6447,110 @@
         <w:jc w:val="both"/>
         <w:rPr>
           <w:rFonts w:ascii="Arial" w:hAnsi="Arial" w:cs="Arial"/>
-          <w:sz w:val="24"/>
-          <w:szCs w:val="24"/>
-        </w:rPr>
-      </w:pPr>
-      <w:r>
-        <w:rPr>
-          <w:rFonts w:ascii="Arial" w:hAnsi="Arial" w:cs="Arial"/>
+          <w:b/>
+          <w:bCs/>
+          <w:sz w:val="24"/>
+          <w:szCs w:val="24"/>
+        </w:rPr>
+      </w:pPr>
+      <w:r>
+        <w:rPr>
+          <w:rFonts w:ascii="Arial" w:hAnsi="Arial" w:cs="Arial"/>
+          <w:b/>
+          <w:bCs/>
+          <w:sz w:val="24"/>
+          <w:szCs w:val="24"/>
+        </w:rPr>
+        <w:t>Diagrama de Estados do Sistema</w:t>
+      </w:r>
+    </w:p>
+    <w:p>
+      <w:pPr>
+        <w:jc w:val="both"/>
+        <w:rPr>
+          <w:rFonts w:ascii="Arial" w:hAnsi="Arial" w:cs="Arial"/>
+          <w:sz w:val="24"/>
+          <w:szCs w:val="24"/>
+        </w:rPr>
+      </w:pPr>
+      <w:r>
+        <w:rPr>
+          <w:rFonts w:ascii="Arial" w:hAnsi="Arial" w:cs="Arial"/>
+          <w:sz w:val="24"/>
+          <w:szCs w:val="24"/>
+        </w:rPr>
+        <w:tab/>
+      </w:r>
+      <w:r>
+        <w:rPr>
+          <w:rFonts w:ascii="Arial" w:hAnsi="Arial" w:cs="Arial"/>
+          <w:sz w:val="24"/>
+          <w:szCs w:val="24"/>
+        </w:rPr>
+        <w:drawing>
+          <wp:inline distT="0" distB="0" distL="0" distR="0" wp14:anchorId="749AF3B7" wp14:editId="7784ACC9">
+            <wp:extent cx="2600688" cy="4315427"/>
+            <wp:effectExtent l="0" t="0" r="9525" b="9525"/>
+            <wp:docPr id="477497071" name="Imagem 1"/>
+            <wp:cNvGraphicFramePr>
+              <a:graphicFrameLocks xmlns:a="http://schemas.openxmlformats.org/drawingml/2006/main" noChangeAspect="1"/>
+            </wp:cNvGraphicFramePr>
+            <a:graphic xmlns:a="http://schemas.openxmlformats.org/drawingml/2006/main">
+              <a:graphicData uri="http://schemas.openxmlformats.org/drawingml/2006/picture">
+                <pic:pic xmlns:pic="http://schemas.openxmlformats.org/drawingml/2006/picture">
+                  <pic:nvPicPr>
+                    <pic:cNvPr id="477497071" name=""/>
+                    <pic:cNvPicPr/>
+                  </pic:nvPicPr>
+                  <pic:blipFill>
+                    <a:blip r:embed="rId16"/>
+                    <a:stretch>
+                      <a:fillRect/>
+                    </a:stretch>
+                  </pic:blipFill>
+                  <pic:spPr>
+                    <a:xfrm>
+                      <a:off x="0" y="0"/>
+                      <a:ext cx="2600688" cy="4315427"/>
+                    </a:xfrm>
+                    <a:prstGeom prst="rect">
+                      <a:avLst/>
+                    </a:prstGeom>
+                  </pic:spPr>
+                </pic:pic>
+              </a:graphicData>
+            </a:graphic>
+          </wp:inline>
+        </w:drawing>
+      </w:r>
+    </w:p>
+    <w:p>
+      <w:pPr>
+        <w:jc w:val="both"/>
+        <w:rPr>
+          <w:rFonts w:ascii="Arial" w:hAnsi="Arial" w:cs="Arial"/>
+          <w:sz w:val="24"/>
+          <w:szCs w:val="24"/>
+        </w:rPr>
+      </w:pPr>
+    </w:p>
+    <w:p>
+      <w:pPr>
+        <w:ind w:firstLine="567"/>
+        <w:jc w:val="both"/>
+        <w:rPr>
+          <w:rFonts w:ascii="Arial" w:hAnsi="Arial" w:cs="Arial"/>
+          <w:b/>
+          <w:bCs/>
+          <w:sz w:val="24"/>
+          <w:szCs w:val="24"/>
+        </w:rPr>
+      </w:pPr>
+      <w:r>
+        <w:rPr>
+          <w:rFonts w:ascii="Arial" w:hAnsi="Arial" w:cs="Arial"/>
+          <w:b/>
+          <w:bCs/>
           <w:sz w:val="24"/>
           <w:szCs w:val="24"/>
         </w:rPr>
@@ -4904,7 +6600,23 @@
           <w:sz w:val="24"/>
           <w:szCs w:val="24"/>
         </w:rPr>
-        <w:t>Captura sequencial de teclas.</w:t>
+        <w:t>Captura sequencial de teclas</w:t>
+      </w:r>
+      <w:r>
+        <w:rPr>
+          <w:rFonts w:ascii="Arial" w:hAnsi="Arial" w:cs="Arial"/>
+          <w:sz w:val="24"/>
+          <w:szCs w:val="24"/>
+        </w:rPr>
+        <w:t xml:space="preserve"> digitadas</w:t>
+      </w:r>
+      <w:r>
+        <w:rPr>
+          <w:rFonts w:ascii="Arial" w:hAnsi="Arial" w:cs="Arial"/>
+          <w:sz w:val="24"/>
+          <w:szCs w:val="24"/>
+        </w:rPr>
+        <w:t>.</w:t>
       </w:r>
     </w:p>
     <w:p>
@@ -4950,7 +6662,39 @@
           <w:sz w:val="24"/>
           <w:szCs w:val="24"/>
         </w:rPr>
-        <w:t>Comparação com senha cadastrada.</w:t>
+        <w:t>Comparação com senha</w:t>
+      </w:r>
+      <w:r>
+        <w:rPr>
+          <w:rFonts w:ascii="Arial" w:hAnsi="Arial" w:cs="Arial"/>
+          <w:sz w:val="24"/>
+          <w:szCs w:val="24"/>
+        </w:rPr>
+        <w:t>s</w:t>
+      </w:r>
+      <w:r>
+        <w:rPr>
+          <w:rFonts w:ascii="Arial" w:hAnsi="Arial" w:cs="Arial"/>
+          <w:sz w:val="24"/>
+          <w:szCs w:val="24"/>
+        </w:rPr>
+        <w:t xml:space="preserve"> cadastrada</w:t>
+      </w:r>
+      <w:r>
+        <w:rPr>
+          <w:rFonts w:ascii="Arial" w:hAnsi="Arial" w:cs="Arial"/>
+          <w:sz w:val="24"/>
+          <w:szCs w:val="24"/>
+        </w:rPr>
+        <w:t>s</w:t>
+      </w:r>
+      <w:r>
+        <w:rPr>
+          <w:rFonts w:ascii="Arial" w:hAnsi="Arial" w:cs="Arial"/>
+          <w:sz w:val="24"/>
+          <w:szCs w:val="24"/>
+        </w:rPr>
+        <w:t>.</w:t>
       </w:r>
     </w:p>
     <w:p>
@@ -4996,7 +6740,6 @@
           <w:sz w:val="24"/>
           <w:szCs w:val="24"/>
         </w:rPr>
-        <w:lastRenderedPageBreak/>
         <w:t>Servo move para posição correspondente:</w:t>
       </w:r>
     </w:p>
@@ -5089,6 +6832,7 @@
           <w:sz w:val="24"/>
           <w:szCs w:val="24"/>
         </w:rPr>
+        <w:lastRenderedPageBreak/>
         <w:t>Local 4 → 90°</w:t>
       </w:r>
     </w:p>
@@ -5112,7 +6856,15 @@
           <w:sz w:val="24"/>
           <w:szCs w:val="24"/>
         </w:rPr>
-        <w:t>Registro de sucesso.</w:t>
+        <w:t>mensagem exibida no LCD</w:t>
+      </w:r>
+      <w:r>
+        <w:rPr>
+          <w:rFonts w:ascii="Arial" w:hAnsi="Arial" w:cs="Arial"/>
+          <w:sz w:val="24"/>
+          <w:szCs w:val="24"/>
+        </w:rPr>
+        <w:t>.</w:t>
       </w:r>
     </w:p>
     <w:p>
@@ -5135,7 +6887,15 @@
           <w:sz w:val="24"/>
           <w:szCs w:val="24"/>
         </w:rPr>
-        <w:t>Aguardar 5 segundos.</w:t>
+        <w:t>LED verde indica acesso liberado</w:t>
+      </w:r>
+      <w:r>
+        <w:rPr>
+          <w:rFonts w:ascii="Arial" w:hAnsi="Arial" w:cs="Arial"/>
+          <w:sz w:val="24"/>
+          <w:szCs w:val="24"/>
+        </w:rPr>
+        <w:t>.</w:t>
       </w:r>
     </w:p>
     <w:p>
@@ -5209,6 +6969,124 @@
     </w:p>
     <w:p>
       <w:pPr>
+        <w:pStyle w:val="PargrafodaLista"/>
+        <w:numPr>
+          <w:ilvl w:val="0"/>
+          <w:numId w:val="15"/>
+        </w:numPr>
+        <w:jc w:val="both"/>
+        <w:rPr>
+          <w:rFonts w:ascii="Arial" w:hAnsi="Arial" w:cs="Arial"/>
+          <w:sz w:val="24"/>
+          <w:szCs w:val="24"/>
+        </w:rPr>
+      </w:pPr>
+      <w:r>
+        <w:rPr>
+          <w:rFonts w:ascii="Arial" w:hAnsi="Arial" w:cs="Arial"/>
+          <w:sz w:val="24"/>
+          <w:szCs w:val="24"/>
+        </w:rPr>
+        <w:t>LED vermelho indica erro</w:t>
+      </w:r>
+      <w:r>
+        <w:rPr>
+          <w:rFonts w:ascii="Arial" w:hAnsi="Arial" w:cs="Arial"/>
+          <w:sz w:val="24"/>
+          <w:szCs w:val="24"/>
+        </w:rPr>
+        <w:t>.</w:t>
+      </w:r>
+    </w:p>
+    <w:p>
+      <w:pPr>
+        <w:pStyle w:val="PargrafodaLista"/>
+        <w:numPr>
+          <w:ilvl w:val="0"/>
+          <w:numId w:val="15"/>
+        </w:numPr>
+        <w:jc w:val="both"/>
+        <w:rPr>
+          <w:rFonts w:ascii="Arial" w:hAnsi="Arial" w:cs="Arial"/>
+          <w:sz w:val="24"/>
+          <w:szCs w:val="24"/>
+        </w:rPr>
+      </w:pPr>
+      <w:proofErr w:type="spellStart"/>
+      <w:r>
+        <w:rPr>
+          <w:rFonts w:ascii="Arial" w:hAnsi="Arial" w:cs="Arial"/>
+          <w:sz w:val="24"/>
+          <w:szCs w:val="24"/>
+        </w:rPr>
+        <w:t>buzzer</w:t>
+      </w:r>
+      <w:proofErr w:type="spellEnd"/>
+      <w:r>
+        <w:rPr>
+          <w:rFonts w:ascii="Arial" w:hAnsi="Arial" w:cs="Arial"/>
+          <w:sz w:val="24"/>
+          <w:szCs w:val="24"/>
+        </w:rPr>
+        <w:t xml:space="preserve"> emite alerta</w:t>
+      </w:r>
+      <w:r>
+        <w:rPr>
+          <w:rFonts w:ascii="Arial" w:hAnsi="Arial" w:cs="Arial"/>
+          <w:sz w:val="24"/>
+          <w:szCs w:val="24"/>
+        </w:rPr>
+        <w:t>.</w:t>
+      </w:r>
+    </w:p>
+    <w:p>
+      <w:pPr>
+        <w:pStyle w:val="PargrafodaLista"/>
+        <w:numPr>
+          <w:ilvl w:val="0"/>
+          <w:numId w:val="13"/>
+        </w:numPr>
+        <w:jc w:val="both"/>
+        <w:rPr>
+          <w:rFonts w:ascii="Arial" w:hAnsi="Arial" w:cs="Arial"/>
+          <w:sz w:val="24"/>
+          <w:szCs w:val="24"/>
+        </w:rPr>
+      </w:pPr>
+      <w:r>
+        <w:rPr>
+          <w:rFonts w:ascii="Arial" w:hAnsi="Arial" w:cs="Arial"/>
+          <w:sz w:val="24"/>
+          <w:szCs w:val="24"/>
+        </w:rPr>
+        <w:t>Após múltiplas tentativas inválidas:</w:t>
+      </w:r>
+    </w:p>
+    <w:p>
+      <w:pPr>
+        <w:pStyle w:val="PargrafodaLista"/>
+        <w:numPr>
+          <w:ilvl w:val="0"/>
+          <w:numId w:val="15"/>
+        </w:numPr>
+        <w:jc w:val="both"/>
+        <w:rPr>
+          <w:rFonts w:ascii="Arial" w:hAnsi="Arial" w:cs="Arial"/>
+          <w:sz w:val="24"/>
+          <w:szCs w:val="24"/>
+        </w:rPr>
+      </w:pPr>
+      <w:r>
+        <w:rPr>
+          <w:rFonts w:ascii="Arial" w:hAnsi="Arial" w:cs="Arial"/>
+          <w:sz w:val="24"/>
+          <w:szCs w:val="24"/>
+        </w:rPr>
+        <w:t>sistema entra em estado de bloqueio temporário.</w:t>
+      </w:r>
+    </w:p>
+    <w:p>
+      <w:pPr>
         <w:ind w:firstLine="567"/>
         <w:jc w:val="both"/>
         <w:rPr>
@@ -5228,17 +7106,41 @@
         <w:jc w:val="both"/>
         <w:rPr>
           <w:rFonts w:ascii="Arial" w:hAnsi="Arial" w:cs="Arial"/>
-          <w:sz w:val="24"/>
-          <w:szCs w:val="24"/>
-        </w:rPr>
-      </w:pPr>
-      <w:r>
-        <w:rPr>
-          <w:rFonts w:ascii="Arial" w:hAnsi="Arial" w:cs="Arial"/>
-          <w:sz w:val="24"/>
-          <w:szCs w:val="24"/>
-        </w:rPr>
-        <w:t>Modelo de Dados (Logs)</w:t>
+          <w:b/>
+          <w:bCs/>
+          <w:sz w:val="24"/>
+          <w:szCs w:val="24"/>
+        </w:rPr>
+      </w:pPr>
+      <w:r>
+        <w:rPr>
+          <w:rFonts w:ascii="Arial" w:hAnsi="Arial" w:cs="Arial"/>
+          <w:b/>
+          <w:bCs/>
+          <w:sz w:val="24"/>
+          <w:szCs w:val="24"/>
+        </w:rPr>
+        <w:t>Modelo de Dados (Logs</w:t>
+      </w:r>
+      <w:r>
+        <w:rPr>
+          <w:rFonts w:ascii="Arial" w:hAnsi="Arial" w:cs="Arial"/>
+          <w:b/>
+          <w:bCs/>
+          <w:sz w:val="24"/>
+          <w:szCs w:val="24"/>
+        </w:rPr>
+        <w:t xml:space="preserve"> – MVP2</w:t>
+      </w:r>
+      <w:r>
+        <w:rPr>
+          <w:rFonts w:ascii="Arial" w:hAnsi="Arial" w:cs="Arial"/>
+          <w:b/>
+          <w:bCs/>
+          <w:sz w:val="24"/>
+          <w:szCs w:val="24"/>
+        </w:rPr>
+        <w:t>)</w:t>
       </w:r>
     </w:p>
     <w:p>
@@ -5251,13 +7153,32 @@
           <w:szCs w:val="24"/>
         </w:rPr>
       </w:pPr>
-      <w:r>
-        <w:rPr>
-          <w:rFonts w:ascii="Arial" w:hAnsi="Arial" w:cs="Arial"/>
-          <w:sz w:val="24"/>
-          <w:szCs w:val="24"/>
-        </w:rPr>
-        <w:t>Os eventos serão estruturados no servidor local com os seguintes campos:</w:t>
+    </w:p>
+    <w:p>
+      <w:pPr>
+        <w:ind w:firstLine="567"/>
+        <w:jc w:val="both"/>
+        <w:rPr>
+          <w:rFonts w:ascii="Arial" w:hAnsi="Arial" w:cs="Arial"/>
+          <w:sz w:val="24"/>
+          <w:szCs w:val="24"/>
+        </w:rPr>
+      </w:pPr>
+      <w:r>
+        <w:rPr>
+          <w:rFonts w:ascii="Arial" w:hAnsi="Arial" w:cs="Arial"/>
+          <w:sz w:val="24"/>
+          <w:szCs w:val="24"/>
+        </w:rPr>
+        <w:t>Na segunda fase do projeto os eventos poderão ser registrados em plataforma IoT com os seguintes campos</w:t>
+      </w:r>
+      <w:r>
+        <w:rPr>
+          <w:rFonts w:ascii="Arial" w:hAnsi="Arial" w:cs="Arial"/>
+          <w:sz w:val="24"/>
+          <w:szCs w:val="24"/>
+        </w:rPr>
+        <w:t>:</w:t>
       </w:r>
     </w:p>
     <w:tbl>
@@ -5401,7 +7322,15 @@
                 <w:sz w:val="24"/>
                 <w:szCs w:val="24"/>
               </w:rPr>
-              <w:t>Inteiro</w:t>
+              <w:t>i</w:t>
+            </w:r>
+            <w:r>
+              <w:rPr>
+                <w:rFonts w:ascii="Arial" w:hAnsi="Arial" w:cs="Arial"/>
+                <w:sz w:val="24"/>
+                <w:szCs w:val="24"/>
+              </w:rPr>
+              <w:t>nteiro</w:t>
             </w:r>
           </w:p>
         </w:tc>
@@ -5425,7 +7354,15 @@
                 <w:sz w:val="24"/>
                 <w:szCs w:val="24"/>
               </w:rPr>
-              <w:t>Identificador único</w:t>
+              <w:t xml:space="preserve">Identificador </w:t>
+            </w:r>
+            <w:r>
+              <w:rPr>
+                <w:rFonts w:ascii="Arial" w:hAnsi="Arial" w:cs="Arial"/>
+                <w:sz w:val="24"/>
+                <w:szCs w:val="24"/>
+              </w:rPr>
+              <w:t>do evento</w:t>
             </w:r>
           </w:p>
         </w:tc>
@@ -5447,6 +7384,7 @@
                 <w:szCs w:val="24"/>
               </w:rPr>
             </w:pPr>
+            <w:proofErr w:type="spellStart"/>
             <w:r>
               <w:rPr>
                 <w:rFonts w:ascii="Arial" w:hAnsi="Arial" w:cs="Arial"/>
@@ -5457,6 +7395,7 @@
               </w:rPr>
               <w:t>data_hora</w:t>
             </w:r>
+            <w:proofErr w:type="spellEnd"/>
           </w:p>
         </w:tc>
         <w:tc>
@@ -5473,14 +7412,24 @@
                 <w:szCs w:val="24"/>
               </w:rPr>
             </w:pPr>
+            <w:proofErr w:type="spellStart"/>
             <w:r>
               <w:rPr>
                 <w:rFonts w:ascii="Arial" w:hAnsi="Arial" w:cs="Arial"/>
                 <w:sz w:val="24"/>
                 <w:szCs w:val="24"/>
               </w:rPr>
-              <w:t>Timestamp</w:t>
+              <w:t>t</w:t>
             </w:r>
+            <w:r>
+              <w:rPr>
+                <w:rFonts w:ascii="Arial" w:hAnsi="Arial" w:cs="Arial"/>
+                <w:sz w:val="24"/>
+                <w:szCs w:val="24"/>
+              </w:rPr>
+              <w:t>imestamp</w:t>
+            </w:r>
+            <w:proofErr w:type="spellEnd"/>
           </w:p>
         </w:tc>
         <w:tc>
@@ -5528,6 +7477,7 @@
                 <w:szCs w:val="24"/>
               </w:rPr>
             </w:pPr>
+            <w:proofErr w:type="spellStart"/>
             <w:r>
               <w:rPr>
                 <w:rFonts w:ascii="Arial" w:hAnsi="Arial" w:cs="Arial"/>
@@ -5538,6 +7488,7 @@
               </w:rPr>
               <w:t>codigo_digitado</w:t>
             </w:r>
+            <w:proofErr w:type="spellEnd"/>
           </w:p>
         </w:tc>
         <w:tc>
@@ -5554,14 +7505,24 @@
                 <w:szCs w:val="24"/>
               </w:rPr>
             </w:pPr>
+            <w:proofErr w:type="spellStart"/>
             <w:r>
               <w:rPr>
                 <w:rFonts w:ascii="Arial" w:hAnsi="Arial" w:cs="Arial"/>
                 <w:sz w:val="24"/>
                 <w:szCs w:val="24"/>
               </w:rPr>
-              <w:t>String</w:t>
+              <w:t>s</w:t>
             </w:r>
+            <w:r>
+              <w:rPr>
+                <w:rFonts w:ascii="Arial" w:hAnsi="Arial" w:cs="Arial"/>
+                <w:sz w:val="24"/>
+                <w:szCs w:val="24"/>
+              </w:rPr>
+              <w:t>tring</w:t>
+            </w:r>
+            <w:proofErr w:type="spellEnd"/>
           </w:p>
         </w:tc>
         <w:tc>
@@ -5632,14 +7593,24 @@
                 <w:szCs w:val="24"/>
               </w:rPr>
             </w:pPr>
+            <w:proofErr w:type="spellStart"/>
             <w:r>
               <w:rPr>
                 <w:rFonts w:ascii="Arial" w:hAnsi="Arial" w:cs="Arial"/>
                 <w:sz w:val="24"/>
                 <w:szCs w:val="24"/>
               </w:rPr>
-              <w:t>String</w:t>
+              <w:t>s</w:t>
             </w:r>
+            <w:r>
+              <w:rPr>
+                <w:rFonts w:ascii="Arial" w:hAnsi="Arial" w:cs="Arial"/>
+                <w:sz w:val="24"/>
+                <w:szCs w:val="24"/>
+              </w:rPr>
+              <w:t>tring</w:t>
+            </w:r>
+            <w:proofErr w:type="spellEnd"/>
           </w:p>
         </w:tc>
         <w:tc>
@@ -5695,7 +7666,7 @@
                 <w:sz w:val="24"/>
                 <w:szCs w:val="24"/>
               </w:rPr>
-              <w:t>local</w:t>
+              <w:t>evento</w:t>
             </w:r>
           </w:p>
         </w:tc>
@@ -5713,14 +7684,16 @@
                 <w:szCs w:val="24"/>
               </w:rPr>
             </w:pPr>
+            <w:proofErr w:type="spellStart"/>
             <w:r>
               <w:rPr>
                 <w:rFonts w:ascii="Arial" w:hAnsi="Arial" w:cs="Arial"/>
                 <w:sz w:val="24"/>
                 <w:szCs w:val="24"/>
               </w:rPr>
-              <w:t>Inteiro</w:t>
+              <w:t>string</w:t>
             </w:r>
+            <w:proofErr w:type="spellEnd"/>
           </w:p>
         </w:tc>
         <w:tc>
@@ -5743,7 +7716,15 @@
                 <w:sz w:val="24"/>
                 <w:szCs w:val="24"/>
               </w:rPr>
-              <w:t>Compartimento Acionado</w:t>
+              <w:t>T</w:t>
+            </w:r>
+            <w:r>
+              <w:rPr>
+                <w:rFonts w:ascii="Arial" w:hAnsi="Arial" w:cs="Arial"/>
+                <w:sz w:val="24"/>
+                <w:szCs w:val="24"/>
+              </w:rPr>
+              <w:t>ipo de evento</w:t>
             </w:r>
           </w:p>
         </w:tc>
@@ -5762,6 +7743,17 @@
     </w:p>
     <w:p>
       <w:pPr>
+        <w:ind w:firstLine="567"/>
+        <w:jc w:val="both"/>
+        <w:rPr>
+          <w:rFonts w:ascii="Arial" w:hAnsi="Arial" w:cs="Arial"/>
+          <w:sz w:val="24"/>
+          <w:szCs w:val="24"/>
+        </w:rPr>
+      </w:pPr>
+    </w:p>
+    <w:p>
+      <w:pPr>
         <w:pStyle w:val="PargrafodaLista"/>
         <w:numPr>
           <w:ilvl w:val="0"/>
@@ -5770,17 +7762,21 @@
         <w:jc w:val="both"/>
         <w:rPr>
           <w:rFonts w:ascii="Arial" w:hAnsi="Arial" w:cs="Arial"/>
-          <w:sz w:val="24"/>
-          <w:szCs w:val="24"/>
-        </w:rPr>
-      </w:pPr>
-      <w:r>
-        <w:rPr>
-          <w:rFonts w:ascii="Arial" w:hAnsi="Arial" w:cs="Arial"/>
-          <w:sz w:val="24"/>
-          <w:szCs w:val="24"/>
-        </w:rPr>
-        <w:t>Plano de Testes e Resultados Esperados</w:t>
+          <w:b/>
+          <w:bCs/>
+          <w:sz w:val="24"/>
+          <w:szCs w:val="24"/>
+        </w:rPr>
+      </w:pPr>
+      <w:r>
+        <w:rPr>
+          <w:rFonts w:ascii="Arial" w:hAnsi="Arial" w:cs="Arial"/>
+          <w:b/>
+          <w:bCs/>
+          <w:sz w:val="24"/>
+          <w:szCs w:val="24"/>
+        </w:rPr>
+        <w:t>Plano de Testes</w:t>
       </w:r>
     </w:p>
     <w:p>
@@ -5803,18 +7799,34 @@
         <w:jc w:val="both"/>
         <w:rPr>
           <w:rFonts w:ascii="Arial" w:hAnsi="Arial" w:cs="Arial"/>
-          <w:sz w:val="24"/>
-          <w:szCs w:val="24"/>
-        </w:rPr>
-      </w:pPr>
-      <w:r>
-        <w:rPr>
-          <w:rFonts w:ascii="Arial" w:hAnsi="Arial" w:cs="Arial"/>
+          <w:b/>
+          <w:bCs/>
+          <w:sz w:val="24"/>
+          <w:szCs w:val="24"/>
+        </w:rPr>
+      </w:pPr>
+      <w:r>
+        <w:rPr>
+          <w:rFonts w:ascii="Arial" w:hAnsi="Arial" w:cs="Arial"/>
+          <w:b/>
+          <w:bCs/>
           <w:sz w:val="24"/>
           <w:szCs w:val="24"/>
         </w:rPr>
         <w:t>Testes Funcionais</w:t>
       </w:r>
+    </w:p>
+    <w:p>
+      <w:pPr>
+        <w:pStyle w:val="PargrafodaLista"/>
+        <w:ind w:left="1287"/>
+        <w:jc w:val="both"/>
+        <w:rPr>
+          <w:rFonts w:ascii="Arial" w:hAnsi="Arial" w:cs="Arial"/>
+          <w:sz w:val="24"/>
+          <w:szCs w:val="24"/>
+        </w:rPr>
+      </w:pPr>
     </w:p>
     <w:p>
       <w:pPr>
@@ -5882,7 +7894,23 @@
           <w:sz w:val="24"/>
           <w:szCs w:val="24"/>
         </w:rPr>
-        <w:t>Validação do acionamento angular correto.</w:t>
+        <w:t>V</w:t>
+      </w:r>
+      <w:r>
+        <w:rPr>
+          <w:rFonts w:ascii="Arial" w:hAnsi="Arial" w:cs="Arial"/>
+          <w:sz w:val="24"/>
+          <w:szCs w:val="24"/>
+        </w:rPr>
+        <w:t>erificação do acionamento correto do servo</w:t>
+      </w:r>
+      <w:r>
+        <w:rPr>
+          <w:rFonts w:ascii="Arial" w:hAnsi="Arial" w:cs="Arial"/>
+          <w:sz w:val="24"/>
+          <w:szCs w:val="24"/>
+        </w:rPr>
+        <w:t>.</w:t>
       </w:r>
     </w:p>
     <w:p>
@@ -5905,7 +7933,23 @@
           <w:sz w:val="24"/>
           <w:szCs w:val="24"/>
         </w:rPr>
-        <w:t>Verificação do retorno automático.</w:t>
+        <w:t>V</w:t>
+      </w:r>
+      <w:r>
+        <w:rPr>
+          <w:rFonts w:ascii="Arial" w:hAnsi="Arial" w:cs="Arial"/>
+          <w:sz w:val="24"/>
+          <w:szCs w:val="24"/>
+        </w:rPr>
+        <w:t>erificação do bloqueio após múltiplos erros</w:t>
+      </w:r>
+      <w:r>
+        <w:rPr>
+          <w:rFonts w:ascii="Arial" w:hAnsi="Arial" w:cs="Arial"/>
+          <w:sz w:val="24"/>
+          <w:szCs w:val="24"/>
+        </w:rPr>
+        <w:t>.</w:t>
       </w:r>
     </w:p>
     <w:p>
@@ -5929,18 +7973,34 @@
         <w:jc w:val="both"/>
         <w:rPr>
           <w:rFonts w:ascii="Arial" w:hAnsi="Arial" w:cs="Arial"/>
-          <w:sz w:val="24"/>
-          <w:szCs w:val="24"/>
-        </w:rPr>
-      </w:pPr>
-      <w:r>
-        <w:rPr>
-          <w:rFonts w:ascii="Arial" w:hAnsi="Arial" w:cs="Arial"/>
+          <w:b/>
+          <w:bCs/>
+          <w:sz w:val="24"/>
+          <w:szCs w:val="24"/>
+        </w:rPr>
+      </w:pPr>
+      <w:r>
+        <w:rPr>
+          <w:rFonts w:ascii="Arial" w:hAnsi="Arial" w:cs="Arial"/>
+          <w:b/>
+          <w:bCs/>
           <w:sz w:val="24"/>
           <w:szCs w:val="24"/>
         </w:rPr>
         <w:t>Métricas Avaliadas</w:t>
       </w:r>
+    </w:p>
+    <w:p>
+      <w:pPr>
+        <w:pStyle w:val="PargrafodaLista"/>
+        <w:ind w:left="1287"/>
+        <w:jc w:val="both"/>
+        <w:rPr>
+          <w:rFonts w:ascii="Arial" w:hAnsi="Arial" w:cs="Arial"/>
+          <w:sz w:val="24"/>
+          <w:szCs w:val="24"/>
+        </w:rPr>
+      </w:pPr>
     </w:p>
     <w:p>
       <w:pPr>
@@ -6008,7 +8068,23 @@
           <w:sz w:val="24"/>
           <w:szCs w:val="24"/>
         </w:rPr>
-        <w:t>Consistência do registro serial.</w:t>
+        <w:t xml:space="preserve">Consistência </w:t>
+      </w:r>
+      <w:r>
+        <w:rPr>
+          <w:rFonts w:ascii="Arial" w:hAnsi="Arial" w:cs="Arial"/>
+          <w:sz w:val="24"/>
+          <w:szCs w:val="24"/>
+        </w:rPr>
+        <w:t>da validação de senha</w:t>
+      </w:r>
+      <w:r>
+        <w:rPr>
+          <w:rFonts w:ascii="Arial" w:hAnsi="Arial" w:cs="Arial"/>
+          <w:sz w:val="24"/>
+          <w:szCs w:val="24"/>
+        </w:rPr>
+        <w:t>.</w:t>
       </w:r>
     </w:p>
     <w:p>
@@ -6032,18 +8108,34 @@
         <w:jc w:val="both"/>
         <w:rPr>
           <w:rFonts w:ascii="Arial" w:hAnsi="Arial" w:cs="Arial"/>
-          <w:sz w:val="24"/>
-          <w:szCs w:val="24"/>
-        </w:rPr>
-      </w:pPr>
-      <w:r>
-        <w:rPr>
-          <w:rFonts w:ascii="Arial" w:hAnsi="Arial" w:cs="Arial"/>
+          <w:b/>
+          <w:bCs/>
+          <w:sz w:val="24"/>
+          <w:szCs w:val="24"/>
+        </w:rPr>
+      </w:pPr>
+      <w:r>
+        <w:rPr>
+          <w:rFonts w:ascii="Arial" w:hAnsi="Arial" w:cs="Arial"/>
+          <w:b/>
+          <w:bCs/>
           <w:sz w:val="24"/>
           <w:szCs w:val="24"/>
         </w:rPr>
         <w:t>Resultados Esperados</w:t>
       </w:r>
+    </w:p>
+    <w:p>
+      <w:pPr>
+        <w:pStyle w:val="PargrafodaLista"/>
+        <w:ind w:left="1287"/>
+        <w:jc w:val="both"/>
+        <w:rPr>
+          <w:rFonts w:ascii="Arial" w:hAnsi="Arial" w:cs="Arial"/>
+          <w:sz w:val="24"/>
+          <w:szCs w:val="24"/>
+        </w:rPr>
+      </w:pPr>
     </w:p>
     <w:p>
       <w:pPr>
@@ -6065,15 +8157,7 @@
           <w:sz w:val="24"/>
           <w:szCs w:val="24"/>
         </w:rPr>
-        <w:t>T</w:t>
-      </w:r>
-      <w:r>
-        <w:rPr>
-          <w:rFonts w:ascii="Arial" w:hAnsi="Arial" w:cs="Arial"/>
-          <w:sz w:val="24"/>
-          <w:szCs w:val="24"/>
-        </w:rPr>
-        <w:t>axa de sucesso ≥ 95%.</w:t>
+        <w:t>Taxa de sucesso ≥ 95%.</w:t>
       </w:r>
     </w:p>
     <w:p>
@@ -6096,7 +8180,23 @@
           <w:sz w:val="24"/>
           <w:szCs w:val="24"/>
         </w:rPr>
-        <w:t>Nenhuma falha de posicionamento.</w:t>
+        <w:t>A</w:t>
+      </w:r>
+      <w:r>
+        <w:rPr>
+          <w:rFonts w:ascii="Arial" w:hAnsi="Arial" w:cs="Arial"/>
+          <w:sz w:val="24"/>
+          <w:szCs w:val="24"/>
+        </w:rPr>
+        <w:t>cionamento correto do servo motor</w:t>
+      </w:r>
+      <w:r>
+        <w:rPr>
+          <w:rFonts w:ascii="Arial" w:hAnsi="Arial" w:cs="Arial"/>
+          <w:sz w:val="24"/>
+          <w:szCs w:val="24"/>
+        </w:rPr>
+        <w:t>.</w:t>
       </w:r>
     </w:p>
     <w:p>
@@ -6119,7 +8219,23 @@
           <w:sz w:val="24"/>
           <w:szCs w:val="24"/>
         </w:rPr>
-        <w:t>Logs corretamente transmitidos.</w:t>
+        <w:t>C</w:t>
+      </w:r>
+      <w:r>
+        <w:rPr>
+          <w:rFonts w:ascii="Arial" w:hAnsi="Arial" w:cs="Arial"/>
+          <w:sz w:val="24"/>
+          <w:szCs w:val="24"/>
+        </w:rPr>
+        <w:t>omportamento consistente do sistema de bloqueio</w:t>
+      </w:r>
+      <w:r>
+        <w:rPr>
+          <w:rFonts w:ascii="Arial" w:hAnsi="Arial" w:cs="Arial"/>
+          <w:sz w:val="24"/>
+          <w:szCs w:val="24"/>
+        </w:rPr>
+        <w:t>.</w:t>
       </w:r>
     </w:p>
     <w:p>
@@ -6142,13 +8258,17 @@
         <w:jc w:val="both"/>
         <w:rPr>
           <w:rFonts w:ascii="Arial" w:hAnsi="Arial" w:cs="Arial"/>
-          <w:sz w:val="24"/>
-          <w:szCs w:val="24"/>
-        </w:rPr>
-      </w:pPr>
-      <w:r>
-        <w:rPr>
-          <w:rFonts w:ascii="Arial" w:hAnsi="Arial" w:cs="Arial"/>
+          <w:b/>
+          <w:bCs/>
+          <w:sz w:val="24"/>
+          <w:szCs w:val="24"/>
+        </w:rPr>
+      </w:pPr>
+      <w:r>
+        <w:rPr>
+          <w:rFonts w:ascii="Arial" w:hAnsi="Arial" w:cs="Arial"/>
+          <w:b/>
+          <w:bCs/>
           <w:sz w:val="24"/>
           <w:szCs w:val="24"/>
         </w:rPr>
@@ -6181,7 +8301,7 @@
           <w:sz w:val="24"/>
           <w:szCs w:val="24"/>
         </w:rPr>
-        <w:t>O projeto propõe uma solução embarcada funcional para controle de acesso com registro estruturado de eventos. A arquitetura modular permite expansão futura para integração com nuvem, criptografia e banco de dados remoto.</w:t>
+        <w:t>O projeto apresenta uma solução funcional de controle de acesso embarcado com autenticação por senha.</w:t>
       </w:r>
     </w:p>
     <w:p>
@@ -6200,7 +8320,179 @@
           <w:sz w:val="24"/>
           <w:szCs w:val="24"/>
         </w:rPr>
-        <w:t>A implementação consolida conhecimentos em programação em C, integração hardware-software, arquitetura embarcada e versionamento de código, atendendo aos objetivos acadêmicos da disciplina.</w:t>
+        <w:t>A arquitetura modular permite expansão futura para integração com IoT, possibilitando monitoramento remoto e registro de eventos em nuvem.</w:t>
+      </w:r>
+    </w:p>
+    <w:p>
+      <w:pPr>
+        <w:ind w:firstLine="567"/>
+        <w:jc w:val="both"/>
+        <w:rPr>
+          <w:rFonts w:ascii="Arial" w:hAnsi="Arial" w:cs="Arial"/>
+          <w:sz w:val="24"/>
+          <w:szCs w:val="24"/>
+        </w:rPr>
+      </w:pPr>
+      <w:r>
+        <w:rPr>
+          <w:rFonts w:ascii="Arial" w:hAnsi="Arial" w:cs="Arial"/>
+          <w:sz w:val="24"/>
+          <w:szCs w:val="24"/>
+        </w:rPr>
+        <w:t>A implementação consolida conhecimentos em:</w:t>
+      </w:r>
+    </w:p>
+    <w:p>
+      <w:pPr>
+        <w:pStyle w:val="PargrafodaLista"/>
+        <w:numPr>
+          <w:ilvl w:val="0"/>
+          <w:numId w:val="22"/>
+        </w:numPr>
+        <w:jc w:val="both"/>
+        <w:rPr>
+          <w:rFonts w:ascii="Arial" w:hAnsi="Arial" w:cs="Arial"/>
+          <w:sz w:val="24"/>
+          <w:szCs w:val="24"/>
+        </w:rPr>
+      </w:pPr>
+      <w:r>
+        <w:rPr>
+          <w:rFonts w:ascii="Arial" w:hAnsi="Arial" w:cs="Arial"/>
+          <w:sz w:val="24"/>
+          <w:szCs w:val="24"/>
+        </w:rPr>
+        <w:t>programação em C/C++ para sistemas embarcados</w:t>
+      </w:r>
+      <w:r>
+        <w:rPr>
+          <w:rFonts w:ascii="Arial" w:hAnsi="Arial" w:cs="Arial"/>
+          <w:sz w:val="24"/>
+          <w:szCs w:val="24"/>
+        </w:rPr>
+        <w:t>.</w:t>
+      </w:r>
+    </w:p>
+    <w:p>
+      <w:pPr>
+        <w:pStyle w:val="PargrafodaLista"/>
+        <w:numPr>
+          <w:ilvl w:val="0"/>
+          <w:numId w:val="22"/>
+        </w:numPr>
+        <w:jc w:val="both"/>
+        <w:rPr>
+          <w:rFonts w:ascii="Arial" w:hAnsi="Arial" w:cs="Arial"/>
+          <w:sz w:val="24"/>
+          <w:szCs w:val="24"/>
+        </w:rPr>
+      </w:pPr>
+      <w:r>
+        <w:rPr>
+          <w:rFonts w:ascii="Arial" w:hAnsi="Arial" w:cs="Arial"/>
+          <w:sz w:val="24"/>
+          <w:szCs w:val="24"/>
+        </w:rPr>
+        <w:t>integração hardware-software</w:t>
+      </w:r>
+      <w:r>
+        <w:rPr>
+          <w:rFonts w:ascii="Arial" w:hAnsi="Arial" w:cs="Arial"/>
+          <w:sz w:val="24"/>
+          <w:szCs w:val="24"/>
+        </w:rPr>
+        <w:t>.</w:t>
+      </w:r>
+    </w:p>
+    <w:p>
+      <w:pPr>
+        <w:pStyle w:val="PargrafodaLista"/>
+        <w:numPr>
+          <w:ilvl w:val="0"/>
+          <w:numId w:val="22"/>
+        </w:numPr>
+        <w:jc w:val="both"/>
+        <w:rPr>
+          <w:rFonts w:ascii="Arial" w:hAnsi="Arial" w:cs="Arial"/>
+          <w:sz w:val="24"/>
+          <w:szCs w:val="24"/>
+        </w:rPr>
+      </w:pPr>
+      <w:r>
+        <w:rPr>
+          <w:rFonts w:ascii="Arial" w:hAnsi="Arial" w:cs="Arial"/>
+          <w:sz w:val="24"/>
+          <w:szCs w:val="24"/>
+        </w:rPr>
+        <w:t>arquitetura de sistemas embarcados</w:t>
+      </w:r>
+      <w:r>
+        <w:rPr>
+          <w:rFonts w:ascii="Arial" w:hAnsi="Arial" w:cs="Arial"/>
+          <w:sz w:val="24"/>
+          <w:szCs w:val="24"/>
+        </w:rPr>
+        <w:t>.</w:t>
+      </w:r>
+    </w:p>
+    <w:p>
+      <w:pPr>
+        <w:pStyle w:val="PargrafodaLista"/>
+        <w:numPr>
+          <w:ilvl w:val="0"/>
+          <w:numId w:val="22"/>
+        </w:numPr>
+        <w:jc w:val="both"/>
+        <w:rPr>
+          <w:rFonts w:ascii="Arial" w:hAnsi="Arial" w:cs="Arial"/>
+          <w:sz w:val="24"/>
+          <w:szCs w:val="24"/>
+        </w:rPr>
+      </w:pPr>
+      <w:r>
+        <w:rPr>
+          <w:rFonts w:ascii="Arial" w:hAnsi="Arial" w:cs="Arial"/>
+          <w:sz w:val="24"/>
+          <w:szCs w:val="24"/>
+        </w:rPr>
+        <w:t xml:space="preserve">versionamento de código com </w:t>
+      </w:r>
+      <w:proofErr w:type="spellStart"/>
+      <w:r>
+        <w:rPr>
+          <w:rFonts w:ascii="Arial" w:hAnsi="Arial" w:cs="Arial"/>
+          <w:sz w:val="24"/>
+          <w:szCs w:val="24"/>
+        </w:rPr>
+        <w:t>Git</w:t>
+      </w:r>
+      <w:proofErr w:type="spellEnd"/>
+      <w:r>
+        <w:rPr>
+          <w:rFonts w:ascii="Arial" w:hAnsi="Arial" w:cs="Arial"/>
+          <w:sz w:val="24"/>
+          <w:szCs w:val="24"/>
+        </w:rPr>
+        <w:t>.</w:t>
+      </w:r>
+    </w:p>
+    <w:p>
+      <w:pPr>
+        <w:ind w:firstLine="567"/>
+        <w:jc w:val="both"/>
+        <w:rPr>
+          <w:rFonts w:ascii="Arial" w:hAnsi="Arial" w:cs="Arial"/>
+          <w:sz w:val="24"/>
+          <w:szCs w:val="24"/>
+        </w:rPr>
+      </w:pPr>
+      <w:r>
+        <w:rPr>
+          <w:rFonts w:ascii="Arial" w:hAnsi="Arial" w:cs="Arial"/>
+          <w:sz w:val="24"/>
+          <w:szCs w:val="24"/>
+        </w:rPr>
+        <w:t>Atendendo assim aos objetivos acadêmicos da disciplina.</w:t>
       </w:r>
     </w:p>
     <w:sectPr>
@@ -6446,7 +8738,7 @@
         <w:sz w:val="36"/>
         <w:szCs w:val="36"/>
       </w:rPr>
-      <w:t>1</w:t>
+      <w:t>2</w:t>
     </w:r>
     <w:r>
       <w:rPr>
@@ -6850,6 +9142,119 @@
     </w:lvl>
   </w:abstractNum>
   <w:abstractNum w:abstractNumId="3" w15:restartNumberingAfterBreak="0">
+    <w:nsid w:val="08E55C40"/>
+    <w:multiLevelType w:val="hybridMultilevel"/>
+    <w:tmpl w:val="75581A8C"/>
+    <w:lvl w:ilvl="0" w:tplc="04160001">
+      <w:start w:val="1"/>
+      <w:numFmt w:val="bullet"/>
+      <w:lvlText w:val=""/>
+      <w:lvlJc w:val="left"/>
+      <w:pPr>
+        <w:ind w:left="1287" w:hanging="360"/>
+      </w:pPr>
+      <w:rPr>
+        <w:rFonts w:ascii="Symbol" w:hAnsi="Symbol" w:hint="default"/>
+      </w:rPr>
+    </w:lvl>
+    <w:lvl w:ilvl="1" w:tplc="04160003" w:tentative="1">
+      <w:start w:val="1"/>
+      <w:numFmt w:val="bullet"/>
+      <w:lvlText w:val="o"/>
+      <w:lvlJc w:val="left"/>
+      <w:pPr>
+        <w:ind w:left="2007" w:hanging="360"/>
+      </w:pPr>
+      <w:rPr>
+        <w:rFonts w:ascii="Courier New" w:hAnsi="Courier New" w:cs="Courier New" w:hint="default"/>
+      </w:rPr>
+    </w:lvl>
+    <w:lvl w:ilvl="2" w:tplc="04160005" w:tentative="1">
+      <w:start w:val="1"/>
+      <w:numFmt w:val="bullet"/>
+      <w:lvlText w:val=""/>
+      <w:lvlJc w:val="left"/>
+      <w:pPr>
+        <w:ind w:left="2727" w:hanging="360"/>
+      </w:pPr>
+      <w:rPr>
+        <w:rFonts w:ascii="Wingdings" w:hAnsi="Wingdings" w:hint="default"/>
+      </w:rPr>
+    </w:lvl>
+    <w:lvl w:ilvl="3" w:tplc="04160001" w:tentative="1">
+      <w:start w:val="1"/>
+      <w:numFmt w:val="bullet"/>
+      <w:lvlText w:val=""/>
+      <w:lvlJc w:val="left"/>
+      <w:pPr>
+        <w:ind w:left="3447" w:hanging="360"/>
+      </w:pPr>
+      <w:rPr>
+        <w:rFonts w:ascii="Symbol" w:hAnsi="Symbol" w:hint="default"/>
+      </w:rPr>
+    </w:lvl>
+    <w:lvl w:ilvl="4" w:tplc="04160003" w:tentative="1">
+      <w:start w:val="1"/>
+      <w:numFmt w:val="bullet"/>
+      <w:lvlText w:val="o"/>
+      <w:lvlJc w:val="left"/>
+      <w:pPr>
+        <w:ind w:left="4167" w:hanging="360"/>
+      </w:pPr>
+      <w:rPr>
+        <w:rFonts w:ascii="Courier New" w:hAnsi="Courier New" w:cs="Courier New" w:hint="default"/>
+      </w:rPr>
+    </w:lvl>
+    <w:lvl w:ilvl="5" w:tplc="04160005" w:tentative="1">
+      <w:start w:val="1"/>
+      <w:numFmt w:val="bullet"/>
+      <w:lvlText w:val=""/>
+      <w:lvlJc w:val="left"/>
+      <w:pPr>
+        <w:ind w:left="4887" w:hanging="360"/>
+      </w:pPr>
+      <w:rPr>
+        <w:rFonts w:ascii="Wingdings" w:hAnsi="Wingdings" w:hint="default"/>
+      </w:rPr>
+    </w:lvl>
+    <w:lvl w:ilvl="6" w:tplc="04160001" w:tentative="1">
+      <w:start w:val="1"/>
+      <w:numFmt w:val="bullet"/>
+      <w:lvlText w:val=""/>
+      <w:lvlJc w:val="left"/>
+      <w:pPr>
+        <w:ind w:left="5607" w:hanging="360"/>
+      </w:pPr>
+      <w:rPr>
+        <w:rFonts w:ascii="Symbol" w:hAnsi="Symbol" w:hint="default"/>
+      </w:rPr>
+    </w:lvl>
+    <w:lvl w:ilvl="7" w:tplc="04160003" w:tentative="1">
+      <w:start w:val="1"/>
+      <w:numFmt w:val="bullet"/>
+      <w:lvlText w:val="o"/>
+      <w:lvlJc w:val="left"/>
+      <w:pPr>
+        <w:ind w:left="6327" w:hanging="360"/>
+      </w:pPr>
+      <w:rPr>
+        <w:rFonts w:ascii="Courier New" w:hAnsi="Courier New" w:cs="Courier New" w:hint="default"/>
+      </w:rPr>
+    </w:lvl>
+    <w:lvl w:ilvl="8" w:tplc="04160005" w:tentative="1">
+      <w:start w:val="1"/>
+      <w:numFmt w:val="bullet"/>
+      <w:lvlText w:val=""/>
+      <w:lvlJc w:val="left"/>
+      <w:pPr>
+        <w:ind w:left="7047" w:hanging="360"/>
+      </w:pPr>
+      <w:rPr>
+        <w:rFonts w:ascii="Wingdings" w:hAnsi="Wingdings" w:hint="default"/>
+      </w:rPr>
+    </w:lvl>
+  </w:abstractNum>
+  <w:abstractNum w:abstractNumId="4" w15:restartNumberingAfterBreak="0">
     <w:nsid w:val="23680482"/>
     <w:multiLevelType w:val="hybridMultilevel"/>
     <w:tmpl w:val="184A34B8"/>
@@ -6962,7 +9367,7 @@
       </w:rPr>
     </w:lvl>
   </w:abstractNum>
-  <w:abstractNum w:abstractNumId="4" w15:restartNumberingAfterBreak="0">
+  <w:abstractNum w:abstractNumId="5" w15:restartNumberingAfterBreak="0">
     <w:nsid w:val="24BC033B"/>
     <w:multiLevelType w:val="hybridMultilevel"/>
     <w:tmpl w:val="23F2530E"/>
@@ -7075,7 +9480,7 @@
       </w:rPr>
     </w:lvl>
   </w:abstractNum>
-  <w:abstractNum w:abstractNumId="5" w15:restartNumberingAfterBreak="0">
+  <w:abstractNum w:abstractNumId="6" w15:restartNumberingAfterBreak="0">
     <w:nsid w:val="2B1A3ADF"/>
     <w:multiLevelType w:val="hybridMultilevel"/>
     <w:tmpl w:val="6E227998"/>
@@ -7188,7 +9593,7 @@
       </w:rPr>
     </w:lvl>
   </w:abstractNum>
-  <w:abstractNum w:abstractNumId="6" w15:restartNumberingAfterBreak="0">
+  <w:abstractNum w:abstractNumId="7" w15:restartNumberingAfterBreak="0">
     <w:nsid w:val="39FA7584"/>
     <w:multiLevelType w:val="hybridMultilevel"/>
     <w:tmpl w:val="56A67E22"/>
@@ -7301,7 +9706,7 @@
       </w:rPr>
     </w:lvl>
   </w:abstractNum>
-  <w:abstractNum w:abstractNumId="7" w15:restartNumberingAfterBreak="0">
+  <w:abstractNum w:abstractNumId="8" w15:restartNumberingAfterBreak="0">
     <w:nsid w:val="3C6E77D3"/>
     <w:multiLevelType w:val="hybridMultilevel"/>
     <w:tmpl w:val="EA9CE224"/>
@@ -7414,7 +9819,7 @@
       </w:rPr>
     </w:lvl>
   </w:abstractNum>
-  <w:abstractNum w:abstractNumId="8" w15:restartNumberingAfterBreak="0">
+  <w:abstractNum w:abstractNumId="9" w15:restartNumberingAfterBreak="0">
     <w:nsid w:val="437B7F81"/>
     <w:multiLevelType w:val="hybridMultilevel"/>
     <w:tmpl w:val="101A3AC8"/>
@@ -7503,7 +9908,120 @@
       </w:pPr>
     </w:lvl>
   </w:abstractNum>
-  <w:abstractNum w:abstractNumId="9" w15:restartNumberingAfterBreak="0">
+  <w:abstractNum w:abstractNumId="10" w15:restartNumberingAfterBreak="0">
+    <w:nsid w:val="527D5E31"/>
+    <w:multiLevelType w:val="hybridMultilevel"/>
+    <w:tmpl w:val="905CA256"/>
+    <w:lvl w:ilvl="0" w:tplc="04160001">
+      <w:start w:val="1"/>
+      <w:numFmt w:val="bullet"/>
+      <w:lvlText w:val=""/>
+      <w:lvlJc w:val="left"/>
+      <w:pPr>
+        <w:ind w:left="1287" w:hanging="360"/>
+      </w:pPr>
+      <w:rPr>
+        <w:rFonts w:ascii="Symbol" w:hAnsi="Symbol" w:hint="default"/>
+      </w:rPr>
+    </w:lvl>
+    <w:lvl w:ilvl="1" w:tplc="04160003" w:tentative="1">
+      <w:start w:val="1"/>
+      <w:numFmt w:val="bullet"/>
+      <w:lvlText w:val="o"/>
+      <w:lvlJc w:val="left"/>
+      <w:pPr>
+        <w:ind w:left="2007" w:hanging="360"/>
+      </w:pPr>
+      <w:rPr>
+        <w:rFonts w:ascii="Courier New" w:hAnsi="Courier New" w:cs="Courier New" w:hint="default"/>
+      </w:rPr>
+    </w:lvl>
+    <w:lvl w:ilvl="2" w:tplc="04160005" w:tentative="1">
+      <w:start w:val="1"/>
+      <w:numFmt w:val="bullet"/>
+      <w:lvlText w:val=""/>
+      <w:lvlJc w:val="left"/>
+      <w:pPr>
+        <w:ind w:left="2727" w:hanging="360"/>
+      </w:pPr>
+      <w:rPr>
+        <w:rFonts w:ascii="Wingdings" w:hAnsi="Wingdings" w:hint="default"/>
+      </w:rPr>
+    </w:lvl>
+    <w:lvl w:ilvl="3" w:tplc="04160001" w:tentative="1">
+      <w:start w:val="1"/>
+      <w:numFmt w:val="bullet"/>
+      <w:lvlText w:val=""/>
+      <w:lvlJc w:val="left"/>
+      <w:pPr>
+        <w:ind w:left="3447" w:hanging="360"/>
+      </w:pPr>
+      <w:rPr>
+        <w:rFonts w:ascii="Symbol" w:hAnsi="Symbol" w:hint="default"/>
+      </w:rPr>
+    </w:lvl>
+    <w:lvl w:ilvl="4" w:tplc="04160003" w:tentative="1">
+      <w:start w:val="1"/>
+      <w:numFmt w:val="bullet"/>
+      <w:lvlText w:val="o"/>
+      <w:lvlJc w:val="left"/>
+      <w:pPr>
+        <w:ind w:left="4167" w:hanging="360"/>
+      </w:pPr>
+      <w:rPr>
+        <w:rFonts w:ascii="Courier New" w:hAnsi="Courier New" w:cs="Courier New" w:hint="default"/>
+      </w:rPr>
+    </w:lvl>
+    <w:lvl w:ilvl="5" w:tplc="04160005" w:tentative="1">
+      <w:start w:val="1"/>
+      <w:numFmt w:val="bullet"/>
+      <w:lvlText w:val=""/>
+      <w:lvlJc w:val="left"/>
+      <w:pPr>
+        <w:ind w:left="4887" w:hanging="360"/>
+      </w:pPr>
+      <w:rPr>
+        <w:rFonts w:ascii="Wingdings" w:hAnsi="Wingdings" w:hint="default"/>
+      </w:rPr>
+    </w:lvl>
+    <w:lvl w:ilvl="6" w:tplc="04160001" w:tentative="1">
+      <w:start w:val="1"/>
+      <w:numFmt w:val="bullet"/>
+      <w:lvlText w:val=""/>
+      <w:lvlJc w:val="left"/>
+      <w:pPr>
+        <w:ind w:left="5607" w:hanging="360"/>
+      </w:pPr>
+      <w:rPr>
+        <w:rFonts w:ascii="Symbol" w:hAnsi="Symbol" w:hint="default"/>
+      </w:rPr>
+    </w:lvl>
+    <w:lvl w:ilvl="7" w:tplc="04160003" w:tentative="1">
+      <w:start w:val="1"/>
+      <w:numFmt w:val="bullet"/>
+      <w:lvlText w:val="o"/>
+      <w:lvlJc w:val="left"/>
+      <w:pPr>
+        <w:ind w:left="6327" w:hanging="360"/>
+      </w:pPr>
+      <w:rPr>
+        <w:rFonts w:ascii="Courier New" w:hAnsi="Courier New" w:cs="Courier New" w:hint="default"/>
+      </w:rPr>
+    </w:lvl>
+    <w:lvl w:ilvl="8" w:tplc="04160005" w:tentative="1">
+      <w:start w:val="1"/>
+      <w:numFmt w:val="bullet"/>
+      <w:lvlText w:val=""/>
+      <w:lvlJc w:val="left"/>
+      <w:pPr>
+        <w:ind w:left="7047" w:hanging="360"/>
+      </w:pPr>
+      <w:rPr>
+        <w:rFonts w:ascii="Wingdings" w:hAnsi="Wingdings" w:hint="default"/>
+      </w:rPr>
+    </w:lvl>
+  </w:abstractNum>
+  <w:abstractNum w:abstractNumId="11" w15:restartNumberingAfterBreak="0">
     <w:nsid w:val="59997E01"/>
     <w:multiLevelType w:val="hybridMultilevel"/>
     <w:tmpl w:val="01C0757E"/>
@@ -7616,7 +10134,7 @@
       </w:rPr>
     </w:lvl>
   </w:abstractNum>
-  <w:abstractNum w:abstractNumId="10" w15:restartNumberingAfterBreak="0">
+  <w:abstractNum w:abstractNumId="12" w15:restartNumberingAfterBreak="0">
     <w:nsid w:val="5F366B4A"/>
     <w:multiLevelType w:val="hybridMultilevel"/>
     <w:tmpl w:val="7068D0E8"/>
@@ -7729,7 +10247,7 @@
       </w:rPr>
     </w:lvl>
   </w:abstractNum>
-  <w:abstractNum w:abstractNumId="11" w15:restartNumberingAfterBreak="0">
+  <w:abstractNum w:abstractNumId="13" w15:restartNumberingAfterBreak="0">
     <w:nsid w:val="631C698A"/>
     <w:multiLevelType w:val="hybridMultilevel"/>
     <w:tmpl w:val="4B008D54"/>
@@ -7842,7 +10360,233 @@
       </w:rPr>
     </w:lvl>
   </w:abstractNum>
-  <w:abstractNum w:abstractNumId="12" w15:restartNumberingAfterBreak="0">
+  <w:abstractNum w:abstractNumId="14" w15:restartNumberingAfterBreak="0">
+    <w:nsid w:val="69DE3E62"/>
+    <w:multiLevelType w:val="hybridMultilevel"/>
+    <w:tmpl w:val="E19E14F8"/>
+    <w:lvl w:ilvl="0" w:tplc="04160001">
+      <w:start w:val="1"/>
+      <w:numFmt w:val="bullet"/>
+      <w:lvlText w:val=""/>
+      <w:lvlJc w:val="left"/>
+      <w:pPr>
+        <w:ind w:left="1287" w:hanging="360"/>
+      </w:pPr>
+      <w:rPr>
+        <w:rFonts w:ascii="Symbol" w:hAnsi="Symbol" w:hint="default"/>
+      </w:rPr>
+    </w:lvl>
+    <w:lvl w:ilvl="1" w:tplc="04160003" w:tentative="1">
+      <w:start w:val="1"/>
+      <w:numFmt w:val="bullet"/>
+      <w:lvlText w:val="o"/>
+      <w:lvlJc w:val="left"/>
+      <w:pPr>
+        <w:ind w:left="2007" w:hanging="360"/>
+      </w:pPr>
+      <w:rPr>
+        <w:rFonts w:ascii="Courier New" w:hAnsi="Courier New" w:cs="Courier New" w:hint="default"/>
+      </w:rPr>
+    </w:lvl>
+    <w:lvl w:ilvl="2" w:tplc="04160005" w:tentative="1">
+      <w:start w:val="1"/>
+      <w:numFmt w:val="bullet"/>
+      <w:lvlText w:val=""/>
+      <w:lvlJc w:val="left"/>
+      <w:pPr>
+        <w:ind w:left="2727" w:hanging="360"/>
+      </w:pPr>
+      <w:rPr>
+        <w:rFonts w:ascii="Wingdings" w:hAnsi="Wingdings" w:hint="default"/>
+      </w:rPr>
+    </w:lvl>
+    <w:lvl w:ilvl="3" w:tplc="04160001" w:tentative="1">
+      <w:start w:val="1"/>
+      <w:numFmt w:val="bullet"/>
+      <w:lvlText w:val=""/>
+      <w:lvlJc w:val="left"/>
+      <w:pPr>
+        <w:ind w:left="3447" w:hanging="360"/>
+      </w:pPr>
+      <w:rPr>
+        <w:rFonts w:ascii="Symbol" w:hAnsi="Symbol" w:hint="default"/>
+      </w:rPr>
+    </w:lvl>
+    <w:lvl w:ilvl="4" w:tplc="04160003" w:tentative="1">
+      <w:start w:val="1"/>
+      <w:numFmt w:val="bullet"/>
+      <w:lvlText w:val="o"/>
+      <w:lvlJc w:val="left"/>
+      <w:pPr>
+        <w:ind w:left="4167" w:hanging="360"/>
+      </w:pPr>
+      <w:rPr>
+        <w:rFonts w:ascii="Courier New" w:hAnsi="Courier New" w:cs="Courier New" w:hint="default"/>
+      </w:rPr>
+    </w:lvl>
+    <w:lvl w:ilvl="5" w:tplc="04160005" w:tentative="1">
+      <w:start w:val="1"/>
+      <w:numFmt w:val="bullet"/>
+      <w:lvlText w:val=""/>
+      <w:lvlJc w:val="left"/>
+      <w:pPr>
+        <w:ind w:left="4887" w:hanging="360"/>
+      </w:pPr>
+      <w:rPr>
+        <w:rFonts w:ascii="Wingdings" w:hAnsi="Wingdings" w:hint="default"/>
+      </w:rPr>
+    </w:lvl>
+    <w:lvl w:ilvl="6" w:tplc="04160001" w:tentative="1">
+      <w:start w:val="1"/>
+      <w:numFmt w:val="bullet"/>
+      <w:lvlText w:val=""/>
+      <w:lvlJc w:val="left"/>
+      <w:pPr>
+        <w:ind w:left="5607" w:hanging="360"/>
+      </w:pPr>
+      <w:rPr>
+        <w:rFonts w:ascii="Symbol" w:hAnsi="Symbol" w:hint="default"/>
+      </w:rPr>
+    </w:lvl>
+    <w:lvl w:ilvl="7" w:tplc="04160003" w:tentative="1">
+      <w:start w:val="1"/>
+      <w:numFmt w:val="bullet"/>
+      <w:lvlText w:val="o"/>
+      <w:lvlJc w:val="left"/>
+      <w:pPr>
+        <w:ind w:left="6327" w:hanging="360"/>
+      </w:pPr>
+      <w:rPr>
+        <w:rFonts w:ascii="Courier New" w:hAnsi="Courier New" w:cs="Courier New" w:hint="default"/>
+      </w:rPr>
+    </w:lvl>
+    <w:lvl w:ilvl="8" w:tplc="04160005" w:tentative="1">
+      <w:start w:val="1"/>
+      <w:numFmt w:val="bullet"/>
+      <w:lvlText w:val=""/>
+      <w:lvlJc w:val="left"/>
+      <w:pPr>
+        <w:ind w:left="7047" w:hanging="360"/>
+      </w:pPr>
+      <w:rPr>
+        <w:rFonts w:ascii="Wingdings" w:hAnsi="Wingdings" w:hint="default"/>
+      </w:rPr>
+    </w:lvl>
+  </w:abstractNum>
+  <w:abstractNum w:abstractNumId="15" w15:restartNumberingAfterBreak="0">
+    <w:nsid w:val="6B207B96"/>
+    <w:multiLevelType w:val="hybridMultilevel"/>
+    <w:tmpl w:val="E11CAF1E"/>
+    <w:lvl w:ilvl="0" w:tplc="04160001">
+      <w:start w:val="1"/>
+      <w:numFmt w:val="bullet"/>
+      <w:lvlText w:val=""/>
+      <w:lvlJc w:val="left"/>
+      <w:pPr>
+        <w:ind w:left="1287" w:hanging="360"/>
+      </w:pPr>
+      <w:rPr>
+        <w:rFonts w:ascii="Symbol" w:hAnsi="Symbol" w:hint="default"/>
+      </w:rPr>
+    </w:lvl>
+    <w:lvl w:ilvl="1" w:tplc="04160003" w:tentative="1">
+      <w:start w:val="1"/>
+      <w:numFmt w:val="bullet"/>
+      <w:lvlText w:val="o"/>
+      <w:lvlJc w:val="left"/>
+      <w:pPr>
+        <w:ind w:left="2007" w:hanging="360"/>
+      </w:pPr>
+      <w:rPr>
+        <w:rFonts w:ascii="Courier New" w:hAnsi="Courier New" w:cs="Courier New" w:hint="default"/>
+      </w:rPr>
+    </w:lvl>
+    <w:lvl w:ilvl="2" w:tplc="04160005" w:tentative="1">
+      <w:start w:val="1"/>
+      <w:numFmt w:val="bullet"/>
+      <w:lvlText w:val=""/>
+      <w:lvlJc w:val="left"/>
+      <w:pPr>
+        <w:ind w:left="2727" w:hanging="360"/>
+      </w:pPr>
+      <w:rPr>
+        <w:rFonts w:ascii="Wingdings" w:hAnsi="Wingdings" w:hint="default"/>
+      </w:rPr>
+    </w:lvl>
+    <w:lvl w:ilvl="3" w:tplc="04160001" w:tentative="1">
+      <w:start w:val="1"/>
+      <w:numFmt w:val="bullet"/>
+      <w:lvlText w:val=""/>
+      <w:lvlJc w:val="left"/>
+      <w:pPr>
+        <w:ind w:left="3447" w:hanging="360"/>
+      </w:pPr>
+      <w:rPr>
+        <w:rFonts w:ascii="Symbol" w:hAnsi="Symbol" w:hint="default"/>
+      </w:rPr>
+    </w:lvl>
+    <w:lvl w:ilvl="4" w:tplc="04160003" w:tentative="1">
+      <w:start w:val="1"/>
+      <w:numFmt w:val="bullet"/>
+      <w:lvlText w:val="o"/>
+      <w:lvlJc w:val="left"/>
+      <w:pPr>
+        <w:ind w:left="4167" w:hanging="360"/>
+      </w:pPr>
+      <w:rPr>
+        <w:rFonts w:ascii="Courier New" w:hAnsi="Courier New" w:cs="Courier New" w:hint="default"/>
+      </w:rPr>
+    </w:lvl>
+    <w:lvl w:ilvl="5" w:tplc="04160005" w:tentative="1">
+      <w:start w:val="1"/>
+      <w:numFmt w:val="bullet"/>
+      <w:lvlText w:val=""/>
+      <w:lvlJc w:val="left"/>
+      <w:pPr>
+        <w:ind w:left="4887" w:hanging="360"/>
+      </w:pPr>
+      <w:rPr>
+        <w:rFonts w:ascii="Wingdings" w:hAnsi="Wingdings" w:hint="default"/>
+      </w:rPr>
+    </w:lvl>
+    <w:lvl w:ilvl="6" w:tplc="04160001" w:tentative="1">
+      <w:start w:val="1"/>
+      <w:numFmt w:val="bullet"/>
+      <w:lvlText w:val=""/>
+      <w:lvlJc w:val="left"/>
+      <w:pPr>
+        <w:ind w:left="5607" w:hanging="360"/>
+      </w:pPr>
+      <w:rPr>
+        <w:rFonts w:ascii="Symbol" w:hAnsi="Symbol" w:hint="default"/>
+      </w:rPr>
+    </w:lvl>
+    <w:lvl w:ilvl="7" w:tplc="04160003" w:tentative="1">
+      <w:start w:val="1"/>
+      <w:numFmt w:val="bullet"/>
+      <w:lvlText w:val="o"/>
+      <w:lvlJc w:val="left"/>
+      <w:pPr>
+        <w:ind w:left="6327" w:hanging="360"/>
+      </w:pPr>
+      <w:rPr>
+        <w:rFonts w:ascii="Courier New" w:hAnsi="Courier New" w:cs="Courier New" w:hint="default"/>
+      </w:rPr>
+    </w:lvl>
+    <w:lvl w:ilvl="8" w:tplc="04160005" w:tentative="1">
+      <w:start w:val="1"/>
+      <w:numFmt w:val="bullet"/>
+      <w:lvlText w:val=""/>
+      <w:lvlJc w:val="left"/>
+      <w:pPr>
+        <w:ind w:left="7047" w:hanging="360"/>
+      </w:pPr>
+      <w:rPr>
+        <w:rFonts w:ascii="Wingdings" w:hAnsi="Wingdings" w:hint="default"/>
+      </w:rPr>
+    </w:lvl>
+  </w:abstractNum>
+  <w:abstractNum w:abstractNumId="16" w15:restartNumberingAfterBreak="0">
     <w:nsid w:val="6BBC56A7"/>
     <w:multiLevelType w:val="hybridMultilevel"/>
     <w:tmpl w:val="3726F702"/>
@@ -7955,7 +10699,7 @@
       </w:rPr>
     </w:lvl>
   </w:abstractNum>
-  <w:abstractNum w:abstractNumId="13" w15:restartNumberingAfterBreak="0">
+  <w:abstractNum w:abstractNumId="17" w15:restartNumberingAfterBreak="0">
     <w:nsid w:val="6D066059"/>
     <w:multiLevelType w:val="hybridMultilevel"/>
     <w:tmpl w:val="18108C2A"/>
@@ -8068,7 +10812,7 @@
       </w:rPr>
     </w:lvl>
   </w:abstractNum>
-  <w:abstractNum w:abstractNumId="14" w15:restartNumberingAfterBreak="0">
+  <w:abstractNum w:abstractNumId="18" w15:restartNumberingAfterBreak="0">
     <w:nsid w:val="75581361"/>
     <w:multiLevelType w:val="hybridMultilevel"/>
     <w:tmpl w:val="57B640A8"/>
@@ -8181,7 +10925,7 @@
       </w:rPr>
     </w:lvl>
   </w:abstractNum>
-  <w:abstractNum w:abstractNumId="15" w15:restartNumberingAfterBreak="0">
+  <w:abstractNum w:abstractNumId="19" w15:restartNumberingAfterBreak="0">
     <w:nsid w:val="768939EB"/>
     <w:multiLevelType w:val="hybridMultilevel"/>
     <w:tmpl w:val="5F606CC6"/>
@@ -8294,7 +11038,120 @@
       </w:rPr>
     </w:lvl>
   </w:abstractNum>
-  <w:abstractNum w:abstractNumId="16" w15:restartNumberingAfterBreak="0">
+  <w:abstractNum w:abstractNumId="20" w15:restartNumberingAfterBreak="0">
+    <w:nsid w:val="7BB5135B"/>
+    <w:multiLevelType w:val="hybridMultilevel"/>
+    <w:tmpl w:val="897255DC"/>
+    <w:lvl w:ilvl="0" w:tplc="04160001">
+      <w:start w:val="1"/>
+      <w:numFmt w:val="bullet"/>
+      <w:lvlText w:val=""/>
+      <w:lvlJc w:val="left"/>
+      <w:pPr>
+        <w:ind w:left="1287" w:hanging="360"/>
+      </w:pPr>
+      <w:rPr>
+        <w:rFonts w:ascii="Symbol" w:hAnsi="Symbol" w:hint="default"/>
+      </w:rPr>
+    </w:lvl>
+    <w:lvl w:ilvl="1" w:tplc="04160003" w:tentative="1">
+      <w:start w:val="1"/>
+      <w:numFmt w:val="bullet"/>
+      <w:lvlText w:val="o"/>
+      <w:lvlJc w:val="left"/>
+      <w:pPr>
+        <w:ind w:left="2007" w:hanging="360"/>
+      </w:pPr>
+      <w:rPr>
+        <w:rFonts w:ascii="Courier New" w:hAnsi="Courier New" w:cs="Courier New" w:hint="default"/>
+      </w:rPr>
+    </w:lvl>
+    <w:lvl w:ilvl="2" w:tplc="04160005" w:tentative="1">
+      <w:start w:val="1"/>
+      <w:numFmt w:val="bullet"/>
+      <w:lvlText w:val=""/>
+      <w:lvlJc w:val="left"/>
+      <w:pPr>
+        <w:ind w:left="2727" w:hanging="360"/>
+      </w:pPr>
+      <w:rPr>
+        <w:rFonts w:ascii="Wingdings" w:hAnsi="Wingdings" w:hint="default"/>
+      </w:rPr>
+    </w:lvl>
+    <w:lvl w:ilvl="3" w:tplc="04160001" w:tentative="1">
+      <w:start w:val="1"/>
+      <w:numFmt w:val="bullet"/>
+      <w:lvlText w:val=""/>
+      <w:lvlJc w:val="left"/>
+      <w:pPr>
+        <w:ind w:left="3447" w:hanging="360"/>
+      </w:pPr>
+      <w:rPr>
+        <w:rFonts w:ascii="Symbol" w:hAnsi="Symbol" w:hint="default"/>
+      </w:rPr>
+    </w:lvl>
+    <w:lvl w:ilvl="4" w:tplc="04160003" w:tentative="1">
+      <w:start w:val="1"/>
+      <w:numFmt w:val="bullet"/>
+      <w:lvlText w:val="o"/>
+      <w:lvlJc w:val="left"/>
+      <w:pPr>
+        <w:ind w:left="4167" w:hanging="360"/>
+      </w:pPr>
+      <w:rPr>
+        <w:rFonts w:ascii="Courier New" w:hAnsi="Courier New" w:cs="Courier New" w:hint="default"/>
+      </w:rPr>
+    </w:lvl>
+    <w:lvl w:ilvl="5" w:tplc="04160005" w:tentative="1">
+      <w:start w:val="1"/>
+      <w:numFmt w:val="bullet"/>
+      <w:lvlText w:val=""/>
+      <w:lvlJc w:val="left"/>
+      <w:pPr>
+        <w:ind w:left="4887" w:hanging="360"/>
+      </w:pPr>
+      <w:rPr>
+        <w:rFonts w:ascii="Wingdings" w:hAnsi="Wingdings" w:hint="default"/>
+      </w:rPr>
+    </w:lvl>
+    <w:lvl w:ilvl="6" w:tplc="04160001" w:tentative="1">
+      <w:start w:val="1"/>
+      <w:numFmt w:val="bullet"/>
+      <w:lvlText w:val=""/>
+      <w:lvlJc w:val="left"/>
+      <w:pPr>
+        <w:ind w:left="5607" w:hanging="360"/>
+      </w:pPr>
+      <w:rPr>
+        <w:rFonts w:ascii="Symbol" w:hAnsi="Symbol" w:hint="default"/>
+      </w:rPr>
+    </w:lvl>
+    <w:lvl w:ilvl="7" w:tplc="04160003" w:tentative="1">
+      <w:start w:val="1"/>
+      <w:numFmt w:val="bullet"/>
+      <w:lvlText w:val="o"/>
+      <w:lvlJc w:val="left"/>
+      <w:pPr>
+        <w:ind w:left="6327" w:hanging="360"/>
+      </w:pPr>
+      <w:rPr>
+        <w:rFonts w:ascii="Courier New" w:hAnsi="Courier New" w:cs="Courier New" w:hint="default"/>
+      </w:rPr>
+    </w:lvl>
+    <w:lvl w:ilvl="8" w:tplc="04160005" w:tentative="1">
+      <w:start w:val="1"/>
+      <w:numFmt w:val="bullet"/>
+      <w:lvlText w:val=""/>
+      <w:lvlJc w:val="left"/>
+      <w:pPr>
+        <w:ind w:left="7047" w:hanging="360"/>
+      </w:pPr>
+      <w:rPr>
+        <w:rFonts w:ascii="Wingdings" w:hAnsi="Wingdings" w:hint="default"/>
+      </w:rPr>
+    </w:lvl>
+  </w:abstractNum>
+  <w:abstractNum w:abstractNumId="21" w15:restartNumberingAfterBreak="0">
     <w:nsid w:val="7BFC4186"/>
     <w:multiLevelType w:val="hybridMultilevel"/>
     <w:tmpl w:val="AED80256"/>
@@ -8384,16 +11241,16 @@
     </w:lvl>
   </w:abstractNum>
   <w:num w:numId="1" w16cid:durableId="2056855323">
-    <w:abstractNumId w:val="8"/>
+    <w:abstractNumId w:val="9"/>
   </w:num>
   <w:num w:numId="2" w16cid:durableId="1478912790">
     <w:abstractNumId w:val="0"/>
   </w:num>
   <w:num w:numId="3" w16cid:durableId="1644390736">
-    <w:abstractNumId w:val="12"/>
+    <w:abstractNumId w:val="16"/>
   </w:num>
   <w:num w:numId="4" w16cid:durableId="2059013488">
-    <w:abstractNumId w:val="3"/>
+    <w:abstractNumId w:val="4"/>
   </w:num>
   <w:num w:numId="5" w16cid:durableId="394738177">
     <w:abstractNumId w:val="1"/>
@@ -8402,37 +11259,52 @@
     <w:abstractNumId w:val="2"/>
   </w:num>
   <w:num w:numId="7" w16cid:durableId="1663509497">
+    <w:abstractNumId w:val="7"/>
+  </w:num>
+  <w:num w:numId="8" w16cid:durableId="985936918">
+    <w:abstractNumId w:val="18"/>
+  </w:num>
+  <w:num w:numId="9" w16cid:durableId="811412355">
+    <w:abstractNumId w:val="17"/>
+  </w:num>
+  <w:num w:numId="10" w16cid:durableId="1169949881">
+    <w:abstractNumId w:val="13"/>
+  </w:num>
+  <w:num w:numId="11" w16cid:durableId="711731710">
     <w:abstractNumId w:val="6"/>
   </w:num>
-  <w:num w:numId="8" w16cid:durableId="985936918">
+  <w:num w:numId="12" w16cid:durableId="572812304">
+    <w:abstractNumId w:val="12"/>
+  </w:num>
+  <w:num w:numId="13" w16cid:durableId="1568220115">
+    <w:abstractNumId w:val="21"/>
+  </w:num>
+  <w:num w:numId="14" w16cid:durableId="1551721220">
+    <w:abstractNumId w:val="11"/>
+  </w:num>
+  <w:num w:numId="15" w16cid:durableId="895047727">
+    <w:abstractNumId w:val="8"/>
+  </w:num>
+  <w:num w:numId="16" w16cid:durableId="1733236266">
+    <w:abstractNumId w:val="19"/>
+  </w:num>
+  <w:num w:numId="17" w16cid:durableId="132914098">
+    <w:abstractNumId w:val="5"/>
+  </w:num>
+  <w:num w:numId="18" w16cid:durableId="1836065739">
     <w:abstractNumId w:val="14"/>
   </w:num>
-  <w:num w:numId="9" w16cid:durableId="811412355">
-    <w:abstractNumId w:val="13"/>
+  <w:num w:numId="19" w16cid:durableId="263271409">
+    <w:abstractNumId w:val="15"/>
   </w:num>
-  <w:num w:numId="10" w16cid:durableId="1169949881">
-    <w:abstractNumId w:val="11"/>
+  <w:num w:numId="20" w16cid:durableId="491606397">
+    <w:abstractNumId w:val="20"/>
   </w:num>
-  <w:num w:numId="11" w16cid:durableId="711731710">
-    <w:abstractNumId w:val="5"/>
-  </w:num>
-  <w:num w:numId="12" w16cid:durableId="572812304">
+  <w:num w:numId="21" w16cid:durableId="510950023">
     <w:abstractNumId w:val="10"/>
   </w:num>
-  <w:num w:numId="13" w16cid:durableId="1568220115">
-    <w:abstractNumId w:val="16"/>
-  </w:num>
-  <w:num w:numId="14" w16cid:durableId="1551721220">
-    <w:abstractNumId w:val="9"/>
-  </w:num>
-  <w:num w:numId="15" w16cid:durableId="895047727">
-    <w:abstractNumId w:val="7"/>
-  </w:num>
-  <w:num w:numId="16" w16cid:durableId="1733236266">
-    <w:abstractNumId w:val="15"/>
-  </w:num>
-  <w:num w:numId="17" w16cid:durableId="132914098">
-    <w:abstractNumId w:val="4"/>
+  <w:num w:numId="22" w16cid:durableId="2102217145">
+    <w:abstractNumId w:val="3"/>
   </w:num>
 </w:numbering>
 </file>
@@ -8837,7 +11709,7 @@
   <w:style w:type="paragraph" w:default="1" w:styleId="Normal">
     <w:name w:val="Normal"/>
     <w:qFormat/>
-    <w:rsid w:val="005B6592"/>
+    <w:rsid w:val="00524AF8"/>
   </w:style>
   <w:style w:type="paragraph" w:styleId="Ttulo1">
     <w:name w:val="heading 1"/>
@@ -9041,7 +11913,6 @@
   <w:style w:type="character" w:default="1" w:styleId="Fontepargpadro">
     <w:name w:val="Default Paragraph Font"/>
     <w:uiPriority w:val="1"/>
-    <w:semiHidden/>
     <w:unhideWhenUsed/>
   </w:style>
   <w:style w:type="table" w:default="1" w:styleId="Tabelanormal">
